--- a/derieux-resume.docx
+++ b/derieux-resume.docx
@@ -580,7 +580,6 @@
                     </w:rPr>
                     <w:t xml:space="preserve">Quantum AI </w:t>
                   </w:r>
-                  <w:proofErr w:type="gramStart"/>
                   <w:r>
                     <w:rPr>
                       <w:color w:val="1F497D" w:themeColor="text2"/>
@@ -602,7 +601,6 @@
                     </w:rPr>
                     <w:t>Scientist</w:t>
                   </w:r>
-                  <w:proofErr w:type="gramEnd"/>
                   <w:r>
                     <w:rPr>
                       <w:color w:val="1F497D" w:themeColor="text2"/>
@@ -636,15 +634,7 @@
                       <w:color w:val="1F497D" w:themeColor="text2"/>
                       <w:sz w:val="24"/>
                     </w:rPr>
-                    <w:t xml:space="preserve"> </w:t>
-                  </w:r>
-                  <w:proofErr w:type="gramStart"/>
-                  <w:r>
-                    <w:rPr>
-                      <w:color w:val="1F497D" w:themeColor="text2"/>
-                      <w:sz w:val="24"/>
-                    </w:rPr>
-                    <w:t>Developer</w:t>
+                    <w:t xml:space="preserve"> Developer</w:t>
                   </w:r>
                   <w:r>
                     <w:rPr>
@@ -660,7 +650,6 @@
                     </w:rPr>
                     <w:t>}</w:t>
                   </w:r>
-                  <w:proofErr w:type="gramEnd"/>
                 </w:p>
               </w:tc>
               <w:tc>
@@ -1294,16 +1283,11 @@
                     <w:t xml:space="preserve">[ 8/2022 – </w:t>
                   </w:r>
                   <w:r>
-                    <w:t>Expected 12/</w:t>
-                  </w:r>
-                  <w:proofErr w:type="gramStart"/>
-                  <w:r>
-                    <w:t>2026</w:t>
+                    <w:t>Expected 12/2026</w:t>
                   </w:r>
                   <w:r>
                     <w:t xml:space="preserve"> ]</w:t>
                   </w:r>
-                  <w:proofErr w:type="gramEnd"/>
                 </w:p>
               </w:tc>
             </w:tr>
@@ -1467,13 +1451,8 @@
                     <w:keepNext w:val="0"/>
                   </w:pPr>
                   <w:r>
-                    <w:t>[ 1/2021 – 8/</w:t>
-                  </w:r>
-                  <w:proofErr w:type="gramStart"/>
-                  <w:r>
-                    <w:t>2022 ]</w:t>
-                  </w:r>
-                  <w:proofErr w:type="gramEnd"/>
+                    <w:t>[ 1/2021 – 8/2022 ]</w:t>
+                  </w:r>
                 </w:p>
               </w:tc>
             </w:tr>
@@ -1675,13 +1654,8 @@
                     <w:keepNext w:val="0"/>
                   </w:pPr>
                   <w:r>
-                    <w:t>[ 8/2012 – 5/</w:t>
-                  </w:r>
-                  <w:proofErr w:type="gramStart"/>
-                  <w:r>
-                    <w:t>2016 ]</w:t>
-                  </w:r>
-                  <w:proofErr w:type="gramEnd"/>
+                    <w:t>[ 8/2012 – 5/2016 ]</w:t>
+                  </w:r>
                 </w:p>
               </w:tc>
             </w:tr>
@@ -1845,13 +1819,8 @@
                     <w:keepNext w:val="0"/>
                   </w:pPr>
                   <w:r>
-                    <w:t>[ 8/2012 – 12/</w:t>
-                  </w:r>
-                  <w:proofErr w:type="gramStart"/>
-                  <w:r>
-                    <w:t>2016 ]</w:t>
-                  </w:r>
-                  <w:proofErr w:type="gramEnd"/>
+                    <w:t>[ 8/2012 – 12/2016 ]</w:t>
+                  </w:r>
                 </w:p>
               </w:tc>
             </w:tr>
@@ -2036,13 +2005,8 @@
                     <w:keepNext w:val="0"/>
                   </w:pPr>
                   <w:r>
-                    <w:t xml:space="preserve">[ 8/2021 – </w:t>
-                  </w:r>
-                  <w:proofErr w:type="gramStart"/>
-                  <w:r>
-                    <w:t>Present ]</w:t>
-                  </w:r>
-                  <w:proofErr w:type="gramEnd"/>
+                    <w:t>[ 8/2021 – Present ]</w:t>
+                  </w:r>
                 </w:p>
               </w:tc>
             </w:tr>
@@ -2254,16 +2218,11 @@
                     <w:t xml:space="preserve"> </w:t>
                   </w:r>
                   <w:r>
-                    <w:t>05/</w:t>
-                  </w:r>
-                  <w:proofErr w:type="gramStart"/>
-                  <w:r>
-                    <w:t>2023</w:t>
+                    <w:t>05/2023</w:t>
                   </w:r>
                   <w:r>
                     <w:t xml:space="preserve"> ]</w:t>
                   </w:r>
-                  <w:proofErr w:type="gramEnd"/>
                 </w:p>
               </w:tc>
             </w:tr>
@@ -2407,16 +2366,11 @@
                     <w:t xml:space="preserve">[ 2/2017 – </w:t>
                   </w:r>
                   <w:r>
-                    <w:t>9/</w:t>
-                  </w:r>
-                  <w:proofErr w:type="gramStart"/>
-                  <w:r>
-                    <w:t>2024</w:t>
+                    <w:t>9/2024</w:t>
                   </w:r>
                   <w:r>
                     <w:t xml:space="preserve"> ]</w:t>
                   </w:r>
-                  <w:proofErr w:type="gramEnd"/>
                 </w:p>
               </w:tc>
             </w:tr>
@@ -2539,15 +2493,7 @@
                     <w:keepNext w:val="0"/>
                   </w:pPr>
                   <w:r>
-                    <w:t>[ 7/2012 – 2/</w:t>
-                  </w:r>
-                  <w:proofErr w:type="gramStart"/>
-                  <w:r>
-                    <w:t>2017 ]</w:t>
-                  </w:r>
-                  <w:proofErr w:type="gramEnd"/>
-                  <w:r>
-                    <w:t xml:space="preserve"> </w:t>
+                    <w:t xml:space="preserve">[ 7/2012 – 2/2017 ] </w:t>
                   </w:r>
                 </w:p>
               </w:tc>
@@ -3498,11 +3444,7 @@
               </w:rPr>
             </w:pPr>
             <w:r>
-              <w:t xml:space="preserve">Peer </w:t>
-            </w:r>
-            <w:proofErr w:type="gramStart"/>
-            <w:r>
-              <w:t xml:space="preserve">Mentorship  </w:t>
+              <w:t xml:space="preserve">Peer Mentorship  </w:t>
             </w:r>
             <w:r>
               <w:rPr>
@@ -3510,25 +3452,23 @@
                 <w:sz w:val="16"/>
                 <w:szCs w:val="16"/>
               </w:rPr>
-              <w:t>[</w:t>
-            </w:r>
-            <w:proofErr w:type="gramEnd"/>
+              <w:t xml:space="preserve">[ </w:t>
+            </w:r>
             <w:r>
               <w:rPr>
                 <w:color w:val="4F81BD" w:themeColor="accent1"/>
                 <w:sz w:val="16"/>
                 <w:szCs w:val="16"/>
               </w:rPr>
-              <w:t xml:space="preserve"> </w:t>
-            </w:r>
-            <w:proofErr w:type="gramStart"/>
+              <w:t>2021</w:t>
+            </w:r>
             <w:r>
               <w:rPr>
                 <w:color w:val="4F81BD" w:themeColor="accent1"/>
                 <w:sz w:val="16"/>
                 <w:szCs w:val="16"/>
               </w:rPr>
-              <w:t>2021</w:t>
+              <w:t xml:space="preserve">  – </w:t>
             </w:r>
             <w:r>
               <w:rPr>
@@ -3536,25 +3476,50 @@
                 <w:sz w:val="16"/>
                 <w:szCs w:val="16"/>
               </w:rPr>
-              <w:t xml:space="preserve">  –</w:t>
-            </w:r>
-            <w:proofErr w:type="gramEnd"/>
+              <w:t xml:space="preserve">Present </w:t>
+            </w:r>
             <w:r>
               <w:rPr>
                 <w:color w:val="4F81BD" w:themeColor="accent1"/>
                 <w:sz w:val="16"/>
                 <w:szCs w:val="16"/>
               </w:rPr>
-              <w:t xml:space="preserve"> </w:t>
-            </w:r>
-            <w:proofErr w:type="gramStart"/>
+              <w:t>]</w:t>
+            </w:r>
             <w:r>
               <w:rPr>
                 <w:color w:val="4F81BD" w:themeColor="accent1"/>
                 <w:sz w:val="16"/>
                 <w:szCs w:val="16"/>
               </w:rPr>
-              <w:t xml:space="preserve">Present </w:t>
+              <w:t xml:space="preserve">  </w:t>
+            </w:r>
+            <w:r>
+              <w:rPr>
+                <w:rFonts w:ascii="Helvetica Neue" w:hAnsi="Helvetica Neue"/>
+                <w:b w:val="0"/>
+                <w:bCs w:val="0"/>
+                <w:color w:val="7F7F7F" w:themeColor="text1" w:themeTint="80"/>
+                <w:sz w:val="16"/>
+                <w:szCs w:val="16"/>
+              </w:rPr>
+              <w:t>Research direction, academic planning, software development and deployment, dataset management, high-performance computing and Linux system tutorials, presentation and paper reviews, etc.</w:t>
+            </w:r>
+          </w:p>
+          <w:p>
+            <w:pPr>
+              <w:pStyle w:val="Heading2"/>
+              <w:keepNext w:val="0"/>
+            </w:pPr>
+            <w:r>
+              <w:t>University and Department Tours</w:t>
+            </w:r>
+            <w:r>
+              <w:rPr>
+                <w:b w:val="0"/>
+                <w:bCs w:val="0"/>
+              </w:rPr>
+              <w:t xml:space="preserve">  </w:t>
             </w:r>
             <w:r>
               <w:rPr>
@@ -3562,47 +3527,15 @@
                 <w:sz w:val="16"/>
                 <w:szCs w:val="16"/>
               </w:rPr>
-              <w:t>]</w:t>
-            </w:r>
-            <w:proofErr w:type="gramEnd"/>
+              <w:t xml:space="preserve">[ </w:t>
+            </w:r>
             <w:r>
               <w:rPr>
                 <w:color w:val="4F81BD" w:themeColor="accent1"/>
                 <w:sz w:val="16"/>
                 <w:szCs w:val="16"/>
               </w:rPr>
-              <w:t xml:space="preserve">  </w:t>
-            </w:r>
-            <w:r>
-              <w:rPr>
-                <w:rFonts w:ascii="Helvetica Neue" w:hAnsi="Helvetica Neue"/>
-                <w:b w:val="0"/>
-                <w:bCs w:val="0"/>
-                <w:color w:val="7F7F7F" w:themeColor="text1" w:themeTint="80"/>
-                <w:sz w:val="16"/>
-                <w:szCs w:val="16"/>
-              </w:rPr>
-              <w:t>Research direction, academic planning, software development and deployment, dataset management, high-performance computing and Linux system tutorials, presentation and paper reviews, etc.</w:t>
-            </w:r>
-          </w:p>
-          <w:p>
-            <w:pPr>
-              <w:pStyle w:val="Heading2"/>
-              <w:keepNext w:val="0"/>
-            </w:pPr>
-            <w:r>
-              <w:t xml:space="preserve">University and Department </w:t>
-            </w:r>
-            <w:proofErr w:type="gramStart"/>
-            <w:r>
-              <w:t>Tours</w:t>
-            </w:r>
-            <w:r>
-              <w:rPr>
-                <w:b w:val="0"/>
-                <w:bCs w:val="0"/>
-              </w:rPr>
-              <w:t xml:space="preserve">  </w:t>
+              <w:t>2021</w:t>
             </w:r>
             <w:r>
               <w:rPr>
@@ -3610,61 +3543,24 @@
                 <w:sz w:val="16"/>
                 <w:szCs w:val="16"/>
               </w:rPr>
-              <w:t>[</w:t>
-            </w:r>
-            <w:proofErr w:type="gramEnd"/>
+              <w:t xml:space="preserve">  – </w:t>
+            </w:r>
             <w:r>
               <w:rPr>
                 <w:color w:val="4F81BD" w:themeColor="accent1"/>
                 <w:sz w:val="16"/>
                 <w:szCs w:val="16"/>
               </w:rPr>
-              <w:t xml:space="preserve"> </w:t>
-            </w:r>
-            <w:proofErr w:type="gramStart"/>
+              <w:t xml:space="preserve">Present </w:t>
+            </w:r>
             <w:r>
               <w:rPr>
                 <w:color w:val="4F81BD" w:themeColor="accent1"/>
                 <w:sz w:val="16"/>
                 <w:szCs w:val="16"/>
               </w:rPr>
-              <w:t>2021</w:t>
-            </w:r>
-            <w:r>
-              <w:rPr>
-                <w:color w:val="4F81BD" w:themeColor="accent1"/>
-                <w:sz w:val="16"/>
-                <w:szCs w:val="16"/>
-              </w:rPr>
-              <w:t xml:space="preserve">  –</w:t>
-            </w:r>
-            <w:proofErr w:type="gramEnd"/>
-            <w:r>
-              <w:rPr>
-                <w:color w:val="4F81BD" w:themeColor="accent1"/>
-                <w:sz w:val="16"/>
-                <w:szCs w:val="16"/>
-              </w:rPr>
-              <w:t xml:space="preserve"> </w:t>
-            </w:r>
-            <w:proofErr w:type="gramStart"/>
-            <w:r>
-              <w:rPr>
-                <w:color w:val="4F81BD" w:themeColor="accent1"/>
-                <w:sz w:val="16"/>
-                <w:szCs w:val="16"/>
-              </w:rPr>
-              <w:t xml:space="preserve">Present </w:t>
-            </w:r>
-            <w:r>
-              <w:rPr>
-                <w:color w:val="4F81BD" w:themeColor="accent1"/>
-                <w:sz w:val="16"/>
-                <w:szCs w:val="16"/>
-              </w:rPr>
               <w:t>]</w:t>
             </w:r>
-            <w:proofErr w:type="gramEnd"/>
             <w:r>
               <w:rPr>
                 <w:color w:val="4F81BD" w:themeColor="accent1"/>
@@ -3797,15 +3693,7 @@
                 <w:b w:val="0"/>
                 <w:bCs w:val="0"/>
               </w:rPr>
-              <w:t xml:space="preserve">Rising Star </w:t>
-            </w:r>
-            <w:proofErr w:type="gramStart"/>
-            <w:r>
-              <w:rPr>
-                <w:b w:val="0"/>
-                <w:bCs w:val="0"/>
-              </w:rPr>
-              <w:t xml:space="preserve">Seminar  </w:t>
+              <w:t xml:space="preserve">Rising Star Seminar  </w:t>
             </w:r>
             <w:r>
               <w:rPr>
@@ -3813,35 +3701,24 @@
                 <w:sz w:val="16"/>
                 <w:szCs w:val="16"/>
               </w:rPr>
-              <w:t>[</w:t>
-            </w:r>
-            <w:proofErr w:type="gramEnd"/>
+              <w:t xml:space="preserve">[ </w:t>
+            </w:r>
             <w:r>
               <w:rPr>
                 <w:color w:val="4F81BD" w:themeColor="accent1"/>
                 <w:sz w:val="16"/>
                 <w:szCs w:val="16"/>
               </w:rPr>
-              <w:t xml:space="preserve"> </w:t>
-            </w:r>
-            <w:proofErr w:type="gramStart"/>
+              <w:t>2026</w:t>
+            </w:r>
             <w:r>
               <w:rPr>
                 <w:color w:val="4F81BD" w:themeColor="accent1"/>
                 <w:sz w:val="16"/>
                 <w:szCs w:val="16"/>
               </w:rPr>
-              <w:t>2026</w:t>
-            </w:r>
-            <w:r>
-              <w:rPr>
-                <w:color w:val="4F81BD" w:themeColor="accent1"/>
-                <w:sz w:val="16"/>
-                <w:szCs w:val="16"/>
-              </w:rPr>
               <w:t xml:space="preserve"> ]</w:t>
             </w:r>
-            <w:proofErr w:type="gramEnd"/>
             <w:r>
               <w:rPr>
                 <w:color w:val="4F81BD" w:themeColor="accent1"/>
@@ -3903,15 +3780,7 @@
                 <w:b w:val="0"/>
                 <w:bCs w:val="0"/>
               </w:rPr>
-              <w:t xml:space="preserve">ICEX Digital Innovator </w:t>
-            </w:r>
-            <w:proofErr w:type="gramStart"/>
-            <w:r>
-              <w:rPr>
-                <w:b w:val="0"/>
-                <w:bCs w:val="0"/>
-              </w:rPr>
-              <w:t xml:space="preserve">Accelerator  </w:t>
+              <w:t xml:space="preserve">ICEX Digital Innovator Accelerator  </w:t>
             </w:r>
             <w:r>
               <w:rPr>
@@ -3919,35 +3788,24 @@
                 <w:sz w:val="16"/>
                 <w:szCs w:val="16"/>
               </w:rPr>
-              <w:t>[</w:t>
-            </w:r>
-            <w:proofErr w:type="gramEnd"/>
+              <w:t xml:space="preserve">[ </w:t>
+            </w:r>
             <w:r>
               <w:rPr>
                 <w:color w:val="4F81BD" w:themeColor="accent1"/>
                 <w:sz w:val="16"/>
                 <w:szCs w:val="16"/>
               </w:rPr>
-              <w:t xml:space="preserve"> </w:t>
-            </w:r>
-            <w:proofErr w:type="gramStart"/>
+              <w:t>2026</w:t>
+            </w:r>
             <w:r>
               <w:rPr>
                 <w:color w:val="4F81BD" w:themeColor="accent1"/>
                 <w:sz w:val="16"/>
                 <w:szCs w:val="16"/>
               </w:rPr>
-              <w:t>2026</w:t>
-            </w:r>
-            <w:r>
-              <w:rPr>
-                <w:color w:val="4F81BD" w:themeColor="accent1"/>
-                <w:sz w:val="16"/>
-                <w:szCs w:val="16"/>
-              </w:rPr>
               <w:t xml:space="preserve"> ]</w:t>
             </w:r>
-            <w:proofErr w:type="gramEnd"/>
             <w:r>
               <w:rPr>
                 <w:color w:val="4F81BD" w:themeColor="accent1"/>
@@ -4003,7 +3861,6 @@
               </w:rPr>
               <w:t xml:space="preserve">Fellowship </w:t>
             </w:r>
-            <w:proofErr w:type="gramStart"/>
             <w:r>
               <w:rPr>
                 <w:b w:val="0"/>
@@ -4024,35 +3881,24 @@
                 <w:sz w:val="16"/>
                 <w:szCs w:val="16"/>
               </w:rPr>
-              <w:t>[</w:t>
-            </w:r>
-            <w:proofErr w:type="gramEnd"/>
+              <w:t xml:space="preserve">[ </w:t>
+            </w:r>
             <w:r>
               <w:rPr>
                 <w:color w:val="4F81BD" w:themeColor="accent1"/>
                 <w:sz w:val="16"/>
                 <w:szCs w:val="16"/>
               </w:rPr>
-              <w:t xml:space="preserve"> </w:t>
-            </w:r>
-            <w:proofErr w:type="gramStart"/>
+              <w:t>2026</w:t>
+            </w:r>
             <w:r>
               <w:rPr>
                 <w:color w:val="4F81BD" w:themeColor="accent1"/>
                 <w:sz w:val="16"/>
                 <w:szCs w:val="16"/>
               </w:rPr>
-              <w:t>2026</w:t>
-            </w:r>
-            <w:r>
-              <w:rPr>
-                <w:color w:val="4F81BD" w:themeColor="accent1"/>
-                <w:sz w:val="16"/>
-                <w:szCs w:val="16"/>
-              </w:rPr>
               <w:t xml:space="preserve"> ]</w:t>
             </w:r>
-            <w:proofErr w:type="gramEnd"/>
             <w:r>
               <w:rPr>
                 <w:color w:val="4F81BD" w:themeColor="accent1"/>
@@ -4092,15 +3938,7 @@
                 <w:b w:val="0"/>
                 <w:bCs w:val="0"/>
               </w:rPr>
-              <w:t xml:space="preserve">International </w:t>
-            </w:r>
-            <w:proofErr w:type="gramStart"/>
-            <w:r>
-              <w:rPr>
-                <w:b w:val="0"/>
-                <w:bCs w:val="0"/>
-              </w:rPr>
-              <w:t xml:space="preserve">Delegations  </w:t>
+              <w:t xml:space="preserve">International Delegations  </w:t>
             </w:r>
             <w:r>
               <w:rPr>
@@ -4108,16 +3946,15 @@
                 <w:sz w:val="16"/>
                 <w:szCs w:val="16"/>
               </w:rPr>
-              <w:t>[</w:t>
-            </w:r>
-            <w:proofErr w:type="gramEnd"/>
+              <w:t xml:space="preserve">[ </w:t>
+            </w:r>
             <w:r>
               <w:rPr>
                 <w:color w:val="4F81BD" w:themeColor="accent1"/>
                 <w:sz w:val="16"/>
                 <w:szCs w:val="16"/>
               </w:rPr>
-              <w:t xml:space="preserve"> </w:t>
+              <w:t>2025 – 2026</w:t>
             </w:r>
             <w:r>
               <w:rPr>
@@ -4125,26 +3962,8 @@
                 <w:sz w:val="16"/>
                 <w:szCs w:val="16"/>
               </w:rPr>
-              <w:t xml:space="preserve">2025 – </w:t>
-            </w:r>
-            <w:proofErr w:type="gramStart"/>
-            <w:r>
-              <w:rPr>
-                <w:color w:val="4F81BD" w:themeColor="accent1"/>
-                <w:sz w:val="16"/>
-                <w:szCs w:val="16"/>
-              </w:rPr>
-              <w:t>2026</w:t>
-            </w:r>
-            <w:r>
-              <w:rPr>
-                <w:color w:val="4F81BD" w:themeColor="accent1"/>
-                <w:sz w:val="16"/>
-                <w:szCs w:val="16"/>
-              </w:rPr>
               <w:t xml:space="preserve"> ]</w:t>
             </w:r>
-            <w:proofErr w:type="gramEnd"/>
             <w:r>
               <w:rPr>
                 <w:color w:val="4F81BD" w:themeColor="accent1"/>
@@ -4212,15 +4031,7 @@
                 <w:b w:val="0"/>
                 <w:bCs w:val="0"/>
               </w:rPr>
-              <w:t xml:space="preserve"> </w:t>
-            </w:r>
-            <w:proofErr w:type="gramStart"/>
-            <w:r>
-              <w:rPr>
-                <w:b w:val="0"/>
-                <w:bCs w:val="0"/>
-              </w:rPr>
-              <w:t>Events</w:t>
+              <w:t xml:space="preserve"> Events</w:t>
             </w:r>
             <w:r>
               <w:rPr>
@@ -4235,16 +4046,15 @@
                 <w:sz w:val="16"/>
                 <w:szCs w:val="16"/>
               </w:rPr>
-              <w:t>[</w:t>
-            </w:r>
-            <w:proofErr w:type="gramEnd"/>
+              <w:t xml:space="preserve">[ </w:t>
+            </w:r>
             <w:r>
               <w:rPr>
                 <w:color w:val="4F81BD" w:themeColor="accent1"/>
                 <w:sz w:val="16"/>
                 <w:szCs w:val="16"/>
               </w:rPr>
-              <w:t xml:space="preserve"> </w:t>
+              <w:t>2025</w:t>
             </w:r>
             <w:r>
               <w:rPr>
@@ -4252,7 +4062,7 @@
                 <w:sz w:val="16"/>
                 <w:szCs w:val="16"/>
               </w:rPr>
-              <w:t>2025</w:t>
+              <w:t xml:space="preserve"> – </w:t>
             </w:r>
             <w:r>
               <w:rPr>
@@ -4260,26 +4070,16 @@
                 <w:sz w:val="16"/>
                 <w:szCs w:val="16"/>
               </w:rPr>
-              <w:t xml:space="preserve"> – </w:t>
-            </w:r>
-            <w:proofErr w:type="gramStart"/>
+              <w:t xml:space="preserve">Present </w:t>
+            </w:r>
             <w:r>
               <w:rPr>
                 <w:color w:val="4F81BD" w:themeColor="accent1"/>
                 <w:sz w:val="16"/>
                 <w:szCs w:val="16"/>
               </w:rPr>
-              <w:t xml:space="preserve">Present </w:t>
-            </w:r>
-            <w:r>
-              <w:rPr>
-                <w:color w:val="4F81BD" w:themeColor="accent1"/>
-                <w:sz w:val="16"/>
-                <w:szCs w:val="16"/>
-              </w:rPr>
               <w:t>]</w:t>
             </w:r>
-            <w:proofErr w:type="gramEnd"/>
             <w:r>
               <w:rPr>
                 <w:color w:val="4F81BD" w:themeColor="accent1"/>
@@ -4315,15 +4115,7 @@
                 <w:b w:val="0"/>
                 <w:bCs w:val="0"/>
               </w:rPr>
-              <w:t xml:space="preserve">Fellowship </w:t>
-            </w:r>
-            <w:proofErr w:type="gramStart"/>
-            <w:r>
-              <w:rPr>
-                <w:b w:val="0"/>
-                <w:bCs w:val="0"/>
-              </w:rPr>
-              <w:t>Panels</w:t>
+              <w:t>Fellowship Panels</w:t>
             </w:r>
             <w:r>
               <w:rPr>
@@ -4338,16 +4130,15 @@
                 <w:sz w:val="16"/>
                 <w:szCs w:val="16"/>
               </w:rPr>
-              <w:t>[</w:t>
-            </w:r>
-            <w:proofErr w:type="gramEnd"/>
+              <w:t xml:space="preserve">[ </w:t>
+            </w:r>
             <w:r>
               <w:rPr>
                 <w:color w:val="4F81BD" w:themeColor="accent1"/>
                 <w:sz w:val="16"/>
                 <w:szCs w:val="16"/>
               </w:rPr>
-              <w:t xml:space="preserve"> </w:t>
+              <w:t>2022</w:t>
             </w:r>
             <w:r>
               <w:rPr>
@@ -4355,7 +4146,7 @@
                 <w:sz w:val="16"/>
                 <w:szCs w:val="16"/>
               </w:rPr>
-              <w:t>2022</w:t>
+              <w:t xml:space="preserve"> – </w:t>
             </w:r>
             <w:r>
               <w:rPr>
@@ -4363,26 +4154,16 @@
                 <w:sz w:val="16"/>
                 <w:szCs w:val="16"/>
               </w:rPr>
-              <w:t xml:space="preserve"> – </w:t>
-            </w:r>
-            <w:proofErr w:type="gramStart"/>
+              <w:t xml:space="preserve">Present </w:t>
+            </w:r>
             <w:r>
               <w:rPr>
                 <w:color w:val="4F81BD" w:themeColor="accent1"/>
                 <w:sz w:val="16"/>
                 <w:szCs w:val="16"/>
               </w:rPr>
-              <w:t xml:space="preserve">Present </w:t>
-            </w:r>
-            <w:r>
-              <w:rPr>
-                <w:color w:val="4F81BD" w:themeColor="accent1"/>
-                <w:sz w:val="16"/>
-                <w:szCs w:val="16"/>
-              </w:rPr>
               <w:t>]</w:t>
             </w:r>
-            <w:proofErr w:type="gramEnd"/>
             <w:r>
               <w:rPr>
                 <w:color w:val="4F81BD" w:themeColor="accent1"/>
@@ -4434,7 +4215,6 @@
               </w:rPr>
               <w:t xml:space="preserve">Research </w:t>
             </w:r>
-            <w:proofErr w:type="gramStart"/>
             <w:r>
               <w:rPr>
                 <w:b w:val="0"/>
@@ -4448,25 +4228,23 @@
                 <w:sz w:val="16"/>
                 <w:szCs w:val="16"/>
               </w:rPr>
-              <w:t>[</w:t>
-            </w:r>
-            <w:proofErr w:type="gramEnd"/>
+              <w:t xml:space="preserve">[ </w:t>
+            </w:r>
             <w:r>
               <w:rPr>
                 <w:color w:val="4F81BD" w:themeColor="accent1"/>
                 <w:sz w:val="16"/>
                 <w:szCs w:val="16"/>
               </w:rPr>
-              <w:t xml:space="preserve"> </w:t>
-            </w:r>
-            <w:proofErr w:type="gramStart"/>
+              <w:t>202</w:t>
+            </w:r>
             <w:r>
               <w:rPr>
                 <w:color w:val="4F81BD" w:themeColor="accent1"/>
                 <w:sz w:val="16"/>
                 <w:szCs w:val="16"/>
               </w:rPr>
-              <w:t>202</w:t>
+              <w:t>1</w:t>
             </w:r>
             <w:r>
               <w:rPr>
@@ -4474,7 +4252,7 @@
                 <w:sz w:val="16"/>
                 <w:szCs w:val="16"/>
               </w:rPr>
-              <w:t>1</w:t>
+              <w:t xml:space="preserve">  – </w:t>
             </w:r>
             <w:r>
               <w:rPr>
@@ -4482,35 +4260,16 @@
                 <w:sz w:val="16"/>
                 <w:szCs w:val="16"/>
               </w:rPr>
-              <w:t xml:space="preserve">  –</w:t>
-            </w:r>
-            <w:proofErr w:type="gramEnd"/>
+              <w:t xml:space="preserve">Present </w:t>
+            </w:r>
             <w:r>
               <w:rPr>
                 <w:color w:val="4F81BD" w:themeColor="accent1"/>
                 <w:sz w:val="16"/>
                 <w:szCs w:val="16"/>
               </w:rPr>
-              <w:t xml:space="preserve"> </w:t>
-            </w:r>
-            <w:proofErr w:type="gramStart"/>
-            <w:r>
-              <w:rPr>
-                <w:color w:val="4F81BD" w:themeColor="accent1"/>
-                <w:sz w:val="16"/>
-                <w:szCs w:val="16"/>
-              </w:rPr>
-              <w:t xml:space="preserve">Present </w:t>
-            </w:r>
-            <w:r>
-              <w:rPr>
-                <w:color w:val="4F81BD" w:themeColor="accent1"/>
-                <w:sz w:val="16"/>
-                <w:szCs w:val="16"/>
-              </w:rPr>
               <w:t>]</w:t>
             </w:r>
-            <w:proofErr w:type="gramEnd"/>
             <w:r>
               <w:rPr>
                 <w:color w:val="4F81BD" w:themeColor="accent1"/>
@@ -4550,15 +4309,7 @@
                 <w:b w:val="0"/>
                 <w:bCs w:val="0"/>
               </w:rPr>
-              <w:t>International Conference on Learning Representations (</w:t>
-            </w:r>
-            <w:proofErr w:type="gramStart"/>
-            <w:r>
-              <w:rPr>
-                <w:b w:val="0"/>
-                <w:bCs w:val="0"/>
-              </w:rPr>
-              <w:t xml:space="preserve">ICLR)  </w:t>
+              <w:t xml:space="preserve">International Conference on Learning Representations (ICLR)  </w:t>
             </w:r>
             <w:r>
               <w:rPr>
@@ -4566,35 +4317,24 @@
                 <w:sz w:val="16"/>
                 <w:szCs w:val="16"/>
               </w:rPr>
-              <w:t>[</w:t>
-            </w:r>
-            <w:proofErr w:type="gramEnd"/>
+              <w:t xml:space="preserve">[ </w:t>
+            </w:r>
             <w:r>
               <w:rPr>
                 <w:color w:val="4F81BD" w:themeColor="accent1"/>
                 <w:sz w:val="16"/>
                 <w:szCs w:val="16"/>
               </w:rPr>
-              <w:t xml:space="preserve"> </w:t>
-            </w:r>
-            <w:proofErr w:type="gramStart"/>
+              <w:t>2025</w:t>
+            </w:r>
             <w:r>
               <w:rPr>
                 <w:color w:val="4F81BD" w:themeColor="accent1"/>
                 <w:sz w:val="16"/>
                 <w:szCs w:val="16"/>
               </w:rPr>
-              <w:t>2025</w:t>
-            </w:r>
-            <w:r>
-              <w:rPr>
-                <w:color w:val="4F81BD" w:themeColor="accent1"/>
-                <w:sz w:val="16"/>
-                <w:szCs w:val="16"/>
-              </w:rPr>
               <w:t xml:space="preserve"> ]</w:t>
             </w:r>
-            <w:proofErr w:type="gramEnd"/>
             <w:r>
               <w:rPr>
                 <w:color w:val="4F81BD" w:themeColor="accent1"/>
@@ -4634,15 +4374,7 @@
                 <w:b w:val="0"/>
                 <w:bCs w:val="0"/>
               </w:rPr>
-              <w:t>AWS Quantum Networks Workshop (</w:t>
-            </w:r>
-            <w:proofErr w:type="gramStart"/>
-            <w:r>
-              <w:rPr>
-                <w:b w:val="0"/>
-                <w:bCs w:val="0"/>
-              </w:rPr>
-              <w:t xml:space="preserve">QNW)  </w:t>
+              <w:t xml:space="preserve">AWS Quantum Networks Workshop (QNW)  </w:t>
             </w:r>
             <w:r>
               <w:rPr>
@@ -4650,35 +4382,24 @@
                 <w:sz w:val="16"/>
                 <w:szCs w:val="16"/>
               </w:rPr>
-              <w:t>[</w:t>
-            </w:r>
-            <w:proofErr w:type="gramEnd"/>
+              <w:t xml:space="preserve">[ </w:t>
+            </w:r>
             <w:r>
               <w:rPr>
                 <w:color w:val="4F81BD" w:themeColor="accent1"/>
                 <w:sz w:val="16"/>
                 <w:szCs w:val="16"/>
               </w:rPr>
-              <w:t xml:space="preserve"> </w:t>
-            </w:r>
-            <w:proofErr w:type="gramStart"/>
+              <w:t>2023</w:t>
+            </w:r>
             <w:r>
               <w:rPr>
                 <w:color w:val="4F81BD" w:themeColor="accent1"/>
                 <w:sz w:val="16"/>
                 <w:szCs w:val="16"/>
               </w:rPr>
-              <w:t>2023</w:t>
-            </w:r>
-            <w:r>
-              <w:rPr>
-                <w:color w:val="4F81BD" w:themeColor="accent1"/>
-                <w:sz w:val="16"/>
-                <w:szCs w:val="16"/>
-              </w:rPr>
               <w:t xml:space="preserve"> ]</w:t>
             </w:r>
-            <w:proofErr w:type="gramEnd"/>
             <w:r>
               <w:rPr>
                 <w:color w:val="4F81BD" w:themeColor="accent1"/>
@@ -4729,15 +4450,7 @@
                 <w:b w:val="0"/>
                 <w:bCs w:val="0"/>
               </w:rPr>
-              <w:t xml:space="preserve"> </w:t>
-            </w:r>
-            <w:proofErr w:type="gramStart"/>
-            <w:r>
-              <w:rPr>
-                <w:b w:val="0"/>
-                <w:bCs w:val="0"/>
-              </w:rPr>
-              <w:t xml:space="preserve">Workshop  </w:t>
+              <w:t xml:space="preserve"> Workshop  </w:t>
             </w:r>
             <w:r>
               <w:rPr>
@@ -4745,35 +4458,24 @@
                 <w:sz w:val="16"/>
                 <w:szCs w:val="16"/>
               </w:rPr>
-              <w:t>[</w:t>
-            </w:r>
-            <w:proofErr w:type="gramEnd"/>
+              <w:t xml:space="preserve">[ </w:t>
+            </w:r>
             <w:r>
               <w:rPr>
                 <w:color w:val="4F81BD" w:themeColor="accent1"/>
                 <w:sz w:val="16"/>
                 <w:szCs w:val="16"/>
               </w:rPr>
-              <w:t xml:space="preserve"> </w:t>
-            </w:r>
-            <w:proofErr w:type="gramStart"/>
+              <w:t>2022</w:t>
+            </w:r>
             <w:r>
               <w:rPr>
                 <w:color w:val="4F81BD" w:themeColor="accent1"/>
                 <w:sz w:val="16"/>
                 <w:szCs w:val="16"/>
               </w:rPr>
-              <w:t>2022</w:t>
-            </w:r>
-            <w:r>
-              <w:rPr>
-                <w:color w:val="4F81BD" w:themeColor="accent1"/>
-                <w:sz w:val="16"/>
-                <w:szCs w:val="16"/>
-              </w:rPr>
               <w:t xml:space="preserve"> ]</w:t>
             </w:r>
-            <w:proofErr w:type="gramEnd"/>
             <w:r>
               <w:rPr>
                 <w:color w:val="4F81BD" w:themeColor="accent1"/>
@@ -4813,15 +4515,7 @@
                 <w:b w:val="0"/>
                 <w:bCs w:val="0"/>
               </w:rPr>
-              <w:t xml:space="preserve">International Laser Ranging Service (ILRS) Technical </w:t>
-            </w:r>
-            <w:proofErr w:type="gramStart"/>
-            <w:r>
-              <w:rPr>
-                <w:b w:val="0"/>
-                <w:bCs w:val="0"/>
-              </w:rPr>
-              <w:t xml:space="preserve">Workshop  </w:t>
+              <w:t xml:space="preserve">International Laser Ranging Service (ILRS) Technical Workshop  </w:t>
             </w:r>
             <w:r>
               <w:rPr>
@@ -4829,35 +4523,24 @@
                 <w:sz w:val="16"/>
                 <w:szCs w:val="16"/>
               </w:rPr>
-              <w:t>[</w:t>
-            </w:r>
-            <w:proofErr w:type="gramEnd"/>
+              <w:t xml:space="preserve">[ </w:t>
+            </w:r>
             <w:r>
               <w:rPr>
                 <w:color w:val="4F81BD" w:themeColor="accent1"/>
                 <w:sz w:val="16"/>
                 <w:szCs w:val="16"/>
               </w:rPr>
-              <w:t xml:space="preserve"> </w:t>
-            </w:r>
-            <w:proofErr w:type="gramStart"/>
+              <w:t>2019</w:t>
+            </w:r>
             <w:r>
               <w:rPr>
                 <w:color w:val="4F81BD" w:themeColor="accent1"/>
                 <w:sz w:val="16"/>
                 <w:szCs w:val="16"/>
               </w:rPr>
-              <w:t>2019</w:t>
-            </w:r>
-            <w:r>
-              <w:rPr>
-                <w:color w:val="4F81BD" w:themeColor="accent1"/>
-                <w:sz w:val="16"/>
-                <w:szCs w:val="16"/>
-              </w:rPr>
               <w:t xml:space="preserve"> ]</w:t>
             </w:r>
-            <w:proofErr w:type="gramEnd"/>
             <w:r>
               <w:rPr>
                 <w:color w:val="4F81BD" w:themeColor="accent1"/>
@@ -4897,15 +4580,7 @@
                 <w:b w:val="0"/>
                 <w:bCs w:val="0"/>
               </w:rPr>
-              <w:t xml:space="preserve">NRL Research Presentations and Performance </w:t>
-            </w:r>
-            <w:proofErr w:type="gramStart"/>
-            <w:r>
-              <w:rPr>
-                <w:b w:val="0"/>
-                <w:bCs w:val="0"/>
-              </w:rPr>
-              <w:t xml:space="preserve">Reviews  </w:t>
+              <w:t xml:space="preserve">NRL Research Presentations and Performance Reviews  </w:t>
             </w:r>
             <w:r>
               <w:rPr>
@@ -4913,16 +4588,23 @@
                 <w:sz w:val="16"/>
                 <w:szCs w:val="16"/>
               </w:rPr>
-              <w:t>[</w:t>
-            </w:r>
-            <w:proofErr w:type="gramEnd"/>
+              <w:t>[ 201</w:t>
+            </w:r>
             <w:r>
               <w:rPr>
                 <w:color w:val="4F81BD" w:themeColor="accent1"/>
                 <w:sz w:val="16"/>
                 <w:szCs w:val="16"/>
               </w:rPr>
-              <w:t xml:space="preserve"> 201</w:t>
+              <w:t>0</w:t>
+            </w:r>
+            <w:r>
+              <w:rPr>
+                <w:color w:val="4F81BD" w:themeColor="accent1"/>
+                <w:sz w:val="16"/>
+                <w:szCs w:val="24"/>
+              </w:rPr>
+              <w:t xml:space="preserve"> – </w:t>
             </w:r>
             <w:r>
               <w:rPr>
@@ -4930,33 +4612,7 @@
                 <w:sz w:val="16"/>
                 <w:szCs w:val="16"/>
               </w:rPr>
-              <w:t>0</w:t>
-            </w:r>
-            <w:r>
-              <w:rPr>
-                <w:color w:val="4F81BD" w:themeColor="accent1"/>
-                <w:sz w:val="16"/>
-                <w:szCs w:val="24"/>
-              </w:rPr>
-              <w:t xml:space="preserve"> – </w:t>
-            </w:r>
-            <w:proofErr w:type="gramStart"/>
-            <w:r>
-              <w:rPr>
-                <w:color w:val="4F81BD" w:themeColor="accent1"/>
-                <w:sz w:val="16"/>
-                <w:szCs w:val="16"/>
-              </w:rPr>
-              <w:t>2024 ]</w:t>
-            </w:r>
-            <w:proofErr w:type="gramEnd"/>
-            <w:r>
-              <w:rPr>
-                <w:color w:val="4F81BD" w:themeColor="accent1"/>
-                <w:sz w:val="16"/>
-                <w:szCs w:val="16"/>
-              </w:rPr>
-              <w:t xml:space="preserve">  </w:t>
+              <w:t xml:space="preserve">2024 ]  </w:t>
             </w:r>
             <w:r>
               <w:rPr>
@@ -5125,13 +4781,8 @@
                     <w:keepNext w:val="0"/>
                   </w:pPr>
                   <w:r>
-                    <w:t>[ 6/</w:t>
-                  </w:r>
-                  <w:proofErr w:type="gramStart"/>
-                  <w:r>
-                    <w:t>2026 ]</w:t>
-                  </w:r>
-                  <w:proofErr w:type="gramEnd"/>
+                    <w:t>[ 6/2026 ]</w:t>
+                  </w:r>
                 </w:p>
               </w:tc>
             </w:tr>
@@ -5562,13 +5213,8 @@
                     <w:keepNext w:val="0"/>
                   </w:pPr>
                   <w:r>
-                    <w:t>[ 3/</w:t>
-                  </w:r>
-                  <w:proofErr w:type="gramStart"/>
-                  <w:r>
-                    <w:t>2023 ]</w:t>
-                  </w:r>
-                  <w:proofErr w:type="gramEnd"/>
+                    <w:t>[ 3/2023 ]</w:t>
+                  </w:r>
                 </w:p>
               </w:tc>
             </w:tr>
@@ -5702,13 +5348,8 @@
                     <w:keepNext w:val="0"/>
                   </w:pPr>
                   <w:r>
-                    <w:t>[ 1/2021 – 8/</w:t>
-                  </w:r>
-                  <w:proofErr w:type="gramStart"/>
-                  <w:r>
-                    <w:t>2022 ]</w:t>
-                  </w:r>
-                  <w:proofErr w:type="gramEnd"/>
+                    <w:t>[ 1/2021 – 8/2022 ]</w:t>
+                  </w:r>
                 </w:p>
               </w:tc>
             </w:tr>
@@ -5851,13 +5492,8 @@
                     <w:keepNext w:val="0"/>
                   </w:pPr>
                   <w:r>
-                    <w:t>[ 10/2021 – 12/</w:t>
-                  </w:r>
-                  <w:proofErr w:type="gramStart"/>
-                  <w:r>
-                    <w:t>2021 ]</w:t>
-                  </w:r>
-                  <w:proofErr w:type="gramEnd"/>
+                    <w:t>[ 10/2021 – 12/2021 ]</w:t>
+                  </w:r>
                 </w:p>
               </w:tc>
             </w:tr>
@@ -5973,13 +5609,8 @@
                     <w:keepNext w:val="0"/>
                   </w:pPr>
                   <w:r>
-                    <w:t>[ 4/2021 – 5/</w:t>
-                  </w:r>
-                  <w:proofErr w:type="gramStart"/>
-                  <w:r>
-                    <w:t>2021 ]</w:t>
-                  </w:r>
-                  <w:proofErr w:type="gramEnd"/>
+                    <w:t>[ 4/2021 – 5/2021 ]</w:t>
+                  </w:r>
                 </w:p>
               </w:tc>
             </w:tr>
@@ -6743,7 +6374,7 @@
                 <w:b/>
                 <w:bCs/>
               </w:rPr>
-              <w:t xml:space="preserve"> packages</w:t>
+              <w:t>s</w:t>
             </w:r>
             <w:r>
               <w:t xml:space="preserve">: </w:t>
@@ -6753,6 +6384,9 @@
             </w:r>
             <w:r>
               <w:t>React.js / Electron.js / Cesium.js / Bootstrap</w:t>
+            </w:r>
+            <w:r>
+              <w:t xml:space="preserve"> / Jekyll</w:t>
             </w:r>
           </w:p>
           <w:p>
@@ -7277,15 +6911,7 @@
                 <w:b w:val="0"/>
                 <w:bCs w:val="0"/>
               </w:rPr>
-              <w:t xml:space="preserve">IEEE Honor </w:t>
-            </w:r>
-            <w:proofErr w:type="gramStart"/>
-            <w:r>
-              <w:rPr>
-                <w:b w:val="0"/>
-                <w:bCs w:val="0"/>
-              </w:rPr>
-              <w:t>Society</w:t>
+              <w:t>IEEE Honor Society</w:t>
             </w:r>
             <w:r>
               <w:t xml:space="preserve">  </w:t>
@@ -7296,68 +6922,29 @@
                 <w:sz w:val="16"/>
                 <w:szCs w:val="24"/>
               </w:rPr>
-              <w:t>[</w:t>
-            </w:r>
-            <w:proofErr w:type="gramEnd"/>
+              <w:t>[ 2021 – Present ]</w:t>
+            </w:r>
+          </w:p>
+          <w:p>
+            <w:pPr>
+              <w:pStyle w:val="Heading2"/>
+              <w:keepNext w:val="0"/>
+              <w:rPr>
+                <w:sz w:val="10"/>
+                <w:szCs w:val="10"/>
+              </w:rPr>
+            </w:pPr>
+            <w:r>
+              <w:t xml:space="preserve">IEEE  </w:t>
+            </w:r>
             <w:r>
               <w:rPr>
                 <w:color w:val="4F81BD" w:themeColor="accent1"/>
                 <w:sz w:val="16"/>
                 <w:szCs w:val="24"/>
               </w:rPr>
-              <w:t xml:space="preserve"> 2021 – </w:t>
-            </w:r>
-            <w:proofErr w:type="gramStart"/>
-            <w:r>
-              <w:rPr>
-                <w:color w:val="4F81BD" w:themeColor="accent1"/>
-                <w:sz w:val="16"/>
-                <w:szCs w:val="24"/>
-              </w:rPr>
-              <w:t>Present ]</w:t>
-            </w:r>
-            <w:proofErr w:type="gramEnd"/>
-          </w:p>
-          <w:p>
-            <w:pPr>
-              <w:pStyle w:val="Heading2"/>
-              <w:keepNext w:val="0"/>
-              <w:rPr>
-                <w:sz w:val="10"/>
-                <w:szCs w:val="10"/>
-              </w:rPr>
-            </w:pPr>
-            <w:proofErr w:type="gramStart"/>
-            <w:r>
-              <w:t xml:space="preserve">IEEE  </w:t>
-            </w:r>
-            <w:r>
-              <w:rPr>
-                <w:color w:val="4F81BD" w:themeColor="accent1"/>
-                <w:sz w:val="16"/>
-                <w:szCs w:val="24"/>
-              </w:rPr>
-              <w:t>[</w:t>
-            </w:r>
-            <w:proofErr w:type="gramEnd"/>
-            <w:r>
-              <w:rPr>
-                <w:color w:val="4F81BD" w:themeColor="accent1"/>
-                <w:sz w:val="16"/>
-                <w:szCs w:val="24"/>
-              </w:rPr>
-              <w:t xml:space="preserve"> 2021 – </w:t>
-            </w:r>
-            <w:proofErr w:type="gramStart"/>
-            <w:r>
-              <w:rPr>
-                <w:color w:val="4F81BD" w:themeColor="accent1"/>
-                <w:sz w:val="16"/>
-                <w:szCs w:val="24"/>
-              </w:rPr>
-              <w:t>Present ]</w:t>
-            </w:r>
-            <w:proofErr w:type="gramEnd"/>
+              <w:t>[ 2021 – Present ]</w:t>
+            </w:r>
           </w:p>
         </w:tc>
       </w:tr>
@@ -10127,7 +9714,7 @@
     <w:charset w:val="00"/>
     <w:family w:val="modern"/>
     <w:pitch w:val="fixed"/>
-    <w:sig w:usb0="E0002AFF" w:usb1="C0007843" w:usb2="00000009" w:usb3="00000000" w:csb0="000001FF" w:csb1="00000000"/>
+    <w:sig w:usb0="E0002EFF" w:usb1="C0007843" w:usb2="00000009" w:usb3="00000000" w:csb0="000001FF" w:csb1="00000000"/>
   </w:font>
   <w:font w:name="Wingdings">
     <w:panose1 w:val="05000000000000000000"/>
@@ -10232,6 +9819,7 @@
     <w:rsid w:val="000666D2"/>
     <w:rsid w:val="00095F4B"/>
     <w:rsid w:val="001078C8"/>
+    <w:rsid w:val="00147A49"/>
     <w:rsid w:val="00170EC8"/>
     <w:rsid w:val="001E6351"/>
     <w:rsid w:val="0021240F"/>
@@ -10239,6 +9827,7 @@
     <w:rsid w:val="00230187"/>
     <w:rsid w:val="00302FDA"/>
     <w:rsid w:val="0032046F"/>
+    <w:rsid w:val="00336C33"/>
     <w:rsid w:val="003A5844"/>
     <w:rsid w:val="003C0BE5"/>
     <w:rsid w:val="004133D8"/>

--- a/derieux-resume.docx
+++ b/derieux-resume.docx
@@ -726,7 +726,6 @@
                     <w:t xml:space="preserve">: </w:t>
                   </w:r>
                   <w:hyperlink r:id="rId18" w:history="1">
-                    <w:proofErr w:type="spellStart"/>
                     <w:r>
                       <w:rPr>
                         <w:rStyle w:val="Hyperlink"/>
@@ -737,7 +736,6 @@
                       </w:rPr>
                       <w:t>zanderman</w:t>
                     </w:r>
-                    <w:proofErr w:type="spellEnd"/>
                   </w:hyperlink>
                 </w:p>
               </w:tc>
@@ -767,7 +765,6 @@
                     <w:t xml:space="preserve">LinkedIn: </w:t>
                   </w:r>
                   <w:hyperlink r:id="rId19" w:history="1">
-                    <w:proofErr w:type="spellStart"/>
                     <w:r>
                       <w:rPr>
                         <w:rStyle w:val="Hyperlink"/>
@@ -778,7 +775,6 @@
                       </w:rPr>
                       <w:t>alexderieux</w:t>
                     </w:r>
-                    <w:proofErr w:type="spellEnd"/>
                   </w:hyperlink>
                 </w:p>
               </w:tc>
@@ -2024,21 +2020,12 @@
                       <w:iCs/>
                     </w:rPr>
                   </w:pPr>
-                  <w:proofErr w:type="spellStart"/>
                   <w:r>
                     <w:rPr>
                       <w:i/>
                       <w:iCs/>
                     </w:rPr>
-                    <w:t>Wireless@VT</w:t>
-                  </w:r>
-                  <w:proofErr w:type="spellEnd"/>
-                  <w:r>
-                    <w:rPr>
-                      <w:i/>
-                      <w:iCs/>
-                    </w:rPr>
-                    <w:t>, Virginia Polytechnic Institute and State University</w:t>
+                    <w:t>Wireless@VT, Virginia Polytechnic Institute and State University</w:t>
                   </w:r>
                 </w:p>
                 <w:p>
@@ -2643,25 +2630,8 @@
                 <w:b w:val="0"/>
                 <w:bCs w:val="0"/>
               </w:rPr>
-              <w:t>A. DeRieux and W. Saad, “</w:t>
-            </w:r>
-            <w:proofErr w:type="spellStart"/>
-            <w:r>
-              <w:rPr>
-                <w:b w:val="0"/>
-                <w:bCs w:val="0"/>
-              </w:rPr>
-              <w:t>QnRL</w:t>
-            </w:r>
-            <w:proofErr w:type="spellEnd"/>
-            <w:r>
-              <w:rPr>
-                <w:b w:val="0"/>
-                <w:bCs w:val="0"/>
-              </w:rPr>
-              <w:t xml:space="preserve">: Quantum-Native Reinforcement Learning”, June 2026, </w:t>
-            </w:r>
-            <w:proofErr w:type="spellStart"/>
+              <w:t xml:space="preserve">A. DeRieux and W. Saad, “QnRL: Quantum-Native Reinforcement Learning”, June 2026, </w:t>
+            </w:r>
             <w:r>
               <w:rPr>
                 <w:b w:val="0"/>
@@ -2671,29 +2641,12 @@
               </w:rPr>
               <w:t>arXiv</w:t>
             </w:r>
-            <w:proofErr w:type="spellEnd"/>
-            <w:r>
-              <w:rPr>
-                <w:b w:val="0"/>
-                <w:bCs w:val="0"/>
-              </w:rPr>
-              <w:t xml:space="preserve">: arXiv:2606.08276. </w:t>
-            </w:r>
-            <w:proofErr w:type="spellStart"/>
-            <w:r>
-              <w:rPr>
-                <w:b w:val="0"/>
-                <w:bCs w:val="0"/>
-              </w:rPr>
-              <w:t>doi</w:t>
-            </w:r>
-            <w:proofErr w:type="spellEnd"/>
-            <w:r>
-              <w:rPr>
-                <w:b w:val="0"/>
-                <w:bCs w:val="0"/>
-              </w:rPr>
-              <w:t xml:space="preserve">: </w:t>
+            <w:r>
+              <w:rPr>
+                <w:b w:val="0"/>
+                <w:bCs w:val="0"/>
+              </w:rPr>
+              <w:t xml:space="preserve">: arXiv:2606.08276. doi: </w:t>
             </w:r>
             <w:hyperlink r:id="rId20" w:history="1">
               <w:r>
@@ -2732,23 +2685,7 @@
                 <w:b w:val="0"/>
                 <w:bCs w:val="0"/>
               </w:rPr>
-              <w:t>A. DeRieux and W. Saad, “</w:t>
-            </w:r>
-            <w:proofErr w:type="spellStart"/>
-            <w:r>
-              <w:rPr>
-                <w:b w:val="0"/>
-                <w:bCs w:val="0"/>
-              </w:rPr>
-              <w:t>eQMARL</w:t>
-            </w:r>
-            <w:proofErr w:type="spellEnd"/>
-            <w:r>
-              <w:rPr>
-                <w:b w:val="0"/>
-                <w:bCs w:val="0"/>
-              </w:rPr>
-              <w:t xml:space="preserve">: Entangled Quantum Multi-Agent Reinforcement Learning for Distributed Cooperation over Quantum Channels”, </w:t>
+              <w:t xml:space="preserve">A. DeRieux and W. Saad, “eQMARL: Entangled Quantum Multi-Agent Reinforcement Learning for Distributed Cooperation over Quantum Channels”, </w:t>
             </w:r>
             <w:r>
               <w:rPr>
@@ -2780,21 +2717,12 @@
               </w:rPr>
               <w:t xml:space="preserve"> </w:t>
             </w:r>
-            <w:proofErr w:type="spellStart"/>
-            <w:r>
-              <w:rPr>
-                <w:b w:val="0"/>
-                <w:bCs w:val="0"/>
-              </w:rPr>
-              <w:t>doi</w:t>
-            </w:r>
-            <w:proofErr w:type="spellEnd"/>
-            <w:r>
-              <w:rPr>
-                <w:b w:val="0"/>
-                <w:bCs w:val="0"/>
-              </w:rPr>
-              <w:t xml:space="preserve">: </w:t>
+            <w:r>
+              <w:rPr>
+                <w:b w:val="0"/>
+                <w:bCs w:val="0"/>
+              </w:rPr>
+              <w:t xml:space="preserve">doi: </w:t>
             </w:r>
             <w:hyperlink r:id="rId21" w:history="1">
               <w:r>
@@ -2877,23 +2805,7 @@
                 <w:b w:val="0"/>
                 <w:bCs w:val="0"/>
               </w:rPr>
-              <w:t xml:space="preserve">March 2023, pp. 1-6. </w:t>
-            </w:r>
-            <w:proofErr w:type="spellStart"/>
-            <w:r>
-              <w:rPr>
-                <w:b w:val="0"/>
-                <w:bCs w:val="0"/>
-              </w:rPr>
-              <w:t>doi</w:t>
-            </w:r>
-            <w:proofErr w:type="spellEnd"/>
-            <w:r>
-              <w:rPr>
-                <w:b w:val="0"/>
-                <w:bCs w:val="0"/>
-              </w:rPr>
-              <w:t xml:space="preserve">: </w:t>
+              <w:t xml:space="preserve">March 2023, pp. 1-6. doi: </w:t>
             </w:r>
             <w:hyperlink r:id="rId22" w:history="1">
               <w:r>
@@ -2932,23 +2844,7 @@
                 <w:b w:val="0"/>
                 <w:bCs w:val="0"/>
               </w:rPr>
-              <w:t xml:space="preserve">A. C. DeRieux, W. Saad, W. Zuo, R. Budiarto, M. D. </w:t>
-            </w:r>
-            <w:proofErr w:type="spellStart"/>
-            <w:r>
-              <w:rPr>
-                <w:b w:val="0"/>
-                <w:bCs w:val="0"/>
-              </w:rPr>
-              <w:t>Koerniawan</w:t>
-            </w:r>
-            <w:proofErr w:type="spellEnd"/>
-            <w:r>
-              <w:rPr>
-                <w:b w:val="0"/>
-                <w:bCs w:val="0"/>
-              </w:rPr>
-              <w:t xml:space="preserve">, and D. Novitasari, “A Transformer Framework for Data Fusion and Multi-Task Learning in Smart Cities”, </w:t>
+              <w:t xml:space="preserve">A. C. DeRieux, W. Saad, W. Zuo, R. Budiarto, M. D. Koerniawan, and D. Novitasari, “A Transformer Framework for Data Fusion and Multi-Task Learning in Smart Cities”, </w:t>
             </w:r>
             <w:r>
               <w:rPr>
@@ -2978,21 +2874,12 @@
               </w:rPr>
               <w:t xml:space="preserve"> </w:t>
             </w:r>
-            <w:proofErr w:type="spellStart"/>
-            <w:r>
-              <w:rPr>
-                <w:b w:val="0"/>
-                <w:bCs w:val="0"/>
-              </w:rPr>
-              <w:t>arXiv</w:t>
-            </w:r>
-            <w:proofErr w:type="spellEnd"/>
-            <w:r>
-              <w:rPr>
-                <w:b w:val="0"/>
-                <w:bCs w:val="0"/>
-              </w:rPr>
-              <w:t>: arXiv:2211.10506</w:t>
+            <w:r>
+              <w:rPr>
+                <w:b w:val="0"/>
+                <w:bCs w:val="0"/>
+              </w:rPr>
+              <w:t>arXiv: arXiv:2211.10506</w:t>
             </w:r>
             <w:r>
               <w:rPr>
@@ -3001,21 +2888,12 @@
               </w:rPr>
               <w:t xml:space="preserve">. </w:t>
             </w:r>
-            <w:proofErr w:type="spellStart"/>
-            <w:r>
-              <w:rPr>
-                <w:b w:val="0"/>
-                <w:bCs w:val="0"/>
-              </w:rPr>
-              <w:t>doi</w:t>
-            </w:r>
-            <w:proofErr w:type="spellEnd"/>
-            <w:r>
-              <w:rPr>
-                <w:b w:val="0"/>
-                <w:bCs w:val="0"/>
-              </w:rPr>
-              <w:t xml:space="preserve">: </w:t>
+            <w:r>
+              <w:rPr>
+                <w:b w:val="0"/>
+                <w:bCs w:val="0"/>
+              </w:rPr>
+              <w:t xml:space="preserve">doi: </w:t>
             </w:r>
             <w:hyperlink r:id="rId23" w:history="1">
               <w:r>
@@ -4761,13 +4639,8 @@
                     <w:pStyle w:val="Heading2"/>
                     <w:keepNext w:val="0"/>
                   </w:pPr>
-                  <w:proofErr w:type="spellStart"/>
-                  <w:r>
-                    <w:t>QnRL</w:t>
-                  </w:r>
-                  <w:proofErr w:type="spellEnd"/>
-                  <w:r>
-                    <w:t>: Quantum-Native Reinforcement Learning</w:t>
+                  <w:r>
+                    <w:t>QnRL: Quantum-Native Reinforcement Learning</w:t>
                   </w:r>
                 </w:p>
               </w:tc>
@@ -4821,27 +4694,7 @@
                       <w:bCs w:val="0"/>
                       <w:color w:val="7F7F7F" w:themeColor="text1" w:themeTint="80"/>
                     </w:rPr>
-                    <w:t>a novel framework dubbed quantum-native reinforcement learning (</w:t>
-                  </w:r>
-                  <w:proofErr w:type="spellStart"/>
-                  <w:r>
-                    <w:rPr>
-                      <w:rFonts w:ascii="Helvetica Neue" w:hAnsi="Helvetica Neue"/>
-                      <w:b w:val="0"/>
-                      <w:bCs w:val="0"/>
-                      <w:color w:val="7F7F7F" w:themeColor="text1" w:themeTint="80"/>
-                    </w:rPr>
-                    <w:t>QnRL</w:t>
-                  </w:r>
-                  <w:proofErr w:type="spellEnd"/>
-                  <w:r>
-                    <w:rPr>
-                      <w:rFonts w:ascii="Helvetica Neue" w:hAnsi="Helvetica Neue"/>
-                      <w:b w:val="0"/>
-                      <w:bCs w:val="0"/>
-                      <w:color w:val="7F7F7F" w:themeColor="text1" w:themeTint="80"/>
-                    </w:rPr>
-                    <w:t>) that natively learn</w:t>
+                    <w:t>a novel framework dubbed quantum-native reinforcement learning (QnRL) that natively learn</w:t>
                   </w:r>
                   <w:r>
                     <w:rPr>
@@ -4895,67 +4748,7 @@
                       <w:bCs w:val="0"/>
                       <w:color w:val="7F7F7F" w:themeColor="text1" w:themeTint="80"/>
                     </w:rPr>
-                    <w:t>quantum amplitude kickback (</w:t>
-                  </w:r>
-                  <w:proofErr w:type="spellStart"/>
-                  <w:r>
-                    <w:rPr>
-                      <w:rFonts w:ascii="Helvetica Neue" w:hAnsi="Helvetica Neue"/>
-                      <w:b w:val="0"/>
-                      <w:bCs w:val="0"/>
-                      <w:color w:val="7F7F7F" w:themeColor="text1" w:themeTint="80"/>
-                    </w:rPr>
-                    <w:t>QuAK</w:t>
-                  </w:r>
-                  <w:proofErr w:type="spellEnd"/>
-                  <w:r>
-                    <w:rPr>
-                      <w:rFonts w:ascii="Helvetica Neue" w:hAnsi="Helvetica Neue"/>
-                      <w:b w:val="0"/>
-                      <w:bCs w:val="0"/>
-                      <w:color w:val="7F7F7F" w:themeColor="text1" w:themeTint="80"/>
-                    </w:rPr>
-                    <w:t>) algorithm that enables comparing the n-</w:t>
-                  </w:r>
-                  <w:proofErr w:type="spellStart"/>
-                  <w:r>
-                    <w:rPr>
-                      <w:rFonts w:ascii="Helvetica Neue" w:hAnsi="Helvetica Neue"/>
-                      <w:b w:val="0"/>
-                      <w:bCs w:val="0"/>
-                      <w:color w:val="7F7F7F" w:themeColor="text1" w:themeTint="80"/>
-                    </w:rPr>
-                    <w:t>th</w:t>
-                  </w:r>
-                  <w:proofErr w:type="spellEnd"/>
-                  <w:r>
-                    <w:rPr>
-                      <w:rFonts w:ascii="Helvetica Neue" w:hAnsi="Helvetica Neue"/>
-                      <w:b w:val="0"/>
-                      <w:bCs w:val="0"/>
-                      <w:color w:val="7F7F7F" w:themeColor="text1" w:themeTint="80"/>
-                    </w:rPr>
-                    <w:t xml:space="preserve"> power of the m-</w:t>
-                  </w:r>
-                  <w:proofErr w:type="spellStart"/>
-                  <w:r>
-                    <w:rPr>
-                      <w:rFonts w:ascii="Helvetica Neue" w:hAnsi="Helvetica Neue"/>
-                      <w:b w:val="0"/>
-                      <w:bCs w:val="0"/>
-                      <w:color w:val="7F7F7F" w:themeColor="text1" w:themeTint="80"/>
-                    </w:rPr>
-                    <w:t>th</w:t>
-                  </w:r>
-                  <w:proofErr w:type="spellEnd"/>
-                  <w:r>
-                    <w:rPr>
-                      <w:rFonts w:ascii="Helvetica Neue" w:hAnsi="Helvetica Neue"/>
-                      <w:b w:val="0"/>
-                      <w:bCs w:val="0"/>
-                      <w:color w:val="7F7F7F" w:themeColor="text1" w:themeTint="80"/>
-                    </w:rPr>
-                    <w:t xml:space="preserve"> moment of multiple superimposed distributions.</w:t>
+                    <w:t>quantum amplitude kickback (QuAK) algorithm that enables comparing the n-th power of the m-th moment of multiple superimposed distributions.</w:t>
                   </w:r>
                 </w:p>
               </w:tc>
@@ -5040,13 +4833,8 @@
                     <w:pStyle w:val="Heading2"/>
                     <w:keepNext w:val="0"/>
                   </w:pPr>
-                  <w:proofErr w:type="spellStart"/>
-                  <w:r>
-                    <w:t>eQMARL</w:t>
-                  </w:r>
-                  <w:proofErr w:type="spellEnd"/>
-                  <w:r>
-                    <w:t>: Entangled Quantum Multi-Agent Reinforcement Learning for Distributed Cooperation over Quantum Channels</w:t>
+                  <w:r>
+                    <w:t>eQMARL: Entangled Quantum Multi-Agent Reinforcement Learning for Distributed Cooperation over Quantum Channels</w:t>
                   </w:r>
                 </w:p>
               </w:tc>
@@ -5472,13 +5260,8 @@
                     <w:pStyle w:val="Heading2"/>
                     <w:keepNext w:val="0"/>
                   </w:pPr>
-                  <w:proofErr w:type="spellStart"/>
-                  <w:r>
-                    <w:t>SmartStockRL</w:t>
-                  </w:r>
-                  <w:proofErr w:type="spellEnd"/>
-                  <w:r>
-                    <w:t>: Intelligent Stock Trading using Traditional and Deep Q-Learning</w:t>
+                  <w:r>
+                    <w:t>SmartStockRL: Intelligent Stock Trading using Traditional and Deep Q-Learning</w:t>
                   </w:r>
                 </w:p>
               </w:tc>
@@ -5589,13 +5372,8 @@
                     <w:pStyle w:val="Heading2"/>
                     <w:keepNext w:val="0"/>
                   </w:pPr>
-                  <w:proofErr w:type="spellStart"/>
-                  <w:r>
-                    <w:t>LyricAI</w:t>
-                  </w:r>
-                  <w:proofErr w:type="spellEnd"/>
-                  <w:r>
-                    <w:t>: Using LSTMs to Write Religious Music</w:t>
+                  <w:r>
+                    <w:t>LyricAI: Using LSTMs to Write Religious Music</w:t>
                   </w:r>
                 </w:p>
               </w:tc>
@@ -6206,6 +5984,9 @@
             <w:r>
               <w:t>Rust / Go</w:t>
             </w:r>
+            <w:r>
+              <w:t xml:space="preserve"> / Ruby</w:t>
+            </w:r>
           </w:p>
           <w:p>
             <w:pPr>
@@ -6262,95 +6043,23 @@
               <w:t xml:space="preserve"> </w:t>
             </w:r>
             <w:r>
-              <w:t xml:space="preserve">JAX / FLAX / TensorFlow / </w:t>
-            </w:r>
-            <w:proofErr w:type="spellStart"/>
-            <w:r>
-              <w:t>PyTorch</w:t>
-            </w:r>
-            <w:proofErr w:type="spellEnd"/>
-            <w:r>
-              <w:t xml:space="preserve"> / Gymnasium </w:t>
+              <w:t xml:space="preserve">JAX / FLAX / TensorFlow / PyTorch / Gymnasium </w:t>
             </w:r>
             <w:r>
               <w:br/>
-              <w:t xml:space="preserve">/ PennyLane / </w:t>
-            </w:r>
-            <w:proofErr w:type="spellStart"/>
-            <w:r>
-              <w:t>Qiskit</w:t>
-            </w:r>
-            <w:proofErr w:type="spellEnd"/>
-            <w:r>
-              <w:t xml:space="preserve"> / Cirq / TensorFlow Quantum / Torch Quantum</w:t>
+              <w:t>/ PennyLane / Qiskit / Cirq / TensorFlow Quantum / Torch Quantum</w:t>
             </w:r>
             <w:r>
               <w:br/>
-              <w:t xml:space="preserve">/ NumPy / Pandas / SciPy / Scikit-Learn / Matplotlib / Seaborn / Flask / </w:t>
-            </w:r>
-            <w:proofErr w:type="spellStart"/>
-            <w:r>
-              <w:t>NetworkX</w:t>
-            </w:r>
-            <w:proofErr w:type="spellEnd"/>
-            <w:r>
-              <w:t xml:space="preserve"> </w:t>
+              <w:t xml:space="preserve">/ NumPy / Pandas / SciPy / Scikit-Learn / Matplotlib / Seaborn / Flask / NetworkX </w:t>
             </w:r>
             <w:r>
               <w:br/>
-              <w:t xml:space="preserve">/ </w:t>
-            </w:r>
-            <w:proofErr w:type="spellStart"/>
-            <w:r>
-              <w:t>BeautifulSoup</w:t>
-            </w:r>
-            <w:proofErr w:type="spellEnd"/>
-            <w:r>
-              <w:t xml:space="preserve"> / OpenCV / Pillow / </w:t>
-            </w:r>
-            <w:proofErr w:type="spellStart"/>
-            <w:r>
-              <w:t>PyQt</w:t>
-            </w:r>
-            <w:proofErr w:type="spellEnd"/>
-            <w:r>
-              <w:t xml:space="preserve"> / </w:t>
-            </w:r>
-            <w:proofErr w:type="spellStart"/>
-            <w:r>
-              <w:t>Pytest</w:t>
-            </w:r>
-            <w:proofErr w:type="spellEnd"/>
-            <w:r>
-              <w:t xml:space="preserve"> / UV / </w:t>
-            </w:r>
-            <w:proofErr w:type="spellStart"/>
-            <w:r>
-              <w:t>Pipenv</w:t>
-            </w:r>
-            <w:proofErr w:type="spellEnd"/>
-            <w:r>
-              <w:t xml:space="preserve"> / </w:t>
-            </w:r>
-            <w:proofErr w:type="spellStart"/>
-            <w:r>
-              <w:t>Pyenv</w:t>
-            </w:r>
-            <w:proofErr w:type="spellEnd"/>
-            <w:r>
-              <w:t xml:space="preserve"> / Requests </w:t>
+              <w:t xml:space="preserve">/ BeautifulSoup / OpenCV / Pillow / PyQt / Pytest / UV / Pipenv / Pyenv / Requests </w:t>
             </w:r>
             <w:r>
               <w:br/>
-              <w:t xml:space="preserve">/ </w:t>
-            </w:r>
-            <w:proofErr w:type="spellStart"/>
-            <w:r>
-              <w:t>WandB</w:t>
-            </w:r>
-            <w:proofErr w:type="spellEnd"/>
-            <w:r>
-              <w:t xml:space="preserve"> / etc.</w:t>
+              <w:t>/ WandB / etc.</w:t>
             </w:r>
           </w:p>
           <w:p>
@@ -6552,15 +6261,7 @@
                     <w:t>Microservices</w:t>
                   </w:r>
                   <w:r>
-                    <w:t xml:space="preserve">:  Docker / Singularity / </w:t>
-                  </w:r>
-                  <w:proofErr w:type="spellStart"/>
-                  <w:r>
-                    <w:t>Podman</w:t>
-                  </w:r>
-                  <w:proofErr w:type="spellEnd"/>
-                  <w:r>
-                    <w:t xml:space="preserve"> / Kubernetes</w:t>
+                    <w:t>:  Docker / Singularity / Podman / Kubernetes</w:t>
                   </w:r>
                 </w:p>
                 <w:p>
@@ -6619,23 +6320,7 @@
                     <w:t xml:space="preserve"> </w:t>
                   </w:r>
                   <w:r>
-                    <w:t xml:space="preserve"> </w:t>
-                  </w:r>
-                  <w:proofErr w:type="spellStart"/>
-                  <w:r>
-                    <w:t>InfluxDB</w:t>
-                  </w:r>
-                  <w:proofErr w:type="spellEnd"/>
-                  <w:r>
-                    <w:t xml:space="preserve"> / MongoDB / MySQL / SQLite / </w:t>
-                  </w:r>
-                  <w:proofErr w:type="spellStart"/>
-                  <w:r>
-                    <w:t>GraphQL</w:t>
-                  </w:r>
-                  <w:proofErr w:type="spellEnd"/>
-                  <w:r>
-                    <w:t xml:space="preserve"> / Redis</w:t>
+                    <w:t xml:space="preserve"> InfluxDB / MongoDB / MySQL / SQLite / GraphQL / Redis</w:t>
                   </w:r>
                 </w:p>
                 <w:p>
@@ -6888,13 +6573,8 @@
               <w:pStyle w:val="Heading2"/>
               <w:ind w:left="-13"/>
             </w:pPr>
-            <w:proofErr w:type="spellStart"/>
-            <w:r>
-              <w:t>Eta</w:t>
-            </w:r>
-            <w:proofErr w:type="spellEnd"/>
-            <w:r>
-              <w:t xml:space="preserve"> Kappa Nu</w:t>
+            <w:r>
+              <w:t>Eta Kappa Nu</w:t>
             </w:r>
             <w:r>
               <w:t xml:space="preserve"> (HKN)</w:t>
@@ -9864,6 +9544,7 @@
     <w:rsid w:val="00C135B0"/>
     <w:rsid w:val="00CA3FC5"/>
     <w:rsid w:val="00CC0A20"/>
+    <w:rsid w:val="00DE37E2"/>
     <w:rsid w:val="00E16A43"/>
     <w:rsid w:val="00E61DFF"/>
     <w:rsid w:val="00EA0651"/>

--- a/derieux-resume.docx
+++ b/derieux-resume.docx
@@ -580,6 +580,7 @@
                     </w:rPr>
                     <w:t xml:space="preserve">Quantum AI </w:t>
                   </w:r>
+                  <w:proofErr w:type="gramStart"/>
                   <w:r>
                     <w:rPr>
                       <w:color w:val="1F497D" w:themeColor="text2"/>
@@ -601,6 +602,7 @@
                     </w:rPr>
                     <w:t>Scientist</w:t>
                   </w:r>
+                  <w:proofErr w:type="gramEnd"/>
                   <w:r>
                     <w:rPr>
                       <w:color w:val="1F497D" w:themeColor="text2"/>
@@ -634,7 +636,15 @@
                       <w:color w:val="1F497D" w:themeColor="text2"/>
                       <w:sz w:val="24"/>
                     </w:rPr>
-                    <w:t xml:space="preserve"> Developer</w:t>
+                    <w:t xml:space="preserve"> </w:t>
+                  </w:r>
+                  <w:proofErr w:type="gramStart"/>
+                  <w:r>
+                    <w:rPr>
+                      <w:color w:val="1F497D" w:themeColor="text2"/>
+                      <w:sz w:val="24"/>
+                    </w:rPr>
+                    <w:t>Developer</w:t>
                   </w:r>
                   <w:r>
                     <w:rPr>
@@ -650,6 +660,7 @@
                     </w:rPr>
                     <w:t>}</w:t>
                   </w:r>
+                  <w:proofErr w:type="gramEnd"/>
                 </w:p>
               </w:tc>
               <w:tc>
@@ -726,6 +737,7 @@
                     <w:t xml:space="preserve">: </w:t>
                   </w:r>
                   <w:hyperlink r:id="rId18" w:history="1">
+                    <w:proofErr w:type="spellStart"/>
                     <w:r>
                       <w:rPr>
                         <w:rStyle w:val="Hyperlink"/>
@@ -736,6 +748,7 @@
                       </w:rPr>
                       <w:t>zanderman</w:t>
                     </w:r>
+                    <w:proofErr w:type="spellEnd"/>
                   </w:hyperlink>
                 </w:p>
               </w:tc>
@@ -765,6 +778,7 @@
                     <w:t xml:space="preserve">LinkedIn: </w:t>
                   </w:r>
                   <w:hyperlink r:id="rId19" w:history="1">
+                    <w:proofErr w:type="spellStart"/>
                     <w:r>
                       <w:rPr>
                         <w:rStyle w:val="Hyperlink"/>
@@ -775,6 +789,7 @@
                       </w:rPr>
                       <w:t>alexderieux</w:t>
                     </w:r>
+                    <w:proofErr w:type="spellEnd"/>
                   </w:hyperlink>
                 </w:p>
               </w:tc>
@@ -1279,11 +1294,16 @@
                     <w:t xml:space="preserve">[ 8/2022 – </w:t>
                   </w:r>
                   <w:r>
-                    <w:t>Expected 12/2026</w:t>
+                    <w:t>Expected 12/</w:t>
+                  </w:r>
+                  <w:proofErr w:type="gramStart"/>
+                  <w:r>
+                    <w:t>2026</w:t>
                   </w:r>
                   <w:r>
                     <w:t xml:space="preserve"> ]</w:t>
                   </w:r>
+                  <w:proofErr w:type="gramEnd"/>
                 </w:p>
               </w:tc>
             </w:tr>
@@ -1447,8 +1467,13 @@
                     <w:keepNext w:val="0"/>
                   </w:pPr>
                   <w:r>
-                    <w:t>[ 1/2021 – 8/2022 ]</w:t>
-                  </w:r>
+                    <w:t>[ 1/2021 – 8/</w:t>
+                  </w:r>
+                  <w:proofErr w:type="gramStart"/>
+                  <w:r>
+                    <w:t>2022 ]</w:t>
+                  </w:r>
+                  <w:proofErr w:type="gramEnd"/>
                 </w:p>
               </w:tc>
             </w:tr>
@@ -1650,8 +1675,13 @@
                     <w:keepNext w:val="0"/>
                   </w:pPr>
                   <w:r>
-                    <w:t>[ 8/2012 – 5/2016 ]</w:t>
-                  </w:r>
+                    <w:t>[ 8/2012 – 5/</w:t>
+                  </w:r>
+                  <w:proofErr w:type="gramStart"/>
+                  <w:r>
+                    <w:t>2016 ]</w:t>
+                  </w:r>
+                  <w:proofErr w:type="gramEnd"/>
                 </w:p>
               </w:tc>
             </w:tr>
@@ -1815,8 +1845,13 @@
                     <w:keepNext w:val="0"/>
                   </w:pPr>
                   <w:r>
-                    <w:t>[ 8/2012 – 12/2016 ]</w:t>
-                  </w:r>
+                    <w:t>[ 8/2012 – 12/</w:t>
+                  </w:r>
+                  <w:proofErr w:type="gramStart"/>
+                  <w:r>
+                    <w:t>2016 ]</w:t>
+                  </w:r>
+                  <w:proofErr w:type="gramEnd"/>
                 </w:p>
               </w:tc>
             </w:tr>
@@ -2001,8 +2036,13 @@
                     <w:keepNext w:val="0"/>
                   </w:pPr>
                   <w:r>
-                    <w:t>[ 8/2021 – Present ]</w:t>
-                  </w:r>
+                    <w:t xml:space="preserve">[ 8/2021 – </w:t>
+                  </w:r>
+                  <w:proofErr w:type="gramStart"/>
+                  <w:r>
+                    <w:t>Present ]</w:t>
+                  </w:r>
+                  <w:proofErr w:type="gramEnd"/>
                 </w:p>
               </w:tc>
             </w:tr>
@@ -2020,12 +2060,21 @@
                       <w:iCs/>
                     </w:rPr>
                   </w:pPr>
+                  <w:proofErr w:type="spellStart"/>
                   <w:r>
                     <w:rPr>
                       <w:i/>
                       <w:iCs/>
                     </w:rPr>
-                    <w:t>Wireless@VT, Virginia Polytechnic Institute and State University</w:t>
+                    <w:t>Wireless@VT</w:t>
+                  </w:r>
+                  <w:proofErr w:type="spellEnd"/>
+                  <w:r>
+                    <w:rPr>
+                      <w:i/>
+                      <w:iCs/>
+                    </w:rPr>
+                    <w:t>, Virginia Polytechnic Institute and State University</w:t>
                   </w:r>
                 </w:p>
                 <w:p>
@@ -2205,11 +2254,16 @@
                     <w:t xml:space="preserve"> </w:t>
                   </w:r>
                   <w:r>
-                    <w:t>05/2023</w:t>
+                    <w:t>05/</w:t>
+                  </w:r>
+                  <w:proofErr w:type="gramStart"/>
+                  <w:r>
+                    <w:t>2023</w:t>
                   </w:r>
                   <w:r>
                     <w:t xml:space="preserve"> ]</w:t>
                   </w:r>
+                  <w:proofErr w:type="gramEnd"/>
                 </w:p>
               </w:tc>
             </w:tr>
@@ -2353,11 +2407,16 @@
                     <w:t xml:space="preserve">[ 2/2017 – </w:t>
                   </w:r>
                   <w:r>
-                    <w:t>9/2024</w:t>
+                    <w:t>9/</w:t>
+                  </w:r>
+                  <w:proofErr w:type="gramStart"/>
+                  <w:r>
+                    <w:t>2024</w:t>
                   </w:r>
                   <w:r>
                     <w:t xml:space="preserve"> ]</w:t>
                   </w:r>
+                  <w:proofErr w:type="gramEnd"/>
                 </w:p>
               </w:tc>
             </w:tr>
@@ -2480,7 +2539,15 @@
                     <w:keepNext w:val="0"/>
                   </w:pPr>
                   <w:r>
-                    <w:t xml:space="preserve">[ 7/2012 – 2/2017 ] </w:t>
+                    <w:t>[ 7/2012 – 2/</w:t>
+                  </w:r>
+                  <w:proofErr w:type="gramStart"/>
+                  <w:r>
+                    <w:t>2017 ]</w:t>
+                  </w:r>
+                  <w:proofErr w:type="gramEnd"/>
+                  <w:r>
+                    <w:t xml:space="preserve"> </w:t>
                   </w:r>
                 </w:p>
               </w:tc>
@@ -2630,8 +2697,25 @@
                 <w:b w:val="0"/>
                 <w:bCs w:val="0"/>
               </w:rPr>
-              <w:t xml:space="preserve">A. DeRieux and W. Saad, “QnRL: Quantum-Native Reinforcement Learning”, June 2026, </w:t>
-            </w:r>
+              <w:t>A. DeRieux and W. Saad, “</w:t>
+            </w:r>
+            <w:proofErr w:type="spellStart"/>
+            <w:r>
+              <w:rPr>
+                <w:b w:val="0"/>
+                <w:bCs w:val="0"/>
+              </w:rPr>
+              <w:t>QnRL</w:t>
+            </w:r>
+            <w:proofErr w:type="spellEnd"/>
+            <w:r>
+              <w:rPr>
+                <w:b w:val="0"/>
+                <w:bCs w:val="0"/>
+              </w:rPr>
+              <w:t xml:space="preserve">: Quantum-Native Reinforcement Learning”, June 2026, </w:t>
+            </w:r>
+            <w:proofErr w:type="spellStart"/>
             <w:r>
               <w:rPr>
                 <w:b w:val="0"/>
@@ -2641,12 +2725,29 @@
               </w:rPr>
               <w:t>arXiv</w:t>
             </w:r>
-            <w:r>
-              <w:rPr>
-                <w:b w:val="0"/>
-                <w:bCs w:val="0"/>
-              </w:rPr>
-              <w:t xml:space="preserve">: arXiv:2606.08276. doi: </w:t>
+            <w:proofErr w:type="spellEnd"/>
+            <w:r>
+              <w:rPr>
+                <w:b w:val="0"/>
+                <w:bCs w:val="0"/>
+              </w:rPr>
+              <w:t xml:space="preserve">: arXiv:2606.08276. </w:t>
+            </w:r>
+            <w:proofErr w:type="spellStart"/>
+            <w:r>
+              <w:rPr>
+                <w:b w:val="0"/>
+                <w:bCs w:val="0"/>
+              </w:rPr>
+              <w:t>doi</w:t>
+            </w:r>
+            <w:proofErr w:type="spellEnd"/>
+            <w:r>
+              <w:rPr>
+                <w:b w:val="0"/>
+                <w:bCs w:val="0"/>
+              </w:rPr>
+              <w:t xml:space="preserve">: </w:t>
             </w:r>
             <w:hyperlink r:id="rId20" w:history="1">
               <w:r>
@@ -2685,7 +2786,23 @@
                 <w:b w:val="0"/>
                 <w:bCs w:val="0"/>
               </w:rPr>
-              <w:t xml:space="preserve">A. DeRieux and W. Saad, “eQMARL: Entangled Quantum Multi-Agent Reinforcement Learning for Distributed Cooperation over Quantum Channels”, </w:t>
+              <w:t>A. DeRieux and W. Saad, “</w:t>
+            </w:r>
+            <w:proofErr w:type="spellStart"/>
+            <w:r>
+              <w:rPr>
+                <w:b w:val="0"/>
+                <w:bCs w:val="0"/>
+              </w:rPr>
+              <w:t>eQMARL</w:t>
+            </w:r>
+            <w:proofErr w:type="spellEnd"/>
+            <w:r>
+              <w:rPr>
+                <w:b w:val="0"/>
+                <w:bCs w:val="0"/>
+              </w:rPr>
+              <w:t xml:space="preserve">: Entangled Quantum Multi-Agent Reinforcement Learning for Distributed Cooperation over Quantum Channels”, </w:t>
             </w:r>
             <w:r>
               <w:rPr>
@@ -2717,12 +2834,21 @@
               </w:rPr>
               <w:t xml:space="preserve"> </w:t>
             </w:r>
-            <w:r>
-              <w:rPr>
-                <w:b w:val="0"/>
-                <w:bCs w:val="0"/>
-              </w:rPr>
-              <w:t xml:space="preserve">doi: </w:t>
+            <w:proofErr w:type="spellStart"/>
+            <w:r>
+              <w:rPr>
+                <w:b w:val="0"/>
+                <w:bCs w:val="0"/>
+              </w:rPr>
+              <w:t>doi</w:t>
+            </w:r>
+            <w:proofErr w:type="spellEnd"/>
+            <w:r>
+              <w:rPr>
+                <w:b w:val="0"/>
+                <w:bCs w:val="0"/>
+              </w:rPr>
+              <w:t xml:space="preserve">: </w:t>
             </w:r>
             <w:hyperlink r:id="rId21" w:history="1">
               <w:r>
@@ -2805,7 +2931,23 @@
                 <w:b w:val="0"/>
                 <w:bCs w:val="0"/>
               </w:rPr>
-              <w:t xml:space="preserve">March 2023, pp. 1-6. doi: </w:t>
+              <w:t xml:space="preserve">March 2023, pp. 1-6. </w:t>
+            </w:r>
+            <w:proofErr w:type="spellStart"/>
+            <w:r>
+              <w:rPr>
+                <w:b w:val="0"/>
+                <w:bCs w:val="0"/>
+              </w:rPr>
+              <w:t>doi</w:t>
+            </w:r>
+            <w:proofErr w:type="spellEnd"/>
+            <w:r>
+              <w:rPr>
+                <w:b w:val="0"/>
+                <w:bCs w:val="0"/>
+              </w:rPr>
+              <w:t xml:space="preserve">: </w:t>
             </w:r>
             <w:hyperlink r:id="rId22" w:history="1">
               <w:r>
@@ -2844,7 +2986,23 @@
                 <w:b w:val="0"/>
                 <w:bCs w:val="0"/>
               </w:rPr>
-              <w:t xml:space="preserve">A. C. DeRieux, W. Saad, W. Zuo, R. Budiarto, M. D. Koerniawan, and D. Novitasari, “A Transformer Framework for Data Fusion and Multi-Task Learning in Smart Cities”, </w:t>
+              <w:t xml:space="preserve">A. C. DeRieux, W. Saad, W. Zuo, R. Budiarto, M. D. </w:t>
+            </w:r>
+            <w:proofErr w:type="spellStart"/>
+            <w:r>
+              <w:rPr>
+                <w:b w:val="0"/>
+                <w:bCs w:val="0"/>
+              </w:rPr>
+              <w:t>Koerniawan</w:t>
+            </w:r>
+            <w:proofErr w:type="spellEnd"/>
+            <w:r>
+              <w:rPr>
+                <w:b w:val="0"/>
+                <w:bCs w:val="0"/>
+              </w:rPr>
+              <w:t xml:space="preserve">, and D. Novitasari, “A Transformer Framework for Data Fusion and Multi-Task Learning in Smart Cities”, </w:t>
             </w:r>
             <w:r>
               <w:rPr>
@@ -2874,12 +3032,21 @@
               </w:rPr>
               <w:t xml:space="preserve"> </w:t>
             </w:r>
-            <w:r>
-              <w:rPr>
-                <w:b w:val="0"/>
-                <w:bCs w:val="0"/>
-              </w:rPr>
-              <w:t>arXiv: arXiv:2211.10506</w:t>
+            <w:proofErr w:type="spellStart"/>
+            <w:r>
+              <w:rPr>
+                <w:b w:val="0"/>
+                <w:bCs w:val="0"/>
+              </w:rPr>
+              <w:t>arXiv</w:t>
+            </w:r>
+            <w:proofErr w:type="spellEnd"/>
+            <w:r>
+              <w:rPr>
+                <w:b w:val="0"/>
+                <w:bCs w:val="0"/>
+              </w:rPr>
+              <w:t>: arXiv:2211.10506</w:t>
             </w:r>
             <w:r>
               <w:rPr>
@@ -2888,12 +3055,21 @@
               </w:rPr>
               <w:t xml:space="preserve">. </w:t>
             </w:r>
-            <w:r>
-              <w:rPr>
-                <w:b w:val="0"/>
-                <w:bCs w:val="0"/>
-              </w:rPr>
-              <w:t xml:space="preserve">doi: </w:t>
+            <w:proofErr w:type="spellStart"/>
+            <w:r>
+              <w:rPr>
+                <w:b w:val="0"/>
+                <w:bCs w:val="0"/>
+              </w:rPr>
+              <w:t>doi</w:t>
+            </w:r>
+            <w:proofErr w:type="spellEnd"/>
+            <w:r>
+              <w:rPr>
+                <w:b w:val="0"/>
+                <w:bCs w:val="0"/>
+              </w:rPr>
+              <w:t xml:space="preserve">: </w:t>
             </w:r>
             <w:hyperlink r:id="rId23" w:history="1">
               <w:r>
@@ -3322,7 +3498,11 @@
               </w:rPr>
             </w:pPr>
             <w:r>
-              <w:t xml:space="preserve">Peer Mentorship  </w:t>
+              <w:t xml:space="preserve">Peer </w:t>
+            </w:r>
+            <w:proofErr w:type="gramStart"/>
+            <w:r>
+              <w:t xml:space="preserve">Mentorship  </w:t>
             </w:r>
             <w:r>
               <w:rPr>
@@ -3330,14 +3510,24 @@
                 <w:sz w:val="16"/>
                 <w:szCs w:val="16"/>
               </w:rPr>
-              <w:t xml:space="preserve">[ </w:t>
-            </w:r>
+              <w:t>[</w:t>
+            </w:r>
+            <w:proofErr w:type="gramEnd"/>
             <w:r>
               <w:rPr>
                 <w:color w:val="4F81BD" w:themeColor="accent1"/>
                 <w:sz w:val="16"/>
                 <w:szCs w:val="16"/>
               </w:rPr>
+              <w:t xml:space="preserve"> </w:t>
+            </w:r>
+            <w:proofErr w:type="gramStart"/>
+            <w:r>
+              <w:rPr>
+                <w:color w:val="4F81BD" w:themeColor="accent1"/>
+                <w:sz w:val="16"/>
+                <w:szCs w:val="16"/>
+              </w:rPr>
               <w:t>2021</w:t>
             </w:r>
             <w:r>
@@ -3346,14 +3536,24 @@
                 <w:sz w:val="16"/>
                 <w:szCs w:val="16"/>
               </w:rPr>
-              <w:t xml:space="preserve">  – </w:t>
-            </w:r>
+              <w:t xml:space="preserve">  –</w:t>
+            </w:r>
+            <w:proofErr w:type="gramEnd"/>
             <w:r>
               <w:rPr>
                 <w:color w:val="4F81BD" w:themeColor="accent1"/>
                 <w:sz w:val="16"/>
                 <w:szCs w:val="16"/>
               </w:rPr>
+              <w:t xml:space="preserve"> </w:t>
+            </w:r>
+            <w:proofErr w:type="gramStart"/>
+            <w:r>
+              <w:rPr>
+                <w:color w:val="4F81BD" w:themeColor="accent1"/>
+                <w:sz w:val="16"/>
+                <w:szCs w:val="16"/>
+              </w:rPr>
               <w:t xml:space="preserve">Present </w:t>
             </w:r>
             <w:r>
@@ -3364,6 +3564,7 @@
               </w:rPr>
               <w:t>]</w:t>
             </w:r>
+            <w:proofErr w:type="gramEnd"/>
             <w:r>
               <w:rPr>
                 <w:color w:val="4F81BD" w:themeColor="accent1"/>
@@ -3390,7 +3591,11 @@
               <w:keepNext w:val="0"/>
             </w:pPr>
             <w:r>
-              <w:t>University and Department Tours</w:t>
+              <w:t xml:space="preserve">University and Department </w:t>
+            </w:r>
+            <w:proofErr w:type="gramStart"/>
+            <w:r>
+              <w:t>Tours</w:t>
             </w:r>
             <w:r>
               <w:rPr>
@@ -3405,14 +3610,24 @@
                 <w:sz w:val="16"/>
                 <w:szCs w:val="16"/>
               </w:rPr>
-              <w:t xml:space="preserve">[ </w:t>
-            </w:r>
+              <w:t>[</w:t>
+            </w:r>
+            <w:proofErr w:type="gramEnd"/>
             <w:r>
               <w:rPr>
                 <w:color w:val="4F81BD" w:themeColor="accent1"/>
                 <w:sz w:val="16"/>
                 <w:szCs w:val="16"/>
               </w:rPr>
+              <w:t xml:space="preserve"> </w:t>
+            </w:r>
+            <w:proofErr w:type="gramStart"/>
+            <w:r>
+              <w:rPr>
+                <w:color w:val="4F81BD" w:themeColor="accent1"/>
+                <w:sz w:val="16"/>
+                <w:szCs w:val="16"/>
+              </w:rPr>
               <w:t>2021</w:t>
             </w:r>
             <w:r>
@@ -3421,14 +3636,24 @@
                 <w:sz w:val="16"/>
                 <w:szCs w:val="16"/>
               </w:rPr>
-              <w:t xml:space="preserve">  – </w:t>
-            </w:r>
+              <w:t xml:space="preserve">  –</w:t>
+            </w:r>
+            <w:proofErr w:type="gramEnd"/>
             <w:r>
               <w:rPr>
                 <w:color w:val="4F81BD" w:themeColor="accent1"/>
                 <w:sz w:val="16"/>
                 <w:szCs w:val="16"/>
               </w:rPr>
+              <w:t xml:space="preserve"> </w:t>
+            </w:r>
+            <w:proofErr w:type="gramStart"/>
+            <w:r>
+              <w:rPr>
+                <w:color w:val="4F81BD" w:themeColor="accent1"/>
+                <w:sz w:val="16"/>
+                <w:szCs w:val="16"/>
+              </w:rPr>
               <w:t xml:space="preserve">Present </w:t>
             </w:r>
             <w:r>
@@ -3439,6 +3664,7 @@
               </w:rPr>
               <w:t>]</w:t>
             </w:r>
+            <w:proofErr w:type="gramEnd"/>
             <w:r>
               <w:rPr>
                 <w:color w:val="4F81BD" w:themeColor="accent1"/>
@@ -3571,7 +3797,15 @@
                 <w:b w:val="0"/>
                 <w:bCs w:val="0"/>
               </w:rPr>
-              <w:t xml:space="preserve">Rising Star Seminar  </w:t>
+              <w:t xml:space="preserve">Rising Star </w:t>
+            </w:r>
+            <w:proofErr w:type="gramStart"/>
+            <w:r>
+              <w:rPr>
+                <w:b w:val="0"/>
+                <w:bCs w:val="0"/>
+              </w:rPr>
+              <w:t xml:space="preserve">Seminar  </w:t>
             </w:r>
             <w:r>
               <w:rPr>
@@ -3579,14 +3813,24 @@
                 <w:sz w:val="16"/>
                 <w:szCs w:val="16"/>
               </w:rPr>
-              <w:t xml:space="preserve">[ </w:t>
-            </w:r>
+              <w:t>[</w:t>
+            </w:r>
+            <w:proofErr w:type="gramEnd"/>
             <w:r>
               <w:rPr>
                 <w:color w:val="4F81BD" w:themeColor="accent1"/>
                 <w:sz w:val="16"/>
                 <w:szCs w:val="16"/>
               </w:rPr>
+              <w:t xml:space="preserve"> </w:t>
+            </w:r>
+            <w:proofErr w:type="gramStart"/>
+            <w:r>
+              <w:rPr>
+                <w:color w:val="4F81BD" w:themeColor="accent1"/>
+                <w:sz w:val="16"/>
+                <w:szCs w:val="16"/>
+              </w:rPr>
               <w:t>2026</w:t>
             </w:r>
             <w:r>
@@ -3597,6 +3841,7 @@
               </w:rPr>
               <w:t xml:space="preserve"> ]</w:t>
             </w:r>
+            <w:proofErr w:type="gramEnd"/>
             <w:r>
               <w:rPr>
                 <w:color w:val="4F81BD" w:themeColor="accent1"/>
@@ -3658,7 +3903,15 @@
                 <w:b w:val="0"/>
                 <w:bCs w:val="0"/>
               </w:rPr>
-              <w:t xml:space="preserve">ICEX Digital Innovator Accelerator  </w:t>
+              <w:t xml:space="preserve">ICEX Digital Innovator </w:t>
+            </w:r>
+            <w:proofErr w:type="gramStart"/>
+            <w:r>
+              <w:rPr>
+                <w:b w:val="0"/>
+                <w:bCs w:val="0"/>
+              </w:rPr>
+              <w:t xml:space="preserve">Accelerator  </w:t>
             </w:r>
             <w:r>
               <w:rPr>
@@ -3666,14 +3919,24 @@
                 <w:sz w:val="16"/>
                 <w:szCs w:val="16"/>
               </w:rPr>
-              <w:t xml:space="preserve">[ </w:t>
-            </w:r>
+              <w:t>[</w:t>
+            </w:r>
+            <w:proofErr w:type="gramEnd"/>
             <w:r>
               <w:rPr>
                 <w:color w:val="4F81BD" w:themeColor="accent1"/>
                 <w:sz w:val="16"/>
                 <w:szCs w:val="16"/>
               </w:rPr>
+              <w:t xml:space="preserve"> </w:t>
+            </w:r>
+            <w:proofErr w:type="gramStart"/>
+            <w:r>
+              <w:rPr>
+                <w:color w:val="4F81BD" w:themeColor="accent1"/>
+                <w:sz w:val="16"/>
+                <w:szCs w:val="16"/>
+              </w:rPr>
               <w:t>2026</w:t>
             </w:r>
             <w:r>
@@ -3684,6 +3947,7 @@
               </w:rPr>
               <w:t xml:space="preserve"> ]</w:t>
             </w:r>
+            <w:proofErr w:type="gramEnd"/>
             <w:r>
               <w:rPr>
                 <w:color w:val="4F81BD" w:themeColor="accent1"/>
@@ -3739,6 +4003,7 @@
               </w:rPr>
               <w:t xml:space="preserve">Fellowship </w:t>
             </w:r>
+            <w:proofErr w:type="gramStart"/>
             <w:r>
               <w:rPr>
                 <w:b w:val="0"/>
@@ -3759,14 +4024,24 @@
                 <w:sz w:val="16"/>
                 <w:szCs w:val="16"/>
               </w:rPr>
-              <w:t xml:space="preserve">[ </w:t>
-            </w:r>
+              <w:t>[</w:t>
+            </w:r>
+            <w:proofErr w:type="gramEnd"/>
             <w:r>
               <w:rPr>
                 <w:color w:val="4F81BD" w:themeColor="accent1"/>
                 <w:sz w:val="16"/>
                 <w:szCs w:val="16"/>
               </w:rPr>
+              <w:t xml:space="preserve"> </w:t>
+            </w:r>
+            <w:proofErr w:type="gramStart"/>
+            <w:r>
+              <w:rPr>
+                <w:color w:val="4F81BD" w:themeColor="accent1"/>
+                <w:sz w:val="16"/>
+                <w:szCs w:val="16"/>
+              </w:rPr>
               <w:t>2026</w:t>
             </w:r>
             <w:r>
@@ -3777,6 +4052,7 @@
               </w:rPr>
               <w:t xml:space="preserve"> ]</w:t>
             </w:r>
+            <w:proofErr w:type="gramEnd"/>
             <w:r>
               <w:rPr>
                 <w:color w:val="4F81BD" w:themeColor="accent1"/>
@@ -3816,7 +4092,15 @@
                 <w:b w:val="0"/>
                 <w:bCs w:val="0"/>
               </w:rPr>
-              <w:t xml:space="preserve">International Delegations  </w:t>
+              <w:t xml:space="preserve">International </w:t>
+            </w:r>
+            <w:proofErr w:type="gramStart"/>
+            <w:r>
+              <w:rPr>
+                <w:b w:val="0"/>
+                <w:bCs w:val="0"/>
+              </w:rPr>
+              <w:t xml:space="preserve">Delegations  </w:t>
             </w:r>
             <w:r>
               <w:rPr>
@@ -3824,15 +4108,16 @@
                 <w:sz w:val="16"/>
                 <w:szCs w:val="16"/>
               </w:rPr>
-              <w:t xml:space="preserve">[ </w:t>
-            </w:r>
+              <w:t>[</w:t>
+            </w:r>
+            <w:proofErr w:type="gramEnd"/>
             <w:r>
               <w:rPr>
                 <w:color w:val="4F81BD" w:themeColor="accent1"/>
                 <w:sz w:val="16"/>
                 <w:szCs w:val="16"/>
               </w:rPr>
-              <w:t>2025 – 2026</w:t>
+              <w:t xml:space="preserve"> </w:t>
             </w:r>
             <w:r>
               <w:rPr>
@@ -3840,8 +4125,26 @@
                 <w:sz w:val="16"/>
                 <w:szCs w:val="16"/>
               </w:rPr>
+              <w:t xml:space="preserve">2025 – </w:t>
+            </w:r>
+            <w:proofErr w:type="gramStart"/>
+            <w:r>
+              <w:rPr>
+                <w:color w:val="4F81BD" w:themeColor="accent1"/>
+                <w:sz w:val="16"/>
+                <w:szCs w:val="16"/>
+              </w:rPr>
+              <w:t>2026</w:t>
+            </w:r>
+            <w:r>
+              <w:rPr>
+                <w:color w:val="4F81BD" w:themeColor="accent1"/>
+                <w:sz w:val="16"/>
+                <w:szCs w:val="16"/>
+              </w:rPr>
               <w:t xml:space="preserve"> ]</w:t>
             </w:r>
+            <w:proofErr w:type="gramEnd"/>
             <w:r>
               <w:rPr>
                 <w:color w:val="4F81BD" w:themeColor="accent1"/>
@@ -3909,7 +4212,15 @@
                 <w:b w:val="0"/>
                 <w:bCs w:val="0"/>
               </w:rPr>
-              <w:t xml:space="preserve"> Events</w:t>
+              <w:t xml:space="preserve"> </w:t>
+            </w:r>
+            <w:proofErr w:type="gramStart"/>
+            <w:r>
+              <w:rPr>
+                <w:b w:val="0"/>
+                <w:bCs w:val="0"/>
+              </w:rPr>
+              <w:t>Events</w:t>
             </w:r>
             <w:r>
               <w:rPr>
@@ -3924,14 +4235,23 @@
                 <w:sz w:val="16"/>
                 <w:szCs w:val="16"/>
               </w:rPr>
-              <w:t xml:space="preserve">[ </w:t>
-            </w:r>
+              <w:t>[</w:t>
+            </w:r>
+            <w:proofErr w:type="gramEnd"/>
             <w:r>
               <w:rPr>
                 <w:color w:val="4F81BD" w:themeColor="accent1"/>
                 <w:sz w:val="16"/>
                 <w:szCs w:val="16"/>
               </w:rPr>
+              <w:t xml:space="preserve"> </w:t>
+            </w:r>
+            <w:r>
+              <w:rPr>
+                <w:color w:val="4F81BD" w:themeColor="accent1"/>
+                <w:sz w:val="16"/>
+                <w:szCs w:val="16"/>
+              </w:rPr>
               <w:t>2025</w:t>
             </w:r>
             <w:r>
@@ -3942,6 +4262,7 @@
               </w:rPr>
               <w:t xml:space="preserve"> – </w:t>
             </w:r>
+            <w:proofErr w:type="gramStart"/>
             <w:r>
               <w:rPr>
                 <w:color w:val="4F81BD" w:themeColor="accent1"/>
@@ -3958,6 +4279,7 @@
               </w:rPr>
               <w:t>]</w:t>
             </w:r>
+            <w:proofErr w:type="gramEnd"/>
             <w:r>
               <w:rPr>
                 <w:color w:val="4F81BD" w:themeColor="accent1"/>
@@ -3993,7 +4315,15 @@
                 <w:b w:val="0"/>
                 <w:bCs w:val="0"/>
               </w:rPr>
-              <w:t>Fellowship Panels</w:t>
+              <w:t xml:space="preserve">Fellowship </w:t>
+            </w:r>
+            <w:proofErr w:type="gramStart"/>
+            <w:r>
+              <w:rPr>
+                <w:b w:val="0"/>
+                <w:bCs w:val="0"/>
+              </w:rPr>
+              <w:t>Panels</w:t>
             </w:r>
             <w:r>
               <w:rPr>
@@ -4008,14 +4338,23 @@
                 <w:sz w:val="16"/>
                 <w:szCs w:val="16"/>
               </w:rPr>
-              <w:t xml:space="preserve">[ </w:t>
-            </w:r>
+              <w:t>[</w:t>
+            </w:r>
+            <w:proofErr w:type="gramEnd"/>
             <w:r>
               <w:rPr>
                 <w:color w:val="4F81BD" w:themeColor="accent1"/>
                 <w:sz w:val="16"/>
                 <w:szCs w:val="16"/>
               </w:rPr>
+              <w:t xml:space="preserve"> </w:t>
+            </w:r>
+            <w:r>
+              <w:rPr>
+                <w:color w:val="4F81BD" w:themeColor="accent1"/>
+                <w:sz w:val="16"/>
+                <w:szCs w:val="16"/>
+              </w:rPr>
               <w:t>2022</w:t>
             </w:r>
             <w:r>
@@ -4026,6 +4365,7 @@
               </w:rPr>
               <w:t xml:space="preserve"> – </w:t>
             </w:r>
+            <w:proofErr w:type="gramStart"/>
             <w:r>
               <w:rPr>
                 <w:color w:val="4F81BD" w:themeColor="accent1"/>
@@ -4042,6 +4382,7 @@
               </w:rPr>
               <w:t>]</w:t>
             </w:r>
+            <w:proofErr w:type="gramEnd"/>
             <w:r>
               <w:rPr>
                 <w:color w:val="4F81BD" w:themeColor="accent1"/>
@@ -4093,6 +4434,7 @@
               </w:rPr>
               <w:t xml:space="preserve">Research </w:t>
             </w:r>
+            <w:proofErr w:type="gramStart"/>
             <w:r>
               <w:rPr>
                 <w:b w:val="0"/>
@@ -4106,14 +4448,24 @@
                 <w:sz w:val="16"/>
                 <w:szCs w:val="16"/>
               </w:rPr>
-              <w:t xml:space="preserve">[ </w:t>
-            </w:r>
+              <w:t>[</w:t>
+            </w:r>
+            <w:proofErr w:type="gramEnd"/>
             <w:r>
               <w:rPr>
                 <w:color w:val="4F81BD" w:themeColor="accent1"/>
                 <w:sz w:val="16"/>
                 <w:szCs w:val="16"/>
               </w:rPr>
+              <w:t xml:space="preserve"> </w:t>
+            </w:r>
+            <w:proofErr w:type="gramStart"/>
+            <w:r>
+              <w:rPr>
+                <w:color w:val="4F81BD" w:themeColor="accent1"/>
+                <w:sz w:val="16"/>
+                <w:szCs w:val="16"/>
+              </w:rPr>
               <w:t>202</w:t>
             </w:r>
             <w:r>
@@ -4130,14 +4482,24 @@
                 <w:sz w:val="16"/>
                 <w:szCs w:val="16"/>
               </w:rPr>
-              <w:t xml:space="preserve">  – </w:t>
-            </w:r>
+              <w:t xml:space="preserve">  –</w:t>
+            </w:r>
+            <w:proofErr w:type="gramEnd"/>
             <w:r>
               <w:rPr>
                 <w:color w:val="4F81BD" w:themeColor="accent1"/>
                 <w:sz w:val="16"/>
                 <w:szCs w:val="16"/>
               </w:rPr>
+              <w:t xml:space="preserve"> </w:t>
+            </w:r>
+            <w:proofErr w:type="gramStart"/>
+            <w:r>
+              <w:rPr>
+                <w:color w:val="4F81BD" w:themeColor="accent1"/>
+                <w:sz w:val="16"/>
+                <w:szCs w:val="16"/>
+              </w:rPr>
               <w:t xml:space="preserve">Present </w:t>
             </w:r>
             <w:r>
@@ -4148,6 +4510,7 @@
               </w:rPr>
               <w:t>]</w:t>
             </w:r>
+            <w:proofErr w:type="gramEnd"/>
             <w:r>
               <w:rPr>
                 <w:color w:val="4F81BD" w:themeColor="accent1"/>
@@ -4187,7 +4550,15 @@
                 <w:b w:val="0"/>
                 <w:bCs w:val="0"/>
               </w:rPr>
-              <w:t xml:space="preserve">International Conference on Learning Representations (ICLR)  </w:t>
+              <w:t xml:space="preserve">Guest Lecture, Quantum Machine </w:t>
+            </w:r>
+            <w:proofErr w:type="gramStart"/>
+            <w:r>
+              <w:rPr>
+                <w:b w:val="0"/>
+                <w:bCs w:val="0"/>
+              </w:rPr>
+              <w:t xml:space="preserve">Learning  </w:t>
             </w:r>
             <w:r>
               <w:rPr>
@@ -4195,14 +4566,24 @@
                 <w:sz w:val="16"/>
                 <w:szCs w:val="16"/>
               </w:rPr>
-              <w:t xml:space="preserve">[ </w:t>
-            </w:r>
+              <w:t>[</w:t>
+            </w:r>
+            <w:proofErr w:type="gramEnd"/>
             <w:r>
               <w:rPr>
                 <w:color w:val="4F81BD" w:themeColor="accent1"/>
                 <w:sz w:val="16"/>
                 <w:szCs w:val="16"/>
               </w:rPr>
+              <w:t xml:space="preserve"> </w:t>
+            </w:r>
+            <w:proofErr w:type="gramStart"/>
+            <w:r>
+              <w:rPr>
+                <w:color w:val="4F81BD" w:themeColor="accent1"/>
+                <w:sz w:val="16"/>
+                <w:szCs w:val="16"/>
+              </w:rPr>
               <w:t>2025</w:t>
             </w:r>
             <w:r>
@@ -4213,6 +4594,7 @@
               </w:rPr>
               <w:t xml:space="preserve"> ]</w:t>
             </w:r>
+            <w:proofErr w:type="gramEnd"/>
             <w:r>
               <w:rPr>
                 <w:color w:val="4F81BD" w:themeColor="accent1"/>
@@ -4230,7 +4612,7 @@
                 <w:sz w:val="16"/>
                 <w:szCs w:val="16"/>
               </w:rPr>
-              <w:t>Singapore</w:t>
+              <w:t>University of Vermont</w:t>
             </w:r>
           </w:p>
           <w:p>
@@ -4252,7 +4634,15 @@
                 <w:b w:val="0"/>
                 <w:bCs w:val="0"/>
               </w:rPr>
-              <w:t xml:space="preserve">AWS Quantum Networks Workshop (QNW)  </w:t>
+              <w:t>International Conference on Learning Representations (</w:t>
+            </w:r>
+            <w:proofErr w:type="gramStart"/>
+            <w:r>
+              <w:rPr>
+                <w:b w:val="0"/>
+                <w:bCs w:val="0"/>
+              </w:rPr>
+              <w:t xml:space="preserve">ICLR)  </w:t>
             </w:r>
             <w:r>
               <w:rPr>
@@ -4260,24 +4650,35 @@
                 <w:sz w:val="16"/>
                 <w:szCs w:val="16"/>
               </w:rPr>
-              <w:t xml:space="preserve">[ </w:t>
-            </w:r>
+              <w:t>[</w:t>
+            </w:r>
+            <w:proofErr w:type="gramEnd"/>
             <w:r>
               <w:rPr>
                 <w:color w:val="4F81BD" w:themeColor="accent1"/>
                 <w:sz w:val="16"/>
                 <w:szCs w:val="16"/>
               </w:rPr>
-              <w:t>2023</w:t>
-            </w:r>
+              <w:t xml:space="preserve"> </w:t>
+            </w:r>
+            <w:proofErr w:type="gramStart"/>
             <w:r>
               <w:rPr>
                 <w:color w:val="4F81BD" w:themeColor="accent1"/>
                 <w:sz w:val="16"/>
                 <w:szCs w:val="16"/>
               </w:rPr>
+              <w:t>2025</w:t>
+            </w:r>
+            <w:r>
+              <w:rPr>
+                <w:color w:val="4F81BD" w:themeColor="accent1"/>
+                <w:sz w:val="16"/>
+                <w:szCs w:val="16"/>
+              </w:rPr>
               <w:t xml:space="preserve"> ]</w:t>
             </w:r>
+            <w:proofErr w:type="gramEnd"/>
             <w:r>
               <w:rPr>
                 <w:color w:val="4F81BD" w:themeColor="accent1"/>
@@ -4295,7 +4696,7 @@
                 <w:sz w:val="16"/>
                 <w:szCs w:val="16"/>
               </w:rPr>
-              <w:t>Beverly, MA</w:t>
+              <w:t>Singapore</w:t>
             </w:r>
           </w:p>
           <w:p>
@@ -4307,28 +4708,25 @@
                 <w:numId w:val="21"/>
               </w:numPr>
               <w:ind w:left="245" w:hanging="245"/>
-            </w:pPr>
-            <w:r>
-              <w:rPr>
-                <w:b w:val="0"/>
-                <w:bCs w:val="0"/>
-              </w:rPr>
-              <w:t>C-Tech</w:t>
-            </w:r>
-            <w:r>
-              <w:rPr>
-                <w:b w:val="0"/>
-                <w:bCs w:val="0"/>
-                <w:vertAlign w:val="superscript"/>
-              </w:rPr>
-              <w:t>2</w:t>
-            </w:r>
-            <w:r>
-              <w:rPr>
-                <w:b w:val="0"/>
-                <w:bCs w:val="0"/>
-              </w:rPr>
-              <w:t xml:space="preserve"> Workshop  </w:t>
+              <w:rPr>
+                <w:b w:val="0"/>
+                <w:bCs w:val="0"/>
+              </w:rPr>
+            </w:pPr>
+            <w:r>
+              <w:rPr>
+                <w:b w:val="0"/>
+                <w:bCs w:val="0"/>
+              </w:rPr>
+              <w:t>AWS Quantum Networks Workshop (</w:t>
+            </w:r>
+            <w:proofErr w:type="gramStart"/>
+            <w:r>
+              <w:rPr>
+                <w:b w:val="0"/>
+                <w:bCs w:val="0"/>
+              </w:rPr>
+              <w:t xml:space="preserve">QNW)  </w:t>
             </w:r>
             <w:r>
               <w:rPr>
@@ -4336,24 +4734,35 @@
                 <w:sz w:val="16"/>
                 <w:szCs w:val="16"/>
               </w:rPr>
-              <w:t xml:space="preserve">[ </w:t>
-            </w:r>
+              <w:t>[</w:t>
+            </w:r>
+            <w:proofErr w:type="gramEnd"/>
             <w:r>
               <w:rPr>
                 <w:color w:val="4F81BD" w:themeColor="accent1"/>
                 <w:sz w:val="16"/>
                 <w:szCs w:val="16"/>
               </w:rPr>
-              <w:t>2022</w:t>
-            </w:r>
+              <w:t xml:space="preserve"> </w:t>
+            </w:r>
+            <w:proofErr w:type="gramStart"/>
             <w:r>
               <w:rPr>
                 <w:color w:val="4F81BD" w:themeColor="accent1"/>
                 <w:sz w:val="16"/>
                 <w:szCs w:val="16"/>
               </w:rPr>
+              <w:t>2023</w:t>
+            </w:r>
+            <w:r>
+              <w:rPr>
+                <w:color w:val="4F81BD" w:themeColor="accent1"/>
+                <w:sz w:val="16"/>
+                <w:szCs w:val="16"/>
+              </w:rPr>
               <w:t xml:space="preserve"> ]</w:t>
             </w:r>
+            <w:proofErr w:type="gramEnd"/>
             <w:r>
               <w:rPr>
                 <w:color w:val="4F81BD" w:themeColor="accent1"/>
@@ -4371,7 +4780,7 @@
                 <w:sz w:val="16"/>
                 <w:szCs w:val="16"/>
               </w:rPr>
-              <w:t>Virginia Tech, Blacksburg, VA</w:t>
+              <w:t>Beverly, MA</w:t>
             </w:r>
           </w:p>
           <w:p>
@@ -4393,7 +4802,15 @@
                 <w:b w:val="0"/>
                 <w:bCs w:val="0"/>
               </w:rPr>
-              <w:t xml:space="preserve">International Laser Ranging Service (ILRS) Technical Workshop  </w:t>
+              <w:t xml:space="preserve">International Laser Ranging Service (ILRS) Technical </w:t>
+            </w:r>
+            <w:proofErr w:type="gramStart"/>
+            <w:r>
+              <w:rPr>
+                <w:b w:val="0"/>
+                <w:bCs w:val="0"/>
+              </w:rPr>
+              <w:t xml:space="preserve">Workshop  </w:t>
             </w:r>
             <w:r>
               <w:rPr>
@@ -4401,14 +4818,24 @@
                 <w:sz w:val="16"/>
                 <w:szCs w:val="16"/>
               </w:rPr>
-              <w:t xml:space="preserve">[ </w:t>
-            </w:r>
+              <w:t>[</w:t>
+            </w:r>
+            <w:proofErr w:type="gramEnd"/>
             <w:r>
               <w:rPr>
                 <w:color w:val="4F81BD" w:themeColor="accent1"/>
                 <w:sz w:val="16"/>
                 <w:szCs w:val="16"/>
               </w:rPr>
+              <w:t xml:space="preserve"> </w:t>
+            </w:r>
+            <w:proofErr w:type="gramStart"/>
+            <w:r>
+              <w:rPr>
+                <w:color w:val="4F81BD" w:themeColor="accent1"/>
+                <w:sz w:val="16"/>
+                <w:szCs w:val="16"/>
+              </w:rPr>
               <w:t>2019</w:t>
             </w:r>
             <w:r>
@@ -4419,6 +4846,7 @@
               </w:rPr>
               <w:t xml:space="preserve"> ]</w:t>
             </w:r>
+            <w:proofErr w:type="gramEnd"/>
             <w:r>
               <w:rPr>
                 <w:color w:val="4F81BD" w:themeColor="accent1"/>
@@ -4458,7 +4886,15 @@
                 <w:b w:val="0"/>
                 <w:bCs w:val="0"/>
               </w:rPr>
-              <w:t xml:space="preserve">NRL Research Presentations and Performance Reviews  </w:t>
+              <w:t xml:space="preserve">NRL Research Presentations and Performance </w:t>
+            </w:r>
+            <w:proofErr w:type="gramStart"/>
+            <w:r>
+              <w:rPr>
+                <w:b w:val="0"/>
+                <w:bCs w:val="0"/>
+              </w:rPr>
+              <w:t xml:space="preserve">Reviews  </w:t>
             </w:r>
             <w:r>
               <w:rPr>
@@ -4466,14 +4902,23 @@
                 <w:sz w:val="16"/>
                 <w:szCs w:val="16"/>
               </w:rPr>
-              <w:t>[ 201</w:t>
-            </w:r>
+              <w:t>[</w:t>
+            </w:r>
+            <w:proofErr w:type="gramEnd"/>
             <w:r>
               <w:rPr>
                 <w:color w:val="4F81BD" w:themeColor="accent1"/>
                 <w:sz w:val="16"/>
                 <w:szCs w:val="16"/>
               </w:rPr>
+              <w:t xml:space="preserve"> 201</w:t>
+            </w:r>
+            <w:r>
+              <w:rPr>
+                <w:color w:val="4F81BD" w:themeColor="accent1"/>
+                <w:sz w:val="16"/>
+                <w:szCs w:val="16"/>
+              </w:rPr>
               <w:t>0</w:t>
             </w:r>
             <w:r>
@@ -4484,13 +4929,23 @@
               </w:rPr>
               <w:t xml:space="preserve"> – </w:t>
             </w:r>
+            <w:proofErr w:type="gramStart"/>
             <w:r>
               <w:rPr>
                 <w:color w:val="4F81BD" w:themeColor="accent1"/>
                 <w:sz w:val="16"/>
                 <w:szCs w:val="16"/>
               </w:rPr>
-              <w:t xml:space="preserve">2024 ]  </w:t>
+              <w:t>2024 ]</w:t>
+            </w:r>
+            <w:proofErr w:type="gramEnd"/>
+            <w:r>
+              <w:rPr>
+                <w:color w:val="4F81BD" w:themeColor="accent1"/>
+                <w:sz w:val="16"/>
+                <w:szCs w:val="16"/>
+              </w:rPr>
+              <w:t xml:space="preserve">  </w:t>
             </w:r>
             <w:r>
               <w:rPr>
@@ -4639,8 +5094,13 @@
                     <w:pStyle w:val="Heading2"/>
                     <w:keepNext w:val="0"/>
                   </w:pPr>
-                  <w:r>
-                    <w:t>QnRL: Quantum-Native Reinforcement Learning</w:t>
+                  <w:proofErr w:type="spellStart"/>
+                  <w:r>
+                    <w:t>QnRL</w:t>
+                  </w:r>
+                  <w:proofErr w:type="spellEnd"/>
+                  <w:r>
+                    <w:t>: Quantum-Native Reinforcement Learning</w:t>
                   </w:r>
                 </w:p>
               </w:tc>
@@ -4654,8 +5114,13 @@
                     <w:keepNext w:val="0"/>
                   </w:pPr>
                   <w:r>
-                    <w:t>[ 6/2026 ]</w:t>
-                  </w:r>
+                    <w:t>[ 6/</w:t>
+                  </w:r>
+                  <w:proofErr w:type="gramStart"/>
+                  <w:r>
+                    <w:t>2026 ]</w:t>
+                  </w:r>
+                  <w:proofErr w:type="gramEnd"/>
                 </w:p>
               </w:tc>
             </w:tr>
@@ -4694,7 +5159,27 @@
                       <w:bCs w:val="0"/>
                       <w:color w:val="7F7F7F" w:themeColor="text1" w:themeTint="80"/>
                     </w:rPr>
-                    <w:t>a novel framework dubbed quantum-native reinforcement learning (QnRL) that natively learn</w:t>
+                    <w:t>a novel framework dubbed quantum-native reinforcement learning (</w:t>
+                  </w:r>
+                  <w:proofErr w:type="spellStart"/>
+                  <w:r>
+                    <w:rPr>
+                      <w:rFonts w:ascii="Helvetica Neue" w:hAnsi="Helvetica Neue"/>
+                      <w:b w:val="0"/>
+                      <w:bCs w:val="0"/>
+                      <w:color w:val="7F7F7F" w:themeColor="text1" w:themeTint="80"/>
+                    </w:rPr>
+                    <w:t>QnRL</w:t>
+                  </w:r>
+                  <w:proofErr w:type="spellEnd"/>
+                  <w:r>
+                    <w:rPr>
+                      <w:rFonts w:ascii="Helvetica Neue" w:hAnsi="Helvetica Neue"/>
+                      <w:b w:val="0"/>
+                      <w:bCs w:val="0"/>
+                      <w:color w:val="7F7F7F" w:themeColor="text1" w:themeTint="80"/>
+                    </w:rPr>
+                    <w:t>) that natively learn</w:t>
                   </w:r>
                   <w:r>
                     <w:rPr>
@@ -4748,7 +5233,67 @@
                       <w:bCs w:val="0"/>
                       <w:color w:val="7F7F7F" w:themeColor="text1" w:themeTint="80"/>
                     </w:rPr>
-                    <w:t>quantum amplitude kickback (QuAK) algorithm that enables comparing the n-th power of the m-th moment of multiple superimposed distributions.</w:t>
+                    <w:t>quantum amplitude kickback (</w:t>
+                  </w:r>
+                  <w:proofErr w:type="spellStart"/>
+                  <w:r>
+                    <w:rPr>
+                      <w:rFonts w:ascii="Helvetica Neue" w:hAnsi="Helvetica Neue"/>
+                      <w:b w:val="0"/>
+                      <w:bCs w:val="0"/>
+                      <w:color w:val="7F7F7F" w:themeColor="text1" w:themeTint="80"/>
+                    </w:rPr>
+                    <w:t>QuAK</w:t>
+                  </w:r>
+                  <w:proofErr w:type="spellEnd"/>
+                  <w:r>
+                    <w:rPr>
+                      <w:rFonts w:ascii="Helvetica Neue" w:hAnsi="Helvetica Neue"/>
+                      <w:b w:val="0"/>
+                      <w:bCs w:val="0"/>
+                      <w:color w:val="7F7F7F" w:themeColor="text1" w:themeTint="80"/>
+                    </w:rPr>
+                    <w:t>) algorithm that enables comparing the n-</w:t>
+                  </w:r>
+                  <w:proofErr w:type="spellStart"/>
+                  <w:r>
+                    <w:rPr>
+                      <w:rFonts w:ascii="Helvetica Neue" w:hAnsi="Helvetica Neue"/>
+                      <w:b w:val="0"/>
+                      <w:bCs w:val="0"/>
+                      <w:color w:val="7F7F7F" w:themeColor="text1" w:themeTint="80"/>
+                    </w:rPr>
+                    <w:t>th</w:t>
+                  </w:r>
+                  <w:proofErr w:type="spellEnd"/>
+                  <w:r>
+                    <w:rPr>
+                      <w:rFonts w:ascii="Helvetica Neue" w:hAnsi="Helvetica Neue"/>
+                      <w:b w:val="0"/>
+                      <w:bCs w:val="0"/>
+                      <w:color w:val="7F7F7F" w:themeColor="text1" w:themeTint="80"/>
+                    </w:rPr>
+                    <w:t xml:space="preserve"> power of the m-</w:t>
+                  </w:r>
+                  <w:proofErr w:type="spellStart"/>
+                  <w:r>
+                    <w:rPr>
+                      <w:rFonts w:ascii="Helvetica Neue" w:hAnsi="Helvetica Neue"/>
+                      <w:b w:val="0"/>
+                      <w:bCs w:val="0"/>
+                      <w:color w:val="7F7F7F" w:themeColor="text1" w:themeTint="80"/>
+                    </w:rPr>
+                    <w:t>th</w:t>
+                  </w:r>
+                  <w:proofErr w:type="spellEnd"/>
+                  <w:r>
+                    <w:rPr>
+                      <w:rFonts w:ascii="Helvetica Neue" w:hAnsi="Helvetica Neue"/>
+                      <w:b w:val="0"/>
+                      <w:bCs w:val="0"/>
+                      <w:color w:val="7F7F7F" w:themeColor="text1" w:themeTint="80"/>
+                    </w:rPr>
+                    <w:t xml:space="preserve"> moment of multiple superimposed distributions.</w:t>
                   </w:r>
                 </w:p>
               </w:tc>
@@ -4833,8 +5378,13 @@
                     <w:pStyle w:val="Heading2"/>
                     <w:keepNext w:val="0"/>
                   </w:pPr>
-                  <w:r>
-                    <w:t>eQMARL: Entangled Quantum Multi-Agent Reinforcement Learning for Distributed Cooperation over Quantum Channels</w:t>
+                  <w:proofErr w:type="spellStart"/>
+                  <w:r>
+                    <w:t>eQMARL</w:t>
+                  </w:r>
+                  <w:proofErr w:type="spellEnd"/>
+                  <w:r>
+                    <w:t>: Entangled Quantum Multi-Agent Reinforcement Learning for Distributed Cooperation over Quantum Channels</w:t>
                   </w:r>
                 </w:p>
               </w:tc>
@@ -5001,8 +5551,13 @@
                     <w:keepNext w:val="0"/>
                   </w:pPr>
                   <w:r>
-                    <w:t>[ 3/2023 ]</w:t>
-                  </w:r>
+                    <w:t>[ 3/</w:t>
+                  </w:r>
+                  <w:proofErr w:type="gramStart"/>
+                  <w:r>
+                    <w:t>2023 ]</w:t>
+                  </w:r>
+                  <w:proofErr w:type="gramEnd"/>
                 </w:p>
               </w:tc>
             </w:tr>
@@ -5136,8 +5691,13 @@
                     <w:keepNext w:val="0"/>
                   </w:pPr>
                   <w:r>
-                    <w:t>[ 1/2021 – 8/2022 ]</w:t>
-                  </w:r>
+                    <w:t>[ 1/2021 – 8/</w:t>
+                  </w:r>
+                  <w:proofErr w:type="gramStart"/>
+                  <w:r>
+                    <w:t>2022 ]</w:t>
+                  </w:r>
+                  <w:proofErr w:type="gramEnd"/>
                 </w:p>
               </w:tc>
             </w:tr>
@@ -5260,8 +5820,13 @@
                     <w:pStyle w:val="Heading2"/>
                     <w:keepNext w:val="0"/>
                   </w:pPr>
-                  <w:r>
-                    <w:t>SmartStockRL: Intelligent Stock Trading using Traditional and Deep Q-Learning</w:t>
+                  <w:proofErr w:type="spellStart"/>
+                  <w:r>
+                    <w:t>SmartStockRL</w:t>
+                  </w:r>
+                  <w:proofErr w:type="spellEnd"/>
+                  <w:r>
+                    <w:t>: Intelligent Stock Trading using Traditional and Deep Q-Learning</w:t>
                   </w:r>
                 </w:p>
               </w:tc>
@@ -5275,8 +5840,13 @@
                     <w:keepNext w:val="0"/>
                   </w:pPr>
                   <w:r>
-                    <w:t>[ 10/2021 – 12/2021 ]</w:t>
-                  </w:r>
+                    <w:t>[ 10/2021 – 12/</w:t>
+                  </w:r>
+                  <w:proofErr w:type="gramStart"/>
+                  <w:r>
+                    <w:t>2021 ]</w:t>
+                  </w:r>
+                  <w:proofErr w:type="gramEnd"/>
                 </w:p>
               </w:tc>
             </w:tr>
@@ -5372,8 +5942,13 @@
                     <w:pStyle w:val="Heading2"/>
                     <w:keepNext w:val="0"/>
                   </w:pPr>
-                  <w:r>
-                    <w:t>LyricAI: Using LSTMs to Write Religious Music</w:t>
+                  <w:proofErr w:type="spellStart"/>
+                  <w:r>
+                    <w:t>LyricAI</w:t>
+                  </w:r>
+                  <w:proofErr w:type="spellEnd"/>
+                  <w:r>
+                    <w:t>: Using LSTMs to Write Religious Music</w:t>
                   </w:r>
                 </w:p>
               </w:tc>
@@ -5387,8 +5962,13 @@
                     <w:keepNext w:val="0"/>
                   </w:pPr>
                   <w:r>
-                    <w:t>[ 4/2021 – 5/2021 ]</w:t>
-                  </w:r>
+                    <w:t>[ 4/2021 – 5/</w:t>
+                  </w:r>
+                  <w:proofErr w:type="gramStart"/>
+                  <w:r>
+                    <w:t>2021 ]</w:t>
+                  </w:r>
+                  <w:proofErr w:type="gramEnd"/>
                 </w:p>
               </w:tc>
             </w:tr>
@@ -6043,23 +6623,95 @@
               <w:t xml:space="preserve"> </w:t>
             </w:r>
             <w:r>
-              <w:t xml:space="preserve">JAX / FLAX / TensorFlow / PyTorch / Gymnasium </w:t>
+              <w:t xml:space="preserve">JAX / FLAX / TensorFlow / </w:t>
+            </w:r>
+            <w:proofErr w:type="spellStart"/>
+            <w:r>
+              <w:t>PyTorch</w:t>
+            </w:r>
+            <w:proofErr w:type="spellEnd"/>
+            <w:r>
+              <w:t xml:space="preserve"> / Gymnasium </w:t>
             </w:r>
             <w:r>
               <w:br/>
-              <w:t>/ PennyLane / Qiskit / Cirq / TensorFlow Quantum / Torch Quantum</w:t>
+              <w:t xml:space="preserve">/ PennyLane / </w:t>
+            </w:r>
+            <w:proofErr w:type="spellStart"/>
+            <w:r>
+              <w:t>Qiskit</w:t>
+            </w:r>
+            <w:proofErr w:type="spellEnd"/>
+            <w:r>
+              <w:t xml:space="preserve"> / Cirq / TensorFlow Quantum / Torch Quantum</w:t>
             </w:r>
             <w:r>
               <w:br/>
-              <w:t xml:space="preserve">/ NumPy / Pandas / SciPy / Scikit-Learn / Matplotlib / Seaborn / Flask / NetworkX </w:t>
+              <w:t xml:space="preserve">/ NumPy / Pandas / SciPy / Scikit-Learn / Matplotlib / Seaborn / Flask / </w:t>
+            </w:r>
+            <w:proofErr w:type="spellStart"/>
+            <w:r>
+              <w:t>NetworkX</w:t>
+            </w:r>
+            <w:proofErr w:type="spellEnd"/>
+            <w:r>
+              <w:t xml:space="preserve"> </w:t>
             </w:r>
             <w:r>
               <w:br/>
-              <w:t xml:space="preserve">/ BeautifulSoup / OpenCV / Pillow / PyQt / Pytest / UV / Pipenv / Pyenv / Requests </w:t>
+              <w:t xml:space="preserve">/ </w:t>
+            </w:r>
+            <w:proofErr w:type="spellStart"/>
+            <w:r>
+              <w:t>BeautifulSoup</w:t>
+            </w:r>
+            <w:proofErr w:type="spellEnd"/>
+            <w:r>
+              <w:t xml:space="preserve"> / OpenCV / Pillow / </w:t>
+            </w:r>
+            <w:proofErr w:type="spellStart"/>
+            <w:r>
+              <w:t>PyQt</w:t>
+            </w:r>
+            <w:proofErr w:type="spellEnd"/>
+            <w:r>
+              <w:t xml:space="preserve"> / </w:t>
+            </w:r>
+            <w:proofErr w:type="spellStart"/>
+            <w:r>
+              <w:t>Pytest</w:t>
+            </w:r>
+            <w:proofErr w:type="spellEnd"/>
+            <w:r>
+              <w:t xml:space="preserve"> / UV / </w:t>
+            </w:r>
+            <w:proofErr w:type="spellStart"/>
+            <w:r>
+              <w:t>Pipenv</w:t>
+            </w:r>
+            <w:proofErr w:type="spellEnd"/>
+            <w:r>
+              <w:t xml:space="preserve"> / </w:t>
+            </w:r>
+            <w:proofErr w:type="spellStart"/>
+            <w:r>
+              <w:t>Pyenv</w:t>
+            </w:r>
+            <w:proofErr w:type="spellEnd"/>
+            <w:r>
+              <w:t xml:space="preserve"> / Requests </w:t>
             </w:r>
             <w:r>
               <w:br/>
-              <w:t>/ WandB / etc.</w:t>
+              <w:t xml:space="preserve">/ </w:t>
+            </w:r>
+            <w:proofErr w:type="spellStart"/>
+            <w:r>
+              <w:t>WandB</w:t>
+            </w:r>
+            <w:proofErr w:type="spellEnd"/>
+            <w:r>
+              <w:t xml:space="preserve"> / etc.</w:t>
             </w:r>
           </w:p>
           <w:p>
@@ -6261,7 +6913,15 @@
                     <w:t>Microservices</w:t>
                   </w:r>
                   <w:r>
-                    <w:t>:  Docker / Singularity / Podman / Kubernetes</w:t>
+                    <w:t xml:space="preserve">:  Docker / Singularity / </w:t>
+                  </w:r>
+                  <w:proofErr w:type="spellStart"/>
+                  <w:r>
+                    <w:t>Podman</w:t>
+                  </w:r>
+                  <w:proofErr w:type="spellEnd"/>
+                  <w:r>
+                    <w:t xml:space="preserve"> / Kubernetes</w:t>
                   </w:r>
                 </w:p>
                 <w:p>
@@ -6320,7 +6980,23 @@
                     <w:t xml:space="preserve"> </w:t>
                   </w:r>
                   <w:r>
-                    <w:t xml:space="preserve"> InfluxDB / MongoDB / MySQL / SQLite / GraphQL / Redis</w:t>
+                    <w:t xml:space="preserve"> </w:t>
+                  </w:r>
+                  <w:proofErr w:type="spellStart"/>
+                  <w:r>
+                    <w:t>InfluxDB</w:t>
+                  </w:r>
+                  <w:proofErr w:type="spellEnd"/>
+                  <w:r>
+                    <w:t xml:space="preserve"> / MongoDB / MySQL / SQLite / </w:t>
+                  </w:r>
+                  <w:proofErr w:type="spellStart"/>
+                  <w:r>
+                    <w:t>GraphQL</w:t>
+                  </w:r>
+                  <w:proofErr w:type="spellEnd"/>
+                  <w:r>
+                    <w:t xml:space="preserve"> / Redis</w:t>
                   </w:r>
                 </w:p>
                 <w:p>
@@ -6573,8 +7249,13 @@
               <w:pStyle w:val="Heading2"/>
               <w:ind w:left="-13"/>
             </w:pPr>
-            <w:r>
-              <w:t>Eta Kappa Nu</w:t>
+            <w:proofErr w:type="spellStart"/>
+            <w:r>
+              <w:t>Eta</w:t>
+            </w:r>
+            <w:proofErr w:type="spellEnd"/>
+            <w:r>
+              <w:t xml:space="preserve"> Kappa Nu</w:t>
             </w:r>
             <w:r>
               <w:t xml:space="preserve"> (HKN)</w:t>
@@ -6591,7 +7272,15 @@
                 <w:b w:val="0"/>
                 <w:bCs w:val="0"/>
               </w:rPr>
-              <w:t>IEEE Honor Society</w:t>
+              <w:t xml:space="preserve">IEEE Honor </w:t>
+            </w:r>
+            <w:proofErr w:type="gramStart"/>
+            <w:r>
+              <w:rPr>
+                <w:b w:val="0"/>
+                <w:bCs w:val="0"/>
+              </w:rPr>
+              <w:t>Society</w:t>
             </w:r>
             <w:r>
               <w:t xml:space="preserve">  </w:t>
@@ -6602,8 +7291,27 @@
                 <w:sz w:val="16"/>
                 <w:szCs w:val="24"/>
               </w:rPr>
-              <w:t>[ 2021 – Present ]</w:t>
-            </w:r>
+              <w:t>[</w:t>
+            </w:r>
+            <w:proofErr w:type="gramEnd"/>
+            <w:r>
+              <w:rPr>
+                <w:color w:val="4F81BD" w:themeColor="accent1"/>
+                <w:sz w:val="16"/>
+                <w:szCs w:val="24"/>
+              </w:rPr>
+              <w:t xml:space="preserve"> 2021 – </w:t>
+            </w:r>
+            <w:proofErr w:type="gramStart"/>
+            <w:r>
+              <w:rPr>
+                <w:color w:val="4F81BD" w:themeColor="accent1"/>
+                <w:sz w:val="16"/>
+                <w:szCs w:val="24"/>
+              </w:rPr>
+              <w:t>Present ]</w:t>
+            </w:r>
+            <w:proofErr w:type="gramEnd"/>
           </w:p>
           <w:p>
             <w:pPr>
@@ -6614,6 +7322,7 @@
                 <w:szCs w:val="10"/>
               </w:rPr>
             </w:pPr>
+            <w:proofErr w:type="gramStart"/>
             <w:r>
               <w:t xml:space="preserve">IEEE  </w:t>
             </w:r>
@@ -6623,8 +7332,27 @@
                 <w:sz w:val="16"/>
                 <w:szCs w:val="24"/>
               </w:rPr>
-              <w:t>[ 2021 – Present ]</w:t>
-            </w:r>
+              <w:t>[</w:t>
+            </w:r>
+            <w:proofErr w:type="gramEnd"/>
+            <w:r>
+              <w:rPr>
+                <w:color w:val="4F81BD" w:themeColor="accent1"/>
+                <w:sz w:val="16"/>
+                <w:szCs w:val="24"/>
+              </w:rPr>
+              <w:t xml:space="preserve"> 2021 – </w:t>
+            </w:r>
+            <w:proofErr w:type="gramStart"/>
+            <w:r>
+              <w:rPr>
+                <w:color w:val="4F81BD" w:themeColor="accent1"/>
+                <w:sz w:val="16"/>
+                <w:szCs w:val="24"/>
+              </w:rPr>
+              <w:t>Present ]</w:t>
+            </w:r>
+            <w:proofErr w:type="gramEnd"/>
           </w:p>
         </w:tc>
       </w:tr>
@@ -9540,6 +10268,7 @@
     <w:rsid w:val="00BA4BB8"/>
     <w:rsid w:val="00BE09F0"/>
     <w:rsid w:val="00BF3AAB"/>
+    <w:rsid w:val="00C042A1"/>
     <w:rsid w:val="00C055D2"/>
     <w:rsid w:val="00C135B0"/>
     <w:rsid w:val="00CA3FC5"/>

--- a/derieux-resume.docx
+++ b/derieux-resume.docx
@@ -580,7 +580,6 @@
                     </w:rPr>
                     <w:t xml:space="preserve">Quantum AI </w:t>
                   </w:r>
-                  <w:proofErr w:type="gramStart"/>
                   <w:r>
                     <w:rPr>
                       <w:color w:val="1F497D" w:themeColor="text2"/>
@@ -602,7 +601,6 @@
                     </w:rPr>
                     <w:t>Scientist</w:t>
                   </w:r>
-                  <w:proofErr w:type="gramEnd"/>
                   <w:r>
                     <w:rPr>
                       <w:color w:val="1F497D" w:themeColor="text2"/>
@@ -636,15 +634,7 @@
                       <w:color w:val="1F497D" w:themeColor="text2"/>
                       <w:sz w:val="24"/>
                     </w:rPr>
-                    <w:t xml:space="preserve"> </w:t>
-                  </w:r>
-                  <w:proofErr w:type="gramStart"/>
-                  <w:r>
-                    <w:rPr>
-                      <w:color w:val="1F497D" w:themeColor="text2"/>
-                      <w:sz w:val="24"/>
-                    </w:rPr>
-                    <w:t>Developer</w:t>
+                    <w:t xml:space="preserve"> Developer</w:t>
                   </w:r>
                   <w:r>
                     <w:rPr>
@@ -660,7 +650,6 @@
                     </w:rPr>
                     <w:t>}</w:t>
                   </w:r>
-                  <w:proofErr w:type="gramEnd"/>
                 </w:p>
               </w:tc>
               <w:tc>
@@ -737,7 +726,6 @@
                     <w:t xml:space="preserve">: </w:t>
                   </w:r>
                   <w:hyperlink r:id="rId18" w:history="1">
-                    <w:proofErr w:type="spellStart"/>
                     <w:r>
                       <w:rPr>
                         <w:rStyle w:val="Hyperlink"/>
@@ -748,7 +736,6 @@
                       </w:rPr>
                       <w:t>zanderman</w:t>
                     </w:r>
-                    <w:proofErr w:type="spellEnd"/>
                   </w:hyperlink>
                 </w:p>
               </w:tc>
@@ -778,7 +765,6 @@
                     <w:t xml:space="preserve">LinkedIn: </w:t>
                   </w:r>
                   <w:hyperlink r:id="rId19" w:history="1">
-                    <w:proofErr w:type="spellStart"/>
                     <w:r>
                       <w:rPr>
                         <w:rStyle w:val="Hyperlink"/>
@@ -789,7 +775,6 @@
                       </w:rPr>
                       <w:t>alexderieux</w:t>
                     </w:r>
-                    <w:proofErr w:type="spellEnd"/>
                   </w:hyperlink>
                 </w:p>
               </w:tc>
@@ -1294,16 +1279,11 @@
                     <w:t xml:space="preserve">[ 8/2022 – </w:t>
                   </w:r>
                   <w:r>
-                    <w:t>Expected 12/</w:t>
-                  </w:r>
-                  <w:proofErr w:type="gramStart"/>
-                  <w:r>
-                    <w:t>2026</w:t>
+                    <w:t>Expected 12/2026</w:t>
                   </w:r>
                   <w:r>
                     <w:t xml:space="preserve"> ]</w:t>
                   </w:r>
-                  <w:proofErr w:type="gramEnd"/>
                 </w:p>
               </w:tc>
             </w:tr>
@@ -1467,13 +1447,8 @@
                     <w:keepNext w:val="0"/>
                   </w:pPr>
                   <w:r>
-                    <w:t>[ 1/2021 – 8/</w:t>
-                  </w:r>
-                  <w:proofErr w:type="gramStart"/>
-                  <w:r>
-                    <w:t>2022 ]</w:t>
-                  </w:r>
-                  <w:proofErr w:type="gramEnd"/>
+                    <w:t>[ 1/2021 – 8/2022 ]</w:t>
+                  </w:r>
                 </w:p>
               </w:tc>
             </w:tr>
@@ -1675,13 +1650,8 @@
                     <w:keepNext w:val="0"/>
                   </w:pPr>
                   <w:r>
-                    <w:t>[ 8/2012 – 5/</w:t>
-                  </w:r>
-                  <w:proofErr w:type="gramStart"/>
-                  <w:r>
-                    <w:t>2016 ]</w:t>
-                  </w:r>
-                  <w:proofErr w:type="gramEnd"/>
+                    <w:t>[ 8/2012 – 5/2016 ]</w:t>
+                  </w:r>
                 </w:p>
               </w:tc>
             </w:tr>
@@ -1845,13 +1815,8 @@
                     <w:keepNext w:val="0"/>
                   </w:pPr>
                   <w:r>
-                    <w:t>[ 8/2012 – 12/</w:t>
-                  </w:r>
-                  <w:proofErr w:type="gramStart"/>
-                  <w:r>
-                    <w:t>2016 ]</w:t>
-                  </w:r>
-                  <w:proofErr w:type="gramEnd"/>
+                    <w:t>[ 8/2012 – 12/2016 ]</w:t>
+                  </w:r>
                 </w:p>
               </w:tc>
             </w:tr>
@@ -2036,13 +2001,8 @@
                     <w:keepNext w:val="0"/>
                   </w:pPr>
                   <w:r>
-                    <w:t xml:space="preserve">[ 8/2021 – </w:t>
-                  </w:r>
-                  <w:proofErr w:type="gramStart"/>
-                  <w:r>
-                    <w:t>Present ]</w:t>
-                  </w:r>
-                  <w:proofErr w:type="gramEnd"/>
+                    <w:t>[ 8/2021 – Present ]</w:t>
+                  </w:r>
                 </w:p>
               </w:tc>
             </w:tr>
@@ -2060,21 +2020,12 @@
                       <w:iCs/>
                     </w:rPr>
                   </w:pPr>
-                  <w:proofErr w:type="spellStart"/>
                   <w:r>
                     <w:rPr>
                       <w:i/>
                       <w:iCs/>
                     </w:rPr>
-                    <w:t>Wireless@VT</w:t>
-                  </w:r>
-                  <w:proofErr w:type="spellEnd"/>
-                  <w:r>
-                    <w:rPr>
-                      <w:i/>
-                      <w:iCs/>
-                    </w:rPr>
-                    <w:t>, Virginia Polytechnic Institute and State University</w:t>
+                    <w:t>Wireless@VT, Virginia Polytechnic Institute and State University</w:t>
                   </w:r>
                 </w:p>
                 <w:p>
@@ -2254,16 +2205,11 @@
                     <w:t xml:space="preserve"> </w:t>
                   </w:r>
                   <w:r>
-                    <w:t>05/</w:t>
-                  </w:r>
-                  <w:proofErr w:type="gramStart"/>
-                  <w:r>
-                    <w:t>2023</w:t>
+                    <w:t>05/2023</w:t>
                   </w:r>
                   <w:r>
                     <w:t xml:space="preserve"> ]</w:t>
                   </w:r>
-                  <w:proofErr w:type="gramEnd"/>
                 </w:p>
               </w:tc>
             </w:tr>
@@ -2407,16 +2353,11 @@
                     <w:t xml:space="preserve">[ 2/2017 – </w:t>
                   </w:r>
                   <w:r>
-                    <w:t>9/</w:t>
-                  </w:r>
-                  <w:proofErr w:type="gramStart"/>
-                  <w:r>
-                    <w:t>2024</w:t>
+                    <w:t>9/2024</w:t>
                   </w:r>
                   <w:r>
                     <w:t xml:space="preserve"> ]</w:t>
                   </w:r>
-                  <w:proofErr w:type="gramEnd"/>
                 </w:p>
               </w:tc>
             </w:tr>
@@ -2539,15 +2480,7 @@
                     <w:keepNext w:val="0"/>
                   </w:pPr>
                   <w:r>
-                    <w:t>[ 7/2012 – 2/</w:t>
-                  </w:r>
-                  <w:proofErr w:type="gramStart"/>
-                  <w:r>
-                    <w:t>2017 ]</w:t>
-                  </w:r>
-                  <w:proofErr w:type="gramEnd"/>
-                  <w:r>
-                    <w:t xml:space="preserve"> </w:t>
+                    <w:t xml:space="preserve">[ 7/2012 – 2/2017 ] </w:t>
                   </w:r>
                 </w:p>
               </w:tc>
@@ -2697,25 +2630,8 @@
                 <w:b w:val="0"/>
                 <w:bCs w:val="0"/>
               </w:rPr>
-              <w:t>A. DeRieux and W. Saad, “</w:t>
-            </w:r>
-            <w:proofErr w:type="spellStart"/>
-            <w:r>
-              <w:rPr>
-                <w:b w:val="0"/>
-                <w:bCs w:val="0"/>
-              </w:rPr>
-              <w:t>QnRL</w:t>
-            </w:r>
-            <w:proofErr w:type="spellEnd"/>
-            <w:r>
-              <w:rPr>
-                <w:b w:val="0"/>
-                <w:bCs w:val="0"/>
-              </w:rPr>
-              <w:t xml:space="preserve">: Quantum-Native Reinforcement Learning”, June 2026, </w:t>
-            </w:r>
-            <w:proofErr w:type="spellStart"/>
+              <w:t xml:space="preserve">A. DeRieux and W. Saad, “QnRL: Quantum-Native Reinforcement Learning”, June 2026, </w:t>
+            </w:r>
             <w:r>
               <w:rPr>
                 <w:b w:val="0"/>
@@ -2725,29 +2641,12 @@
               </w:rPr>
               <w:t>arXiv</w:t>
             </w:r>
-            <w:proofErr w:type="spellEnd"/>
-            <w:r>
-              <w:rPr>
-                <w:b w:val="0"/>
-                <w:bCs w:val="0"/>
-              </w:rPr>
-              <w:t xml:space="preserve">: arXiv:2606.08276. </w:t>
-            </w:r>
-            <w:proofErr w:type="spellStart"/>
-            <w:r>
-              <w:rPr>
-                <w:b w:val="0"/>
-                <w:bCs w:val="0"/>
-              </w:rPr>
-              <w:t>doi</w:t>
-            </w:r>
-            <w:proofErr w:type="spellEnd"/>
-            <w:r>
-              <w:rPr>
-                <w:b w:val="0"/>
-                <w:bCs w:val="0"/>
-              </w:rPr>
-              <w:t xml:space="preserve">: </w:t>
+            <w:r>
+              <w:rPr>
+                <w:b w:val="0"/>
+                <w:bCs w:val="0"/>
+              </w:rPr>
+              <w:t xml:space="preserve">: arXiv:2606.08276. doi: </w:t>
             </w:r>
             <w:hyperlink r:id="rId20" w:history="1">
               <w:r>
@@ -2786,23 +2685,7 @@
                 <w:b w:val="0"/>
                 <w:bCs w:val="0"/>
               </w:rPr>
-              <w:t>A. DeRieux and W. Saad, “</w:t>
-            </w:r>
-            <w:proofErr w:type="spellStart"/>
-            <w:r>
-              <w:rPr>
-                <w:b w:val="0"/>
-                <w:bCs w:val="0"/>
-              </w:rPr>
-              <w:t>eQMARL</w:t>
-            </w:r>
-            <w:proofErr w:type="spellEnd"/>
-            <w:r>
-              <w:rPr>
-                <w:b w:val="0"/>
-                <w:bCs w:val="0"/>
-              </w:rPr>
-              <w:t xml:space="preserve">: Entangled Quantum Multi-Agent Reinforcement Learning for Distributed Cooperation over Quantum Channels”, </w:t>
+              <w:t xml:space="preserve">A. DeRieux and W. Saad, “eQMARL: Entangled Quantum Multi-Agent Reinforcement Learning for Distributed Cooperation over Quantum Channels”, </w:t>
             </w:r>
             <w:r>
               <w:rPr>
@@ -2834,21 +2717,12 @@
               </w:rPr>
               <w:t xml:space="preserve"> </w:t>
             </w:r>
-            <w:proofErr w:type="spellStart"/>
-            <w:r>
-              <w:rPr>
-                <w:b w:val="0"/>
-                <w:bCs w:val="0"/>
-              </w:rPr>
-              <w:t>doi</w:t>
-            </w:r>
-            <w:proofErr w:type="spellEnd"/>
-            <w:r>
-              <w:rPr>
-                <w:b w:val="0"/>
-                <w:bCs w:val="0"/>
-              </w:rPr>
-              <w:t xml:space="preserve">: </w:t>
+            <w:r>
+              <w:rPr>
+                <w:b w:val="0"/>
+                <w:bCs w:val="0"/>
+              </w:rPr>
+              <w:t xml:space="preserve">doi: </w:t>
             </w:r>
             <w:hyperlink r:id="rId21" w:history="1">
               <w:r>
@@ -2931,23 +2805,7 @@
                 <w:b w:val="0"/>
                 <w:bCs w:val="0"/>
               </w:rPr>
-              <w:t xml:space="preserve">March 2023, pp. 1-6. </w:t>
-            </w:r>
-            <w:proofErr w:type="spellStart"/>
-            <w:r>
-              <w:rPr>
-                <w:b w:val="0"/>
-                <w:bCs w:val="0"/>
-              </w:rPr>
-              <w:t>doi</w:t>
-            </w:r>
-            <w:proofErr w:type="spellEnd"/>
-            <w:r>
-              <w:rPr>
-                <w:b w:val="0"/>
-                <w:bCs w:val="0"/>
-              </w:rPr>
-              <w:t xml:space="preserve">: </w:t>
+              <w:t xml:space="preserve">March 2023, pp. 1-6. doi: </w:t>
             </w:r>
             <w:hyperlink r:id="rId22" w:history="1">
               <w:r>
@@ -2986,23 +2844,7 @@
                 <w:b w:val="0"/>
                 <w:bCs w:val="0"/>
               </w:rPr>
-              <w:t xml:space="preserve">A. C. DeRieux, W. Saad, W. Zuo, R. Budiarto, M. D. </w:t>
-            </w:r>
-            <w:proofErr w:type="spellStart"/>
-            <w:r>
-              <w:rPr>
-                <w:b w:val="0"/>
-                <w:bCs w:val="0"/>
-              </w:rPr>
-              <w:t>Koerniawan</w:t>
-            </w:r>
-            <w:proofErr w:type="spellEnd"/>
-            <w:r>
-              <w:rPr>
-                <w:b w:val="0"/>
-                <w:bCs w:val="0"/>
-              </w:rPr>
-              <w:t xml:space="preserve">, and D. Novitasari, “A Transformer Framework for Data Fusion and Multi-Task Learning in Smart Cities”, </w:t>
+              <w:t xml:space="preserve">A. C. DeRieux, W. Saad, W. Zuo, R. Budiarto, M. D. Koerniawan, and D. Novitasari, “A Transformer Framework for Data Fusion and Multi-Task Learning in Smart Cities”, </w:t>
             </w:r>
             <w:r>
               <w:rPr>
@@ -3032,21 +2874,12 @@
               </w:rPr>
               <w:t xml:space="preserve"> </w:t>
             </w:r>
-            <w:proofErr w:type="spellStart"/>
-            <w:r>
-              <w:rPr>
-                <w:b w:val="0"/>
-                <w:bCs w:val="0"/>
-              </w:rPr>
-              <w:t>arXiv</w:t>
-            </w:r>
-            <w:proofErr w:type="spellEnd"/>
-            <w:r>
-              <w:rPr>
-                <w:b w:val="0"/>
-                <w:bCs w:val="0"/>
-              </w:rPr>
-              <w:t>: arXiv:2211.10506</w:t>
+            <w:r>
+              <w:rPr>
+                <w:b w:val="0"/>
+                <w:bCs w:val="0"/>
+              </w:rPr>
+              <w:t>arXiv: arXiv:2211.10506</w:t>
             </w:r>
             <w:r>
               <w:rPr>
@@ -3055,21 +2888,12 @@
               </w:rPr>
               <w:t xml:space="preserve">. </w:t>
             </w:r>
-            <w:proofErr w:type="spellStart"/>
-            <w:r>
-              <w:rPr>
-                <w:b w:val="0"/>
-                <w:bCs w:val="0"/>
-              </w:rPr>
-              <w:t>doi</w:t>
-            </w:r>
-            <w:proofErr w:type="spellEnd"/>
-            <w:r>
-              <w:rPr>
-                <w:b w:val="0"/>
-                <w:bCs w:val="0"/>
-              </w:rPr>
-              <w:t xml:space="preserve">: </w:t>
+            <w:r>
+              <w:rPr>
+                <w:b w:val="0"/>
+                <w:bCs w:val="0"/>
+              </w:rPr>
+              <w:t xml:space="preserve">doi: </w:t>
             </w:r>
             <w:hyperlink r:id="rId23" w:history="1">
               <w:r>
@@ -3498,11 +3322,7 @@
               </w:rPr>
             </w:pPr>
             <w:r>
-              <w:t xml:space="preserve">Peer </w:t>
-            </w:r>
-            <w:proofErr w:type="gramStart"/>
-            <w:r>
-              <w:t xml:space="preserve">Mentorship  </w:t>
+              <w:t xml:space="preserve">Peer Mentorship  </w:t>
             </w:r>
             <w:r>
               <w:rPr>
@@ -3510,25 +3330,23 @@
                 <w:sz w:val="16"/>
                 <w:szCs w:val="16"/>
               </w:rPr>
-              <w:t>[</w:t>
-            </w:r>
-            <w:proofErr w:type="gramEnd"/>
+              <w:t xml:space="preserve">[ </w:t>
+            </w:r>
             <w:r>
               <w:rPr>
                 <w:color w:val="4F81BD" w:themeColor="accent1"/>
                 <w:sz w:val="16"/>
                 <w:szCs w:val="16"/>
               </w:rPr>
-              <w:t xml:space="preserve"> </w:t>
-            </w:r>
-            <w:proofErr w:type="gramStart"/>
+              <w:t>2021</w:t>
+            </w:r>
             <w:r>
               <w:rPr>
                 <w:color w:val="4F81BD" w:themeColor="accent1"/>
                 <w:sz w:val="16"/>
                 <w:szCs w:val="16"/>
               </w:rPr>
-              <w:t>2021</w:t>
+              <w:t xml:space="preserve">  – </w:t>
             </w:r>
             <w:r>
               <w:rPr>
@@ -3536,25 +3354,50 @@
                 <w:sz w:val="16"/>
                 <w:szCs w:val="16"/>
               </w:rPr>
-              <w:t xml:space="preserve">  –</w:t>
-            </w:r>
-            <w:proofErr w:type="gramEnd"/>
+              <w:t xml:space="preserve">Present </w:t>
+            </w:r>
             <w:r>
               <w:rPr>
                 <w:color w:val="4F81BD" w:themeColor="accent1"/>
                 <w:sz w:val="16"/>
                 <w:szCs w:val="16"/>
               </w:rPr>
-              <w:t xml:space="preserve"> </w:t>
-            </w:r>
-            <w:proofErr w:type="gramStart"/>
+              <w:t>]</w:t>
+            </w:r>
             <w:r>
               <w:rPr>
                 <w:color w:val="4F81BD" w:themeColor="accent1"/>
                 <w:sz w:val="16"/>
                 <w:szCs w:val="16"/>
               </w:rPr>
-              <w:t xml:space="preserve">Present </w:t>
+              <w:t xml:space="preserve">  </w:t>
+            </w:r>
+            <w:r>
+              <w:rPr>
+                <w:rFonts w:ascii="Helvetica Neue" w:hAnsi="Helvetica Neue"/>
+                <w:b w:val="0"/>
+                <w:bCs w:val="0"/>
+                <w:color w:val="7F7F7F" w:themeColor="text1" w:themeTint="80"/>
+                <w:sz w:val="16"/>
+                <w:szCs w:val="16"/>
+              </w:rPr>
+              <w:t>Research direction, academic planning, software development and deployment, dataset management, high-performance computing and Linux system tutorials, presentation and paper reviews, etc.</w:t>
+            </w:r>
+          </w:p>
+          <w:p>
+            <w:pPr>
+              <w:pStyle w:val="Heading2"/>
+              <w:keepNext w:val="0"/>
+            </w:pPr>
+            <w:r>
+              <w:t>University and Department Tours</w:t>
+            </w:r>
+            <w:r>
+              <w:rPr>
+                <w:b w:val="0"/>
+                <w:bCs w:val="0"/>
+              </w:rPr>
+              <w:t xml:space="preserve">  </w:t>
             </w:r>
             <w:r>
               <w:rPr>
@@ -3562,47 +3405,15 @@
                 <w:sz w:val="16"/>
                 <w:szCs w:val="16"/>
               </w:rPr>
-              <w:t>]</w:t>
-            </w:r>
-            <w:proofErr w:type="gramEnd"/>
+              <w:t xml:space="preserve">[ </w:t>
+            </w:r>
             <w:r>
               <w:rPr>
                 <w:color w:val="4F81BD" w:themeColor="accent1"/>
                 <w:sz w:val="16"/>
                 <w:szCs w:val="16"/>
               </w:rPr>
-              <w:t xml:space="preserve">  </w:t>
-            </w:r>
-            <w:r>
-              <w:rPr>
-                <w:rFonts w:ascii="Helvetica Neue" w:hAnsi="Helvetica Neue"/>
-                <w:b w:val="0"/>
-                <w:bCs w:val="0"/>
-                <w:color w:val="7F7F7F" w:themeColor="text1" w:themeTint="80"/>
-                <w:sz w:val="16"/>
-                <w:szCs w:val="16"/>
-              </w:rPr>
-              <w:t>Research direction, academic planning, software development and deployment, dataset management, high-performance computing and Linux system tutorials, presentation and paper reviews, etc.</w:t>
-            </w:r>
-          </w:p>
-          <w:p>
-            <w:pPr>
-              <w:pStyle w:val="Heading2"/>
-              <w:keepNext w:val="0"/>
-            </w:pPr>
-            <w:r>
-              <w:t xml:space="preserve">University and Department </w:t>
-            </w:r>
-            <w:proofErr w:type="gramStart"/>
-            <w:r>
-              <w:t>Tours</w:t>
-            </w:r>
-            <w:r>
-              <w:rPr>
-                <w:b w:val="0"/>
-                <w:bCs w:val="0"/>
-              </w:rPr>
-              <w:t xml:space="preserve">  </w:t>
+              <w:t>2021</w:t>
             </w:r>
             <w:r>
               <w:rPr>
@@ -3610,61 +3421,24 @@
                 <w:sz w:val="16"/>
                 <w:szCs w:val="16"/>
               </w:rPr>
-              <w:t>[</w:t>
-            </w:r>
-            <w:proofErr w:type="gramEnd"/>
+              <w:t xml:space="preserve">  – </w:t>
+            </w:r>
             <w:r>
               <w:rPr>
                 <w:color w:val="4F81BD" w:themeColor="accent1"/>
                 <w:sz w:val="16"/>
                 <w:szCs w:val="16"/>
               </w:rPr>
-              <w:t xml:space="preserve"> </w:t>
-            </w:r>
-            <w:proofErr w:type="gramStart"/>
+              <w:t xml:space="preserve">Present </w:t>
+            </w:r>
             <w:r>
               <w:rPr>
                 <w:color w:val="4F81BD" w:themeColor="accent1"/>
                 <w:sz w:val="16"/>
                 <w:szCs w:val="16"/>
               </w:rPr>
-              <w:t>2021</w:t>
-            </w:r>
-            <w:r>
-              <w:rPr>
-                <w:color w:val="4F81BD" w:themeColor="accent1"/>
-                <w:sz w:val="16"/>
-                <w:szCs w:val="16"/>
-              </w:rPr>
-              <w:t xml:space="preserve">  –</w:t>
-            </w:r>
-            <w:proofErr w:type="gramEnd"/>
-            <w:r>
-              <w:rPr>
-                <w:color w:val="4F81BD" w:themeColor="accent1"/>
-                <w:sz w:val="16"/>
-                <w:szCs w:val="16"/>
-              </w:rPr>
-              <w:t xml:space="preserve"> </w:t>
-            </w:r>
-            <w:proofErr w:type="gramStart"/>
-            <w:r>
-              <w:rPr>
-                <w:color w:val="4F81BD" w:themeColor="accent1"/>
-                <w:sz w:val="16"/>
-                <w:szCs w:val="16"/>
-              </w:rPr>
-              <w:t xml:space="preserve">Present </w:t>
-            </w:r>
-            <w:r>
-              <w:rPr>
-                <w:color w:val="4F81BD" w:themeColor="accent1"/>
-                <w:sz w:val="16"/>
-                <w:szCs w:val="16"/>
-              </w:rPr>
               <w:t>]</w:t>
             </w:r>
-            <w:proofErr w:type="gramEnd"/>
             <w:r>
               <w:rPr>
                 <w:color w:val="4F81BD" w:themeColor="accent1"/>
@@ -3797,15 +3571,7 @@
                 <w:b w:val="0"/>
                 <w:bCs w:val="0"/>
               </w:rPr>
-              <w:t xml:space="preserve">Rising Star </w:t>
-            </w:r>
-            <w:proofErr w:type="gramStart"/>
-            <w:r>
-              <w:rPr>
-                <w:b w:val="0"/>
-                <w:bCs w:val="0"/>
-              </w:rPr>
-              <w:t xml:space="preserve">Seminar  </w:t>
+              <w:t xml:space="preserve">Rising Star Seminar  </w:t>
             </w:r>
             <w:r>
               <w:rPr>
@@ -3813,35 +3579,24 @@
                 <w:sz w:val="16"/>
                 <w:szCs w:val="16"/>
               </w:rPr>
-              <w:t>[</w:t>
-            </w:r>
-            <w:proofErr w:type="gramEnd"/>
+              <w:t xml:space="preserve">[ </w:t>
+            </w:r>
             <w:r>
               <w:rPr>
                 <w:color w:val="4F81BD" w:themeColor="accent1"/>
                 <w:sz w:val="16"/>
                 <w:szCs w:val="16"/>
               </w:rPr>
-              <w:t xml:space="preserve"> </w:t>
-            </w:r>
-            <w:proofErr w:type="gramStart"/>
+              <w:t>2026</w:t>
+            </w:r>
             <w:r>
               <w:rPr>
                 <w:color w:val="4F81BD" w:themeColor="accent1"/>
                 <w:sz w:val="16"/>
                 <w:szCs w:val="16"/>
               </w:rPr>
-              <w:t>2026</w:t>
-            </w:r>
-            <w:r>
-              <w:rPr>
-                <w:color w:val="4F81BD" w:themeColor="accent1"/>
-                <w:sz w:val="16"/>
-                <w:szCs w:val="16"/>
-              </w:rPr>
               <w:t xml:space="preserve"> ]</w:t>
             </w:r>
-            <w:proofErr w:type="gramEnd"/>
             <w:r>
               <w:rPr>
                 <w:color w:val="4F81BD" w:themeColor="accent1"/>
@@ -3903,15 +3658,7 @@
                 <w:b w:val="0"/>
                 <w:bCs w:val="0"/>
               </w:rPr>
-              <w:t xml:space="preserve">ICEX Digital Innovator </w:t>
-            </w:r>
-            <w:proofErr w:type="gramStart"/>
-            <w:r>
-              <w:rPr>
-                <w:b w:val="0"/>
-                <w:bCs w:val="0"/>
-              </w:rPr>
-              <w:t xml:space="preserve">Accelerator  </w:t>
+              <w:t xml:space="preserve">ICEX Digital Innovator Accelerator  </w:t>
             </w:r>
             <w:r>
               <w:rPr>
@@ -3919,35 +3666,24 @@
                 <w:sz w:val="16"/>
                 <w:szCs w:val="16"/>
               </w:rPr>
-              <w:t>[</w:t>
-            </w:r>
-            <w:proofErr w:type="gramEnd"/>
+              <w:t xml:space="preserve">[ </w:t>
+            </w:r>
             <w:r>
               <w:rPr>
                 <w:color w:val="4F81BD" w:themeColor="accent1"/>
                 <w:sz w:val="16"/>
                 <w:szCs w:val="16"/>
               </w:rPr>
-              <w:t xml:space="preserve"> </w:t>
-            </w:r>
-            <w:proofErr w:type="gramStart"/>
+              <w:t>2026</w:t>
+            </w:r>
             <w:r>
               <w:rPr>
                 <w:color w:val="4F81BD" w:themeColor="accent1"/>
                 <w:sz w:val="16"/>
                 <w:szCs w:val="16"/>
               </w:rPr>
-              <w:t>2026</w:t>
-            </w:r>
-            <w:r>
-              <w:rPr>
-                <w:color w:val="4F81BD" w:themeColor="accent1"/>
-                <w:sz w:val="16"/>
-                <w:szCs w:val="16"/>
-              </w:rPr>
               <w:t xml:space="preserve"> ]</w:t>
             </w:r>
-            <w:proofErr w:type="gramEnd"/>
             <w:r>
               <w:rPr>
                 <w:color w:val="4F81BD" w:themeColor="accent1"/>
@@ -4003,7 +3739,6 @@
               </w:rPr>
               <w:t xml:space="preserve">Fellowship </w:t>
             </w:r>
-            <w:proofErr w:type="gramStart"/>
             <w:r>
               <w:rPr>
                 <w:b w:val="0"/>
@@ -4024,35 +3759,24 @@
                 <w:sz w:val="16"/>
                 <w:szCs w:val="16"/>
               </w:rPr>
-              <w:t>[</w:t>
-            </w:r>
-            <w:proofErr w:type="gramEnd"/>
+              <w:t xml:space="preserve">[ </w:t>
+            </w:r>
             <w:r>
               <w:rPr>
                 <w:color w:val="4F81BD" w:themeColor="accent1"/>
                 <w:sz w:val="16"/>
                 <w:szCs w:val="16"/>
               </w:rPr>
-              <w:t xml:space="preserve"> </w:t>
-            </w:r>
-            <w:proofErr w:type="gramStart"/>
+              <w:t>2026</w:t>
+            </w:r>
             <w:r>
               <w:rPr>
                 <w:color w:val="4F81BD" w:themeColor="accent1"/>
                 <w:sz w:val="16"/>
                 <w:szCs w:val="16"/>
               </w:rPr>
-              <w:t>2026</w:t>
-            </w:r>
-            <w:r>
-              <w:rPr>
-                <w:color w:val="4F81BD" w:themeColor="accent1"/>
-                <w:sz w:val="16"/>
-                <w:szCs w:val="16"/>
-              </w:rPr>
               <w:t xml:space="preserve"> ]</w:t>
             </w:r>
-            <w:proofErr w:type="gramEnd"/>
             <w:r>
               <w:rPr>
                 <w:color w:val="4F81BD" w:themeColor="accent1"/>
@@ -4092,15 +3816,7 @@
                 <w:b w:val="0"/>
                 <w:bCs w:val="0"/>
               </w:rPr>
-              <w:t xml:space="preserve">International </w:t>
-            </w:r>
-            <w:proofErr w:type="gramStart"/>
-            <w:r>
-              <w:rPr>
-                <w:b w:val="0"/>
-                <w:bCs w:val="0"/>
-              </w:rPr>
-              <w:t xml:space="preserve">Delegations  </w:t>
+              <w:t xml:space="preserve">International Delegations  </w:t>
             </w:r>
             <w:r>
               <w:rPr>
@@ -4108,16 +3824,15 @@
                 <w:sz w:val="16"/>
                 <w:szCs w:val="16"/>
               </w:rPr>
-              <w:t>[</w:t>
-            </w:r>
-            <w:proofErr w:type="gramEnd"/>
+              <w:t xml:space="preserve">[ </w:t>
+            </w:r>
             <w:r>
               <w:rPr>
                 <w:color w:val="4F81BD" w:themeColor="accent1"/>
                 <w:sz w:val="16"/>
                 <w:szCs w:val="16"/>
               </w:rPr>
-              <w:t xml:space="preserve"> </w:t>
+              <w:t>2025 – 2026</w:t>
             </w:r>
             <w:r>
               <w:rPr>
@@ -4125,26 +3840,8 @@
                 <w:sz w:val="16"/>
                 <w:szCs w:val="16"/>
               </w:rPr>
-              <w:t xml:space="preserve">2025 – </w:t>
-            </w:r>
-            <w:proofErr w:type="gramStart"/>
-            <w:r>
-              <w:rPr>
-                <w:color w:val="4F81BD" w:themeColor="accent1"/>
-                <w:sz w:val="16"/>
-                <w:szCs w:val="16"/>
-              </w:rPr>
-              <w:t>2026</w:t>
-            </w:r>
-            <w:r>
-              <w:rPr>
-                <w:color w:val="4F81BD" w:themeColor="accent1"/>
-                <w:sz w:val="16"/>
-                <w:szCs w:val="16"/>
-              </w:rPr>
               <w:t xml:space="preserve"> ]</w:t>
             </w:r>
-            <w:proofErr w:type="gramEnd"/>
             <w:r>
               <w:rPr>
                 <w:color w:val="4F81BD" w:themeColor="accent1"/>
@@ -4212,15 +3909,7 @@
                 <w:b w:val="0"/>
                 <w:bCs w:val="0"/>
               </w:rPr>
-              <w:t xml:space="preserve"> </w:t>
-            </w:r>
-            <w:proofErr w:type="gramStart"/>
-            <w:r>
-              <w:rPr>
-                <w:b w:val="0"/>
-                <w:bCs w:val="0"/>
-              </w:rPr>
-              <w:t>Events</w:t>
+              <w:t xml:space="preserve"> Events</w:t>
             </w:r>
             <w:r>
               <w:rPr>
@@ -4235,16 +3924,15 @@
                 <w:sz w:val="16"/>
                 <w:szCs w:val="16"/>
               </w:rPr>
-              <w:t>[</w:t>
-            </w:r>
-            <w:proofErr w:type="gramEnd"/>
+              <w:t xml:space="preserve">[ </w:t>
+            </w:r>
             <w:r>
               <w:rPr>
                 <w:color w:val="4F81BD" w:themeColor="accent1"/>
                 <w:sz w:val="16"/>
                 <w:szCs w:val="16"/>
               </w:rPr>
-              <w:t xml:space="preserve"> </w:t>
+              <w:t>2025</w:t>
             </w:r>
             <w:r>
               <w:rPr>
@@ -4252,7 +3940,7 @@
                 <w:sz w:val="16"/>
                 <w:szCs w:val="16"/>
               </w:rPr>
-              <w:t>2025</w:t>
+              <w:t xml:space="preserve"> – </w:t>
             </w:r>
             <w:r>
               <w:rPr>
@@ -4260,26 +3948,16 @@
                 <w:sz w:val="16"/>
                 <w:szCs w:val="16"/>
               </w:rPr>
-              <w:t xml:space="preserve"> – </w:t>
-            </w:r>
-            <w:proofErr w:type="gramStart"/>
+              <w:t xml:space="preserve">Present </w:t>
+            </w:r>
             <w:r>
               <w:rPr>
                 <w:color w:val="4F81BD" w:themeColor="accent1"/>
                 <w:sz w:val="16"/>
                 <w:szCs w:val="16"/>
               </w:rPr>
-              <w:t xml:space="preserve">Present </w:t>
-            </w:r>
-            <w:r>
-              <w:rPr>
-                <w:color w:val="4F81BD" w:themeColor="accent1"/>
-                <w:sz w:val="16"/>
-                <w:szCs w:val="16"/>
-              </w:rPr>
               <w:t>]</w:t>
             </w:r>
-            <w:proofErr w:type="gramEnd"/>
             <w:r>
               <w:rPr>
                 <w:color w:val="4F81BD" w:themeColor="accent1"/>
@@ -4315,15 +3993,7 @@
                 <w:b w:val="0"/>
                 <w:bCs w:val="0"/>
               </w:rPr>
-              <w:t xml:space="preserve">Fellowship </w:t>
-            </w:r>
-            <w:proofErr w:type="gramStart"/>
-            <w:r>
-              <w:rPr>
-                <w:b w:val="0"/>
-                <w:bCs w:val="0"/>
-              </w:rPr>
-              <w:t>Panels</w:t>
+              <w:t>Fellowship Panels</w:t>
             </w:r>
             <w:r>
               <w:rPr>
@@ -4338,16 +4008,15 @@
                 <w:sz w:val="16"/>
                 <w:szCs w:val="16"/>
               </w:rPr>
-              <w:t>[</w:t>
-            </w:r>
-            <w:proofErr w:type="gramEnd"/>
+              <w:t xml:space="preserve">[ </w:t>
+            </w:r>
             <w:r>
               <w:rPr>
                 <w:color w:val="4F81BD" w:themeColor="accent1"/>
                 <w:sz w:val="16"/>
                 <w:szCs w:val="16"/>
               </w:rPr>
-              <w:t xml:space="preserve"> </w:t>
+              <w:t>2022</w:t>
             </w:r>
             <w:r>
               <w:rPr>
@@ -4355,7 +4024,7 @@
                 <w:sz w:val="16"/>
                 <w:szCs w:val="16"/>
               </w:rPr>
-              <w:t>2022</w:t>
+              <w:t xml:space="preserve"> – </w:t>
             </w:r>
             <w:r>
               <w:rPr>
@@ -4363,26 +4032,16 @@
                 <w:sz w:val="16"/>
                 <w:szCs w:val="16"/>
               </w:rPr>
-              <w:t xml:space="preserve"> – </w:t>
-            </w:r>
-            <w:proofErr w:type="gramStart"/>
+              <w:t xml:space="preserve">Present </w:t>
+            </w:r>
             <w:r>
               <w:rPr>
                 <w:color w:val="4F81BD" w:themeColor="accent1"/>
                 <w:sz w:val="16"/>
                 <w:szCs w:val="16"/>
               </w:rPr>
-              <w:t xml:space="preserve">Present </w:t>
-            </w:r>
-            <w:r>
-              <w:rPr>
-                <w:color w:val="4F81BD" w:themeColor="accent1"/>
-                <w:sz w:val="16"/>
-                <w:szCs w:val="16"/>
-              </w:rPr>
               <w:t>]</w:t>
             </w:r>
-            <w:proofErr w:type="gramEnd"/>
             <w:r>
               <w:rPr>
                 <w:color w:val="4F81BD" w:themeColor="accent1"/>
@@ -4434,7 +4093,6 @@
               </w:rPr>
               <w:t xml:space="preserve">Research </w:t>
             </w:r>
-            <w:proofErr w:type="gramStart"/>
             <w:r>
               <w:rPr>
                 <w:b w:val="0"/>
@@ -4448,25 +4106,23 @@
                 <w:sz w:val="16"/>
                 <w:szCs w:val="16"/>
               </w:rPr>
-              <w:t>[</w:t>
-            </w:r>
-            <w:proofErr w:type="gramEnd"/>
+              <w:t xml:space="preserve">[ </w:t>
+            </w:r>
             <w:r>
               <w:rPr>
                 <w:color w:val="4F81BD" w:themeColor="accent1"/>
                 <w:sz w:val="16"/>
                 <w:szCs w:val="16"/>
               </w:rPr>
-              <w:t xml:space="preserve"> </w:t>
-            </w:r>
-            <w:proofErr w:type="gramStart"/>
+              <w:t>202</w:t>
+            </w:r>
             <w:r>
               <w:rPr>
                 <w:color w:val="4F81BD" w:themeColor="accent1"/>
                 <w:sz w:val="16"/>
                 <w:szCs w:val="16"/>
               </w:rPr>
-              <w:t>202</w:t>
+              <w:t>1</w:t>
             </w:r>
             <w:r>
               <w:rPr>
@@ -4474,7 +4130,7 @@
                 <w:sz w:val="16"/>
                 <w:szCs w:val="16"/>
               </w:rPr>
-              <w:t>1</w:t>
+              <w:t xml:space="preserve">  – </w:t>
             </w:r>
             <w:r>
               <w:rPr>
@@ -4482,35 +4138,16 @@
                 <w:sz w:val="16"/>
                 <w:szCs w:val="16"/>
               </w:rPr>
-              <w:t xml:space="preserve">  –</w:t>
-            </w:r>
-            <w:proofErr w:type="gramEnd"/>
+              <w:t xml:space="preserve">Present </w:t>
+            </w:r>
             <w:r>
               <w:rPr>
                 <w:color w:val="4F81BD" w:themeColor="accent1"/>
                 <w:sz w:val="16"/>
                 <w:szCs w:val="16"/>
               </w:rPr>
-              <w:t xml:space="preserve"> </w:t>
-            </w:r>
-            <w:proofErr w:type="gramStart"/>
-            <w:r>
-              <w:rPr>
-                <w:color w:val="4F81BD" w:themeColor="accent1"/>
-                <w:sz w:val="16"/>
-                <w:szCs w:val="16"/>
-              </w:rPr>
-              <w:t xml:space="preserve">Present </w:t>
-            </w:r>
-            <w:r>
-              <w:rPr>
-                <w:color w:val="4F81BD" w:themeColor="accent1"/>
-                <w:sz w:val="16"/>
-                <w:szCs w:val="16"/>
-              </w:rPr>
               <w:t>]</w:t>
             </w:r>
-            <w:proofErr w:type="gramEnd"/>
             <w:r>
               <w:rPr>
                 <w:color w:val="4F81BD" w:themeColor="accent1"/>
@@ -4550,15 +4187,7 @@
                 <w:b w:val="0"/>
                 <w:bCs w:val="0"/>
               </w:rPr>
-              <w:t xml:space="preserve">Guest Lecture, Quantum Machine </w:t>
-            </w:r>
-            <w:proofErr w:type="gramStart"/>
-            <w:r>
-              <w:rPr>
-                <w:b w:val="0"/>
-                <w:bCs w:val="0"/>
-              </w:rPr>
-              <w:t xml:space="preserve">Learning  </w:t>
+              <w:t xml:space="preserve">Guest Lecture, Quantum Machine Learning  </w:t>
             </w:r>
             <w:r>
               <w:rPr>
@@ -4566,35 +4195,24 @@
                 <w:sz w:val="16"/>
                 <w:szCs w:val="16"/>
               </w:rPr>
-              <w:t>[</w:t>
-            </w:r>
-            <w:proofErr w:type="gramEnd"/>
+              <w:t xml:space="preserve">[ </w:t>
+            </w:r>
             <w:r>
               <w:rPr>
                 <w:color w:val="4F81BD" w:themeColor="accent1"/>
                 <w:sz w:val="16"/>
                 <w:szCs w:val="16"/>
               </w:rPr>
-              <w:t xml:space="preserve"> </w:t>
-            </w:r>
-            <w:proofErr w:type="gramStart"/>
+              <w:t>2025</w:t>
+            </w:r>
             <w:r>
               <w:rPr>
                 <w:color w:val="4F81BD" w:themeColor="accent1"/>
                 <w:sz w:val="16"/>
                 <w:szCs w:val="16"/>
               </w:rPr>
-              <w:t>2025</w:t>
-            </w:r>
-            <w:r>
-              <w:rPr>
-                <w:color w:val="4F81BD" w:themeColor="accent1"/>
-                <w:sz w:val="16"/>
-                <w:szCs w:val="16"/>
-              </w:rPr>
               <w:t xml:space="preserve"> ]</w:t>
             </w:r>
-            <w:proofErr w:type="gramEnd"/>
             <w:r>
               <w:rPr>
                 <w:color w:val="4F81BD" w:themeColor="accent1"/>
@@ -4634,15 +4252,7 @@
                 <w:b w:val="0"/>
                 <w:bCs w:val="0"/>
               </w:rPr>
-              <w:t>International Conference on Learning Representations (</w:t>
-            </w:r>
-            <w:proofErr w:type="gramStart"/>
-            <w:r>
-              <w:rPr>
-                <w:b w:val="0"/>
-                <w:bCs w:val="0"/>
-              </w:rPr>
-              <w:t xml:space="preserve">ICLR)  </w:t>
+              <w:t xml:space="preserve">International Conference on Learning Representations (ICLR)  </w:t>
             </w:r>
             <w:r>
               <w:rPr>
@@ -4650,35 +4260,24 @@
                 <w:sz w:val="16"/>
                 <w:szCs w:val="16"/>
               </w:rPr>
-              <w:t>[</w:t>
-            </w:r>
-            <w:proofErr w:type="gramEnd"/>
+              <w:t xml:space="preserve">[ </w:t>
+            </w:r>
             <w:r>
               <w:rPr>
                 <w:color w:val="4F81BD" w:themeColor="accent1"/>
                 <w:sz w:val="16"/>
                 <w:szCs w:val="16"/>
               </w:rPr>
-              <w:t xml:space="preserve"> </w:t>
-            </w:r>
-            <w:proofErr w:type="gramStart"/>
+              <w:t>2025</w:t>
+            </w:r>
             <w:r>
               <w:rPr>
                 <w:color w:val="4F81BD" w:themeColor="accent1"/>
                 <w:sz w:val="16"/>
                 <w:szCs w:val="16"/>
               </w:rPr>
-              <w:t>2025</w:t>
-            </w:r>
-            <w:r>
-              <w:rPr>
-                <w:color w:val="4F81BD" w:themeColor="accent1"/>
-                <w:sz w:val="16"/>
-                <w:szCs w:val="16"/>
-              </w:rPr>
               <w:t xml:space="preserve"> ]</w:t>
             </w:r>
-            <w:proofErr w:type="gramEnd"/>
             <w:r>
               <w:rPr>
                 <w:color w:val="4F81BD" w:themeColor="accent1"/>
@@ -4718,15 +4317,7 @@
                 <w:b w:val="0"/>
                 <w:bCs w:val="0"/>
               </w:rPr>
-              <w:t>AWS Quantum Networks Workshop (</w:t>
-            </w:r>
-            <w:proofErr w:type="gramStart"/>
-            <w:r>
-              <w:rPr>
-                <w:b w:val="0"/>
-                <w:bCs w:val="0"/>
-              </w:rPr>
-              <w:t xml:space="preserve">QNW)  </w:t>
+              <w:t xml:space="preserve">AWS Quantum Networks Workshop (QNW)  </w:t>
             </w:r>
             <w:r>
               <w:rPr>
@@ -4734,35 +4325,24 @@
                 <w:sz w:val="16"/>
                 <w:szCs w:val="16"/>
               </w:rPr>
-              <w:t>[</w:t>
-            </w:r>
-            <w:proofErr w:type="gramEnd"/>
+              <w:t xml:space="preserve">[ </w:t>
+            </w:r>
             <w:r>
               <w:rPr>
                 <w:color w:val="4F81BD" w:themeColor="accent1"/>
                 <w:sz w:val="16"/>
                 <w:szCs w:val="16"/>
               </w:rPr>
-              <w:t xml:space="preserve"> </w:t>
-            </w:r>
-            <w:proofErr w:type="gramStart"/>
+              <w:t>2023</w:t>
+            </w:r>
             <w:r>
               <w:rPr>
                 <w:color w:val="4F81BD" w:themeColor="accent1"/>
                 <w:sz w:val="16"/>
                 <w:szCs w:val="16"/>
               </w:rPr>
-              <w:t>2023</w:t>
-            </w:r>
-            <w:r>
-              <w:rPr>
-                <w:color w:val="4F81BD" w:themeColor="accent1"/>
-                <w:sz w:val="16"/>
-                <w:szCs w:val="16"/>
-              </w:rPr>
               <w:t xml:space="preserve"> ]</w:t>
             </w:r>
-            <w:proofErr w:type="gramEnd"/>
             <w:r>
               <w:rPr>
                 <w:color w:val="4F81BD" w:themeColor="accent1"/>
@@ -4802,15 +4382,7 @@
                 <w:b w:val="0"/>
                 <w:bCs w:val="0"/>
               </w:rPr>
-              <w:t xml:space="preserve">International Laser Ranging Service (ILRS) Technical </w:t>
-            </w:r>
-            <w:proofErr w:type="gramStart"/>
-            <w:r>
-              <w:rPr>
-                <w:b w:val="0"/>
-                <w:bCs w:val="0"/>
-              </w:rPr>
-              <w:t xml:space="preserve">Workshop  </w:t>
+              <w:t xml:space="preserve">International Laser Ranging Service (ILRS) Technical Workshop  </w:t>
             </w:r>
             <w:r>
               <w:rPr>
@@ -4818,35 +4390,24 @@
                 <w:sz w:val="16"/>
                 <w:szCs w:val="16"/>
               </w:rPr>
-              <w:t>[</w:t>
-            </w:r>
-            <w:proofErr w:type="gramEnd"/>
+              <w:t xml:space="preserve">[ </w:t>
+            </w:r>
             <w:r>
               <w:rPr>
                 <w:color w:val="4F81BD" w:themeColor="accent1"/>
                 <w:sz w:val="16"/>
                 <w:szCs w:val="16"/>
               </w:rPr>
-              <w:t xml:space="preserve"> </w:t>
-            </w:r>
-            <w:proofErr w:type="gramStart"/>
+              <w:t>2019</w:t>
+            </w:r>
             <w:r>
               <w:rPr>
                 <w:color w:val="4F81BD" w:themeColor="accent1"/>
                 <w:sz w:val="16"/>
                 <w:szCs w:val="16"/>
               </w:rPr>
-              <w:t>2019</w:t>
-            </w:r>
-            <w:r>
-              <w:rPr>
-                <w:color w:val="4F81BD" w:themeColor="accent1"/>
-                <w:sz w:val="16"/>
-                <w:szCs w:val="16"/>
-              </w:rPr>
               <w:t xml:space="preserve"> ]</w:t>
             </w:r>
-            <w:proofErr w:type="gramEnd"/>
             <w:r>
               <w:rPr>
                 <w:color w:val="4F81BD" w:themeColor="accent1"/>
@@ -4886,15 +4447,7 @@
                 <w:b w:val="0"/>
                 <w:bCs w:val="0"/>
               </w:rPr>
-              <w:t xml:space="preserve">NRL Research Presentations and Performance </w:t>
-            </w:r>
-            <w:proofErr w:type="gramStart"/>
-            <w:r>
-              <w:rPr>
-                <w:b w:val="0"/>
-                <w:bCs w:val="0"/>
-              </w:rPr>
-              <w:t xml:space="preserve">Reviews  </w:t>
+              <w:t xml:space="preserve">NRL Research Presentations and Performance Reviews  </w:t>
             </w:r>
             <w:r>
               <w:rPr>
@@ -4902,16 +4455,23 @@
                 <w:sz w:val="16"/>
                 <w:szCs w:val="16"/>
               </w:rPr>
-              <w:t>[</w:t>
-            </w:r>
-            <w:proofErr w:type="gramEnd"/>
+              <w:t>[ 201</w:t>
+            </w:r>
             <w:r>
               <w:rPr>
                 <w:color w:val="4F81BD" w:themeColor="accent1"/>
                 <w:sz w:val="16"/>
                 <w:szCs w:val="16"/>
               </w:rPr>
-              <w:t xml:space="preserve"> 201</w:t>
+              <w:t>0</w:t>
+            </w:r>
+            <w:r>
+              <w:rPr>
+                <w:color w:val="4F81BD" w:themeColor="accent1"/>
+                <w:sz w:val="16"/>
+                <w:szCs w:val="24"/>
+              </w:rPr>
+              <w:t xml:space="preserve"> – </w:t>
             </w:r>
             <w:r>
               <w:rPr>
@@ -4919,33 +4479,7 @@
                 <w:sz w:val="16"/>
                 <w:szCs w:val="16"/>
               </w:rPr>
-              <w:t>0</w:t>
-            </w:r>
-            <w:r>
-              <w:rPr>
-                <w:color w:val="4F81BD" w:themeColor="accent1"/>
-                <w:sz w:val="16"/>
-                <w:szCs w:val="24"/>
-              </w:rPr>
-              <w:t xml:space="preserve"> – </w:t>
-            </w:r>
-            <w:proofErr w:type="gramStart"/>
-            <w:r>
-              <w:rPr>
-                <w:color w:val="4F81BD" w:themeColor="accent1"/>
-                <w:sz w:val="16"/>
-                <w:szCs w:val="16"/>
-              </w:rPr>
-              <w:t>2024 ]</w:t>
-            </w:r>
-            <w:proofErr w:type="gramEnd"/>
-            <w:r>
-              <w:rPr>
-                <w:color w:val="4F81BD" w:themeColor="accent1"/>
-                <w:sz w:val="16"/>
-                <w:szCs w:val="16"/>
-              </w:rPr>
-              <w:t xml:space="preserve">  </w:t>
+              <w:t xml:space="preserve">2024 ]  </w:t>
             </w:r>
             <w:r>
               <w:rPr>
@@ -5094,13 +4628,8 @@
                     <w:pStyle w:val="Heading2"/>
                     <w:keepNext w:val="0"/>
                   </w:pPr>
-                  <w:proofErr w:type="spellStart"/>
-                  <w:r>
-                    <w:t>QnRL</w:t>
-                  </w:r>
-                  <w:proofErr w:type="spellEnd"/>
-                  <w:r>
-                    <w:t>: Quantum-Native Reinforcement Learning</w:t>
+                  <w:r>
+                    <w:t>QnRL: Quantum-Native Reinforcement Learning</w:t>
                   </w:r>
                 </w:p>
               </w:tc>
@@ -5114,13 +4643,8 @@
                     <w:keepNext w:val="0"/>
                   </w:pPr>
                   <w:r>
-                    <w:t>[ 6/</w:t>
-                  </w:r>
-                  <w:proofErr w:type="gramStart"/>
-                  <w:r>
-                    <w:t>2026 ]</w:t>
-                  </w:r>
-                  <w:proofErr w:type="gramEnd"/>
+                    <w:t>[ 6/2026 ]</w:t>
+                  </w:r>
                 </w:p>
               </w:tc>
             </w:tr>
@@ -5159,27 +4683,7 @@
                       <w:bCs w:val="0"/>
                       <w:color w:val="7F7F7F" w:themeColor="text1" w:themeTint="80"/>
                     </w:rPr>
-                    <w:t>a novel framework dubbed quantum-native reinforcement learning (</w:t>
-                  </w:r>
-                  <w:proofErr w:type="spellStart"/>
-                  <w:r>
-                    <w:rPr>
-                      <w:rFonts w:ascii="Helvetica Neue" w:hAnsi="Helvetica Neue"/>
-                      <w:b w:val="0"/>
-                      <w:bCs w:val="0"/>
-                      <w:color w:val="7F7F7F" w:themeColor="text1" w:themeTint="80"/>
-                    </w:rPr>
-                    <w:t>QnRL</w:t>
-                  </w:r>
-                  <w:proofErr w:type="spellEnd"/>
-                  <w:r>
-                    <w:rPr>
-                      <w:rFonts w:ascii="Helvetica Neue" w:hAnsi="Helvetica Neue"/>
-                      <w:b w:val="0"/>
-                      <w:bCs w:val="0"/>
-                      <w:color w:val="7F7F7F" w:themeColor="text1" w:themeTint="80"/>
-                    </w:rPr>
-                    <w:t>) that natively learn</w:t>
+                    <w:t>a novel framework dubbed quantum-native reinforcement learning (QnRL) that natively learn</w:t>
                   </w:r>
                   <w:r>
                     <w:rPr>
@@ -5233,67 +4737,7 @@
                       <w:bCs w:val="0"/>
                       <w:color w:val="7F7F7F" w:themeColor="text1" w:themeTint="80"/>
                     </w:rPr>
-                    <w:t>quantum amplitude kickback (</w:t>
-                  </w:r>
-                  <w:proofErr w:type="spellStart"/>
-                  <w:r>
-                    <w:rPr>
-                      <w:rFonts w:ascii="Helvetica Neue" w:hAnsi="Helvetica Neue"/>
-                      <w:b w:val="0"/>
-                      <w:bCs w:val="0"/>
-                      <w:color w:val="7F7F7F" w:themeColor="text1" w:themeTint="80"/>
-                    </w:rPr>
-                    <w:t>QuAK</w:t>
-                  </w:r>
-                  <w:proofErr w:type="spellEnd"/>
-                  <w:r>
-                    <w:rPr>
-                      <w:rFonts w:ascii="Helvetica Neue" w:hAnsi="Helvetica Neue"/>
-                      <w:b w:val="0"/>
-                      <w:bCs w:val="0"/>
-                      <w:color w:val="7F7F7F" w:themeColor="text1" w:themeTint="80"/>
-                    </w:rPr>
-                    <w:t>) algorithm that enables comparing the n-</w:t>
-                  </w:r>
-                  <w:proofErr w:type="spellStart"/>
-                  <w:r>
-                    <w:rPr>
-                      <w:rFonts w:ascii="Helvetica Neue" w:hAnsi="Helvetica Neue"/>
-                      <w:b w:val="0"/>
-                      <w:bCs w:val="0"/>
-                      <w:color w:val="7F7F7F" w:themeColor="text1" w:themeTint="80"/>
-                    </w:rPr>
-                    <w:t>th</w:t>
-                  </w:r>
-                  <w:proofErr w:type="spellEnd"/>
-                  <w:r>
-                    <w:rPr>
-                      <w:rFonts w:ascii="Helvetica Neue" w:hAnsi="Helvetica Neue"/>
-                      <w:b w:val="0"/>
-                      <w:bCs w:val="0"/>
-                      <w:color w:val="7F7F7F" w:themeColor="text1" w:themeTint="80"/>
-                    </w:rPr>
-                    <w:t xml:space="preserve"> power of the m-</w:t>
-                  </w:r>
-                  <w:proofErr w:type="spellStart"/>
-                  <w:r>
-                    <w:rPr>
-                      <w:rFonts w:ascii="Helvetica Neue" w:hAnsi="Helvetica Neue"/>
-                      <w:b w:val="0"/>
-                      <w:bCs w:val="0"/>
-                      <w:color w:val="7F7F7F" w:themeColor="text1" w:themeTint="80"/>
-                    </w:rPr>
-                    <w:t>th</w:t>
-                  </w:r>
-                  <w:proofErr w:type="spellEnd"/>
-                  <w:r>
-                    <w:rPr>
-                      <w:rFonts w:ascii="Helvetica Neue" w:hAnsi="Helvetica Neue"/>
-                      <w:b w:val="0"/>
-                      <w:bCs w:val="0"/>
-                      <w:color w:val="7F7F7F" w:themeColor="text1" w:themeTint="80"/>
-                    </w:rPr>
-                    <w:t xml:space="preserve"> moment of multiple superimposed distributions.</w:t>
+                    <w:t>quantum amplitude kickback (QuAK) algorithm that enables comparing the n-th power of the m-th moment of multiple superimposed distributions.</w:t>
                   </w:r>
                 </w:p>
               </w:tc>
@@ -5378,13 +4822,8 @@
                     <w:pStyle w:val="Heading2"/>
                     <w:keepNext w:val="0"/>
                   </w:pPr>
-                  <w:proofErr w:type="spellStart"/>
-                  <w:r>
-                    <w:t>eQMARL</w:t>
-                  </w:r>
-                  <w:proofErr w:type="spellEnd"/>
-                  <w:r>
-                    <w:t>: Entangled Quantum Multi-Agent Reinforcement Learning for Distributed Cooperation over Quantum Channels</w:t>
+                  <w:r>
+                    <w:t>eQMARL: Entangled Quantum Multi-Agent Reinforcement Learning for Distributed Cooperation over Quantum Channels</w:t>
                   </w:r>
                 </w:p>
               </w:tc>
@@ -5551,13 +4990,8 @@
                     <w:keepNext w:val="0"/>
                   </w:pPr>
                   <w:r>
-                    <w:t>[ 3/</w:t>
-                  </w:r>
-                  <w:proofErr w:type="gramStart"/>
-                  <w:r>
-                    <w:t>2023 ]</w:t>
-                  </w:r>
-                  <w:proofErr w:type="gramEnd"/>
+                    <w:t>[ 3/2023 ]</w:t>
+                  </w:r>
                 </w:p>
               </w:tc>
             </w:tr>
@@ -5691,13 +5125,8 @@
                     <w:keepNext w:val="0"/>
                   </w:pPr>
                   <w:r>
-                    <w:t>[ 1/2021 – 8/</w:t>
-                  </w:r>
-                  <w:proofErr w:type="gramStart"/>
-                  <w:r>
-                    <w:t>2022 ]</w:t>
-                  </w:r>
-                  <w:proofErr w:type="gramEnd"/>
+                    <w:t>[ 1/2021 – 8/2022 ]</w:t>
+                  </w:r>
                 </w:p>
               </w:tc>
             </w:tr>
@@ -5820,13 +5249,8 @@
                     <w:pStyle w:val="Heading2"/>
                     <w:keepNext w:val="0"/>
                   </w:pPr>
-                  <w:proofErr w:type="spellStart"/>
-                  <w:r>
-                    <w:t>SmartStockRL</w:t>
-                  </w:r>
-                  <w:proofErr w:type="spellEnd"/>
-                  <w:r>
-                    <w:t>: Intelligent Stock Trading using Traditional and Deep Q-Learning</w:t>
+                  <w:r>
+                    <w:t>SmartStockRL: Intelligent Stock Trading using Traditional and Deep Q-Learning</w:t>
                   </w:r>
                 </w:p>
               </w:tc>
@@ -5840,13 +5264,8 @@
                     <w:keepNext w:val="0"/>
                   </w:pPr>
                   <w:r>
-                    <w:t>[ 10/2021 – 12/</w:t>
-                  </w:r>
-                  <w:proofErr w:type="gramStart"/>
-                  <w:r>
-                    <w:t>2021 ]</w:t>
-                  </w:r>
-                  <w:proofErr w:type="gramEnd"/>
+                    <w:t>[ 10/2021 – 12/2021 ]</w:t>
+                  </w:r>
                 </w:p>
               </w:tc>
             </w:tr>
@@ -5942,13 +5361,8 @@
                     <w:pStyle w:val="Heading2"/>
                     <w:keepNext w:val="0"/>
                   </w:pPr>
-                  <w:proofErr w:type="spellStart"/>
-                  <w:r>
-                    <w:t>LyricAI</w:t>
-                  </w:r>
-                  <w:proofErr w:type="spellEnd"/>
-                  <w:r>
-                    <w:t>: Using LSTMs to Write Religious Music</w:t>
+                  <w:r>
+                    <w:t>LyricAI: Using LSTMs to Write Religious Music</w:t>
                   </w:r>
                 </w:p>
               </w:tc>
@@ -5962,13 +5376,8 @@
                     <w:keepNext w:val="0"/>
                   </w:pPr>
                   <w:r>
-                    <w:t>[ 4/2021 – 5/</w:t>
-                  </w:r>
-                  <w:proofErr w:type="gramStart"/>
-                  <w:r>
-                    <w:t>2021 ]</w:t>
-                  </w:r>
-                  <w:proofErr w:type="gramEnd"/>
+                    <w:t>[ 4/2021 – 5/2021 ]</w:t>
+                  </w:r>
                 </w:p>
               </w:tc>
             </w:tr>
@@ -6623,95 +6032,23 @@
               <w:t xml:space="preserve"> </w:t>
             </w:r>
             <w:r>
-              <w:t xml:space="preserve">JAX / FLAX / TensorFlow / </w:t>
-            </w:r>
-            <w:proofErr w:type="spellStart"/>
-            <w:r>
-              <w:t>PyTorch</w:t>
-            </w:r>
-            <w:proofErr w:type="spellEnd"/>
-            <w:r>
-              <w:t xml:space="preserve"> / Gymnasium </w:t>
+              <w:t xml:space="preserve">JAX / FLAX / TensorFlow / PyTorch / Gymnasium </w:t>
             </w:r>
             <w:r>
               <w:br/>
-              <w:t xml:space="preserve">/ PennyLane / </w:t>
-            </w:r>
-            <w:proofErr w:type="spellStart"/>
-            <w:r>
-              <w:t>Qiskit</w:t>
-            </w:r>
-            <w:proofErr w:type="spellEnd"/>
-            <w:r>
-              <w:t xml:space="preserve"> / Cirq / TensorFlow Quantum / Torch Quantum</w:t>
+              <w:t>/ PennyLane / Qiskit / Cirq / TensorFlow Quantum / Torch Quantum</w:t>
             </w:r>
             <w:r>
               <w:br/>
-              <w:t xml:space="preserve">/ NumPy / Pandas / SciPy / Scikit-Learn / Matplotlib / Seaborn / Flask / </w:t>
-            </w:r>
-            <w:proofErr w:type="spellStart"/>
-            <w:r>
-              <w:t>NetworkX</w:t>
-            </w:r>
-            <w:proofErr w:type="spellEnd"/>
-            <w:r>
-              <w:t xml:space="preserve"> </w:t>
+              <w:t xml:space="preserve">/ NumPy / Pandas / SciPy / Scikit-Learn / Matplotlib / Seaborn / Flask / NetworkX </w:t>
             </w:r>
             <w:r>
               <w:br/>
-              <w:t xml:space="preserve">/ </w:t>
-            </w:r>
-            <w:proofErr w:type="spellStart"/>
-            <w:r>
-              <w:t>BeautifulSoup</w:t>
-            </w:r>
-            <w:proofErr w:type="spellEnd"/>
-            <w:r>
-              <w:t xml:space="preserve"> / OpenCV / Pillow / </w:t>
-            </w:r>
-            <w:proofErr w:type="spellStart"/>
-            <w:r>
-              <w:t>PyQt</w:t>
-            </w:r>
-            <w:proofErr w:type="spellEnd"/>
-            <w:r>
-              <w:t xml:space="preserve"> / </w:t>
-            </w:r>
-            <w:proofErr w:type="spellStart"/>
-            <w:r>
-              <w:t>Pytest</w:t>
-            </w:r>
-            <w:proofErr w:type="spellEnd"/>
-            <w:r>
-              <w:t xml:space="preserve"> / UV / </w:t>
-            </w:r>
-            <w:proofErr w:type="spellStart"/>
-            <w:r>
-              <w:t>Pipenv</w:t>
-            </w:r>
-            <w:proofErr w:type="spellEnd"/>
-            <w:r>
-              <w:t xml:space="preserve"> / </w:t>
-            </w:r>
-            <w:proofErr w:type="spellStart"/>
-            <w:r>
-              <w:t>Pyenv</w:t>
-            </w:r>
-            <w:proofErr w:type="spellEnd"/>
-            <w:r>
-              <w:t xml:space="preserve"> / Requests </w:t>
+              <w:t xml:space="preserve">/ BeautifulSoup / OpenCV / Pillow / PyQt / Pytest / UV / Pipenv / Pyenv / Requests </w:t>
             </w:r>
             <w:r>
               <w:br/>
-              <w:t xml:space="preserve">/ </w:t>
-            </w:r>
-            <w:proofErr w:type="spellStart"/>
-            <w:r>
-              <w:t>WandB</w:t>
-            </w:r>
-            <w:proofErr w:type="spellEnd"/>
-            <w:r>
-              <w:t xml:space="preserve"> / etc.</w:t>
+              <w:t>/ WandB / etc.</w:t>
             </w:r>
           </w:p>
           <w:p>
@@ -6893,7 +6230,13 @@
                     <w:ind w:left="245" w:hanging="164"/>
                   </w:pPr>
                   <w:r>
-                    <w:t>SLURM for high performance computing systems</w:t>
+                    <w:t xml:space="preserve">SLURM for high performance computing </w:t>
+                  </w:r>
+                  <w:r>
+                    <w:t xml:space="preserve">(HPC) </w:t>
+                  </w:r>
+                  <w:r>
+                    <w:t>systems</w:t>
                   </w:r>
                 </w:p>
                 <w:p>
@@ -6913,15 +6256,7 @@
                     <w:t>Microservices</w:t>
                   </w:r>
                   <w:r>
-                    <w:t xml:space="preserve">:  Docker / Singularity / </w:t>
-                  </w:r>
-                  <w:proofErr w:type="spellStart"/>
-                  <w:r>
-                    <w:t>Podman</w:t>
-                  </w:r>
-                  <w:proofErr w:type="spellEnd"/>
-                  <w:r>
-                    <w:t xml:space="preserve"> / Kubernetes</w:t>
+                    <w:t>:  Docker / Singularity / Podman / Kubernetes</w:t>
                   </w:r>
                 </w:p>
                 <w:p>
@@ -6980,23 +6315,7 @@
                     <w:t xml:space="preserve"> </w:t>
                   </w:r>
                   <w:r>
-                    <w:t xml:space="preserve"> </w:t>
-                  </w:r>
-                  <w:proofErr w:type="spellStart"/>
-                  <w:r>
-                    <w:t>InfluxDB</w:t>
-                  </w:r>
-                  <w:proofErr w:type="spellEnd"/>
-                  <w:r>
-                    <w:t xml:space="preserve"> / MongoDB / MySQL / SQLite / </w:t>
-                  </w:r>
-                  <w:proofErr w:type="spellStart"/>
-                  <w:r>
-                    <w:t>GraphQL</w:t>
-                  </w:r>
-                  <w:proofErr w:type="spellEnd"/>
-                  <w:r>
-                    <w:t xml:space="preserve"> / Redis</w:t>
+                    <w:t xml:space="preserve"> InfluxDB / MongoDB / MySQL / SQLite / GraphQL / Redis</w:t>
                   </w:r>
                 </w:p>
                 <w:p>
@@ -7249,13 +6568,8 @@
               <w:pStyle w:val="Heading2"/>
               <w:ind w:left="-13"/>
             </w:pPr>
-            <w:proofErr w:type="spellStart"/>
-            <w:r>
-              <w:t>Eta</w:t>
-            </w:r>
-            <w:proofErr w:type="spellEnd"/>
-            <w:r>
-              <w:t xml:space="preserve"> Kappa Nu</w:t>
+            <w:r>
+              <w:t>Eta Kappa Nu</w:t>
             </w:r>
             <w:r>
               <w:t xml:space="preserve"> (HKN)</w:t>
@@ -7272,15 +6586,7 @@
                 <w:b w:val="0"/>
                 <w:bCs w:val="0"/>
               </w:rPr>
-              <w:t xml:space="preserve">IEEE Honor </w:t>
-            </w:r>
-            <w:proofErr w:type="gramStart"/>
-            <w:r>
-              <w:rPr>
-                <w:b w:val="0"/>
-                <w:bCs w:val="0"/>
-              </w:rPr>
-              <w:t>Society</w:t>
+              <w:t>IEEE Honor Society</w:t>
             </w:r>
             <w:r>
               <w:t xml:space="preserve">  </w:t>
@@ -7291,68 +6597,29 @@
                 <w:sz w:val="16"/>
                 <w:szCs w:val="24"/>
               </w:rPr>
-              <w:t>[</w:t>
-            </w:r>
-            <w:proofErr w:type="gramEnd"/>
+              <w:t>[ 2021 – Present ]</w:t>
+            </w:r>
+          </w:p>
+          <w:p>
+            <w:pPr>
+              <w:pStyle w:val="Heading2"/>
+              <w:keepNext w:val="0"/>
+              <w:rPr>
+                <w:sz w:val="10"/>
+                <w:szCs w:val="10"/>
+              </w:rPr>
+            </w:pPr>
+            <w:r>
+              <w:t xml:space="preserve">IEEE  </w:t>
+            </w:r>
             <w:r>
               <w:rPr>
                 <w:color w:val="4F81BD" w:themeColor="accent1"/>
                 <w:sz w:val="16"/>
                 <w:szCs w:val="24"/>
               </w:rPr>
-              <w:t xml:space="preserve"> 2021 – </w:t>
-            </w:r>
-            <w:proofErr w:type="gramStart"/>
-            <w:r>
-              <w:rPr>
-                <w:color w:val="4F81BD" w:themeColor="accent1"/>
-                <w:sz w:val="16"/>
-                <w:szCs w:val="24"/>
-              </w:rPr>
-              <w:t>Present ]</w:t>
-            </w:r>
-            <w:proofErr w:type="gramEnd"/>
-          </w:p>
-          <w:p>
-            <w:pPr>
-              <w:pStyle w:val="Heading2"/>
-              <w:keepNext w:val="0"/>
-              <w:rPr>
-                <w:sz w:val="10"/>
-                <w:szCs w:val="10"/>
-              </w:rPr>
-            </w:pPr>
-            <w:proofErr w:type="gramStart"/>
-            <w:r>
-              <w:t xml:space="preserve">IEEE  </w:t>
-            </w:r>
-            <w:r>
-              <w:rPr>
-                <w:color w:val="4F81BD" w:themeColor="accent1"/>
-                <w:sz w:val="16"/>
-                <w:szCs w:val="24"/>
-              </w:rPr>
-              <w:t>[</w:t>
-            </w:r>
-            <w:proofErr w:type="gramEnd"/>
-            <w:r>
-              <w:rPr>
-                <w:color w:val="4F81BD" w:themeColor="accent1"/>
-                <w:sz w:val="16"/>
-                <w:szCs w:val="24"/>
-              </w:rPr>
-              <w:t xml:space="preserve"> 2021 – </w:t>
-            </w:r>
-            <w:proofErr w:type="gramStart"/>
-            <w:r>
-              <w:rPr>
-                <w:color w:val="4F81BD" w:themeColor="accent1"/>
-                <w:sz w:val="16"/>
-                <w:szCs w:val="24"/>
-              </w:rPr>
-              <w:t>Present ]</w:t>
-            </w:r>
-            <w:proofErr w:type="gramEnd"/>
+              <w:t>[ 2021 – Present ]</w:t>
+            </w:r>
           </w:p>
         </w:tc>
       </w:tr>
@@ -10260,6 +9527,7 @@
     <w:rsid w:val="00920774"/>
     <w:rsid w:val="00963654"/>
     <w:rsid w:val="009B4380"/>
+    <w:rsid w:val="00AA5263"/>
     <w:rsid w:val="00B16D3B"/>
     <w:rsid w:val="00B3182F"/>
     <w:rsid w:val="00B67F5F"/>

--- a/derieux-resume.docx
+++ b/derieux-resume.docx
@@ -580,6 +580,7 @@
                     </w:rPr>
                     <w:t xml:space="preserve">Quantum AI </w:t>
                   </w:r>
+                  <w:proofErr w:type="gramStart"/>
                   <w:r>
                     <w:rPr>
                       <w:color w:val="1F497D" w:themeColor="text2"/>
@@ -601,6 +602,7 @@
                     </w:rPr>
                     <w:t>Scientist</w:t>
                   </w:r>
+                  <w:proofErr w:type="gramEnd"/>
                   <w:r>
                     <w:rPr>
                       <w:color w:val="1F497D" w:themeColor="text2"/>
@@ -634,7 +636,15 @@
                       <w:color w:val="1F497D" w:themeColor="text2"/>
                       <w:sz w:val="24"/>
                     </w:rPr>
-                    <w:t xml:space="preserve"> Developer</w:t>
+                    <w:t xml:space="preserve"> </w:t>
+                  </w:r>
+                  <w:proofErr w:type="gramStart"/>
+                  <w:r>
+                    <w:rPr>
+                      <w:color w:val="1F497D" w:themeColor="text2"/>
+                      <w:sz w:val="24"/>
+                    </w:rPr>
+                    <w:t>Developer</w:t>
                   </w:r>
                   <w:r>
                     <w:rPr>
@@ -650,6 +660,7 @@
                     </w:rPr>
                     <w:t>}</w:t>
                   </w:r>
+                  <w:proofErr w:type="gramEnd"/>
                 </w:p>
               </w:tc>
               <w:tc>
@@ -726,6 +737,7 @@
                     <w:t xml:space="preserve">: </w:t>
                   </w:r>
                   <w:hyperlink r:id="rId18" w:history="1">
+                    <w:proofErr w:type="spellStart"/>
                     <w:r>
                       <w:rPr>
                         <w:rStyle w:val="Hyperlink"/>
@@ -736,6 +748,7 @@
                       </w:rPr>
                       <w:t>zanderman</w:t>
                     </w:r>
+                    <w:proofErr w:type="spellEnd"/>
                   </w:hyperlink>
                 </w:p>
               </w:tc>
@@ -765,6 +778,7 @@
                     <w:t xml:space="preserve">LinkedIn: </w:t>
                   </w:r>
                   <w:hyperlink r:id="rId19" w:history="1">
+                    <w:proofErr w:type="spellStart"/>
                     <w:r>
                       <w:rPr>
                         <w:rStyle w:val="Hyperlink"/>
@@ -775,6 +789,7 @@
                       </w:rPr>
                       <w:t>alexderieux</w:t>
                     </w:r>
+                    <w:proofErr w:type="spellEnd"/>
                   </w:hyperlink>
                 </w:p>
               </w:tc>
@@ -1279,11 +1294,16 @@
                     <w:t xml:space="preserve">[ 8/2022 – </w:t>
                   </w:r>
                   <w:r>
-                    <w:t>Expected 12/2026</w:t>
+                    <w:t>Expected 12/</w:t>
+                  </w:r>
+                  <w:proofErr w:type="gramStart"/>
+                  <w:r>
+                    <w:t>2026</w:t>
                   </w:r>
                   <w:r>
                     <w:t xml:space="preserve"> ]</w:t>
                   </w:r>
+                  <w:proofErr w:type="gramEnd"/>
                 </w:p>
               </w:tc>
             </w:tr>
@@ -1447,8 +1467,13 @@
                     <w:keepNext w:val="0"/>
                   </w:pPr>
                   <w:r>
-                    <w:t>[ 1/2021 – 8/2022 ]</w:t>
-                  </w:r>
+                    <w:t>[ 1/2021 – 8/</w:t>
+                  </w:r>
+                  <w:proofErr w:type="gramStart"/>
+                  <w:r>
+                    <w:t>2022 ]</w:t>
+                  </w:r>
+                  <w:proofErr w:type="gramEnd"/>
                 </w:p>
               </w:tc>
             </w:tr>
@@ -1650,8 +1675,13 @@
                     <w:keepNext w:val="0"/>
                   </w:pPr>
                   <w:r>
-                    <w:t>[ 8/2012 – 5/2016 ]</w:t>
-                  </w:r>
+                    <w:t>[ 8/2012 – 5/</w:t>
+                  </w:r>
+                  <w:proofErr w:type="gramStart"/>
+                  <w:r>
+                    <w:t>2016 ]</w:t>
+                  </w:r>
+                  <w:proofErr w:type="gramEnd"/>
                 </w:p>
               </w:tc>
             </w:tr>
@@ -1815,8 +1845,13 @@
                     <w:keepNext w:val="0"/>
                   </w:pPr>
                   <w:r>
-                    <w:t>[ 8/2012 – 12/2016 ]</w:t>
-                  </w:r>
+                    <w:t>[ 8/2012 – 12/</w:t>
+                  </w:r>
+                  <w:proofErr w:type="gramStart"/>
+                  <w:r>
+                    <w:t>2016 ]</w:t>
+                  </w:r>
+                  <w:proofErr w:type="gramEnd"/>
                 </w:p>
               </w:tc>
             </w:tr>
@@ -2001,8 +2036,13 @@
                     <w:keepNext w:val="0"/>
                   </w:pPr>
                   <w:r>
-                    <w:t>[ 8/2021 – Present ]</w:t>
-                  </w:r>
+                    <w:t xml:space="preserve">[ 8/2021 – </w:t>
+                  </w:r>
+                  <w:proofErr w:type="gramStart"/>
+                  <w:r>
+                    <w:t>Present ]</w:t>
+                  </w:r>
+                  <w:proofErr w:type="gramEnd"/>
                 </w:p>
               </w:tc>
             </w:tr>
@@ -2020,12 +2060,21 @@
                       <w:iCs/>
                     </w:rPr>
                   </w:pPr>
+                  <w:proofErr w:type="spellStart"/>
                   <w:r>
                     <w:rPr>
                       <w:i/>
                       <w:iCs/>
                     </w:rPr>
-                    <w:t>Wireless@VT, Virginia Polytechnic Institute and State University</w:t>
+                    <w:t>Wireless@VT</w:t>
+                  </w:r>
+                  <w:proofErr w:type="spellEnd"/>
+                  <w:r>
+                    <w:rPr>
+                      <w:i/>
+                      <w:iCs/>
+                    </w:rPr>
+                    <w:t>, Virginia Polytechnic Institute and State University</w:t>
                   </w:r>
                 </w:p>
                 <w:p>
@@ -2205,11 +2254,16 @@
                     <w:t xml:space="preserve"> </w:t>
                   </w:r>
                   <w:r>
-                    <w:t>05/2023</w:t>
+                    <w:t>05/</w:t>
+                  </w:r>
+                  <w:proofErr w:type="gramStart"/>
+                  <w:r>
+                    <w:t>2023</w:t>
                   </w:r>
                   <w:r>
                     <w:t xml:space="preserve"> ]</w:t>
                   </w:r>
+                  <w:proofErr w:type="gramEnd"/>
                 </w:p>
               </w:tc>
             </w:tr>
@@ -2353,11 +2407,16 @@
                     <w:t xml:space="preserve">[ 2/2017 – </w:t>
                   </w:r>
                   <w:r>
-                    <w:t>9/2024</w:t>
+                    <w:t>9/</w:t>
+                  </w:r>
+                  <w:proofErr w:type="gramStart"/>
+                  <w:r>
+                    <w:t>2024</w:t>
                   </w:r>
                   <w:r>
                     <w:t xml:space="preserve"> ]</w:t>
                   </w:r>
+                  <w:proofErr w:type="gramEnd"/>
                 </w:p>
               </w:tc>
             </w:tr>
@@ -2480,7 +2539,15 @@
                     <w:keepNext w:val="0"/>
                   </w:pPr>
                   <w:r>
-                    <w:t xml:space="preserve">[ 7/2012 – 2/2017 ] </w:t>
+                    <w:t>[ 7/2012 – 2/</w:t>
+                  </w:r>
+                  <w:proofErr w:type="gramStart"/>
+                  <w:r>
+                    <w:t>2017 ]</w:t>
+                  </w:r>
+                  <w:proofErr w:type="gramEnd"/>
+                  <w:r>
+                    <w:t xml:space="preserve"> </w:t>
                   </w:r>
                 </w:p>
               </w:tc>
@@ -2630,8 +2697,39 @@
                 <w:b w:val="0"/>
                 <w:bCs w:val="0"/>
               </w:rPr>
-              <w:t xml:space="preserve">A. DeRieux and W. Saad, “QnRL: Quantum-Native Reinforcement Learning”, June 2026, </w:t>
-            </w:r>
+              <w:t>A. DeRieux and W. Saad, “</w:t>
+            </w:r>
+            <w:proofErr w:type="spellStart"/>
+            <w:r>
+              <w:rPr>
+                <w:b w:val="0"/>
+                <w:bCs w:val="0"/>
+              </w:rPr>
+              <w:t>QnRL</w:t>
+            </w:r>
+            <w:proofErr w:type="spellEnd"/>
+            <w:r>
+              <w:rPr>
+                <w:b w:val="0"/>
+                <w:bCs w:val="0"/>
+              </w:rPr>
+              <w:t>: Quantum-Native Reinforcement Learning</w:t>
+            </w:r>
+            <w:r>
+              <w:rPr>
+                <w:b w:val="0"/>
+                <w:bCs w:val="0"/>
+              </w:rPr>
+              <w:t>,</w:t>
+            </w:r>
+            <w:r>
+              <w:rPr>
+                <w:b w:val="0"/>
+                <w:bCs w:val="0"/>
+              </w:rPr>
+              <w:t xml:space="preserve">” June 2026, </w:t>
+            </w:r>
+            <w:proofErr w:type="spellStart"/>
             <w:r>
               <w:rPr>
                 <w:b w:val="0"/>
@@ -2641,12 +2739,29 @@
               </w:rPr>
               <w:t>arXiv</w:t>
             </w:r>
-            <w:r>
-              <w:rPr>
-                <w:b w:val="0"/>
-                <w:bCs w:val="0"/>
-              </w:rPr>
-              <w:t xml:space="preserve">: arXiv:2606.08276. doi: </w:t>
+            <w:proofErr w:type="spellEnd"/>
+            <w:r>
+              <w:rPr>
+                <w:b w:val="0"/>
+                <w:bCs w:val="0"/>
+              </w:rPr>
+              <w:t xml:space="preserve">: arXiv:2606.08276. </w:t>
+            </w:r>
+            <w:proofErr w:type="spellStart"/>
+            <w:r>
+              <w:rPr>
+                <w:b w:val="0"/>
+                <w:bCs w:val="0"/>
+              </w:rPr>
+              <w:t>doi</w:t>
+            </w:r>
+            <w:proofErr w:type="spellEnd"/>
+            <w:r>
+              <w:rPr>
+                <w:b w:val="0"/>
+                <w:bCs w:val="0"/>
+              </w:rPr>
+              <w:t xml:space="preserve">: </w:t>
             </w:r>
             <w:hyperlink r:id="rId20" w:history="1">
               <w:r>
@@ -2685,7 +2800,37 @@
                 <w:b w:val="0"/>
                 <w:bCs w:val="0"/>
               </w:rPr>
-              <w:t xml:space="preserve">A. DeRieux and W. Saad, “eQMARL: Entangled Quantum Multi-Agent Reinforcement Learning for Distributed Cooperation over Quantum Channels”, </w:t>
+              <w:t>A. DeRieux and W. Saad, “</w:t>
+            </w:r>
+            <w:proofErr w:type="spellStart"/>
+            <w:r>
+              <w:rPr>
+                <w:b w:val="0"/>
+                <w:bCs w:val="0"/>
+              </w:rPr>
+              <w:t>eQMARL</w:t>
+            </w:r>
+            <w:proofErr w:type="spellEnd"/>
+            <w:r>
+              <w:rPr>
+                <w:b w:val="0"/>
+                <w:bCs w:val="0"/>
+              </w:rPr>
+              <w:t>: Entangled Quantum Multi-Agent Reinforcement Learning for Distributed Cooperation over Quantum Channels</w:t>
+            </w:r>
+            <w:r>
+              <w:rPr>
+                <w:b w:val="0"/>
+                <w:bCs w:val="0"/>
+              </w:rPr>
+              <w:t>,</w:t>
+            </w:r>
+            <w:r>
+              <w:rPr>
+                <w:b w:val="0"/>
+                <w:bCs w:val="0"/>
+              </w:rPr>
+              <w:t xml:space="preserve">” </w:t>
             </w:r>
             <w:r>
               <w:rPr>
@@ -2717,12 +2862,21 @@
               </w:rPr>
               <w:t xml:space="preserve"> </w:t>
             </w:r>
-            <w:r>
-              <w:rPr>
-                <w:b w:val="0"/>
-                <w:bCs w:val="0"/>
-              </w:rPr>
-              <w:t xml:space="preserve">doi: </w:t>
+            <w:proofErr w:type="spellStart"/>
+            <w:r>
+              <w:rPr>
+                <w:b w:val="0"/>
+                <w:bCs w:val="0"/>
+              </w:rPr>
+              <w:t>doi</w:t>
+            </w:r>
+            <w:proofErr w:type="spellEnd"/>
+            <w:r>
+              <w:rPr>
+                <w:b w:val="0"/>
+                <w:bCs w:val="0"/>
+              </w:rPr>
+              <w:t xml:space="preserve">: </w:t>
             </w:r>
             <w:hyperlink r:id="rId21" w:history="1">
               <w:r>
@@ -2761,7 +2915,21 @@
                 <w:b w:val="0"/>
                 <w:bCs w:val="0"/>
               </w:rPr>
-              <w:t xml:space="preserve">M. Kim, A. DeRieux, and W. Saad, “A Bargaining Game for Personalized, Energy Efficient Split Learning over Wireless Networks”, </w:t>
+              <w:t>M. Kim, A. DeRieux, and W. Saad, “A Bargaining Game for Personalized, Energy Efficient Split Learning over Wireless Networks</w:t>
+            </w:r>
+            <w:r>
+              <w:rPr>
+                <w:b w:val="0"/>
+                <w:bCs w:val="0"/>
+              </w:rPr>
+              <w:t>,</w:t>
+            </w:r>
+            <w:r>
+              <w:rPr>
+                <w:b w:val="0"/>
+                <w:bCs w:val="0"/>
+              </w:rPr>
+              <w:t xml:space="preserve">” </w:t>
             </w:r>
             <w:r>
               <w:rPr>
@@ -2805,7 +2973,23 @@
                 <w:b w:val="0"/>
                 <w:bCs w:val="0"/>
               </w:rPr>
-              <w:t xml:space="preserve">March 2023, pp. 1-6. doi: </w:t>
+              <w:t xml:space="preserve">March 2023, pp. 1-6. </w:t>
+            </w:r>
+            <w:proofErr w:type="spellStart"/>
+            <w:r>
+              <w:rPr>
+                <w:b w:val="0"/>
+                <w:bCs w:val="0"/>
+              </w:rPr>
+              <w:t>doi</w:t>
+            </w:r>
+            <w:proofErr w:type="spellEnd"/>
+            <w:r>
+              <w:rPr>
+                <w:b w:val="0"/>
+                <w:bCs w:val="0"/>
+              </w:rPr>
+              <w:t xml:space="preserve">: </w:t>
             </w:r>
             <w:hyperlink r:id="rId22" w:history="1">
               <w:r>
@@ -2844,7 +3028,37 @@
                 <w:b w:val="0"/>
                 <w:bCs w:val="0"/>
               </w:rPr>
-              <w:t xml:space="preserve">A. C. DeRieux, W. Saad, W. Zuo, R. Budiarto, M. D. Koerniawan, and D. Novitasari, “A Transformer Framework for Data Fusion and Multi-Task Learning in Smart Cities”, </w:t>
+              <w:t xml:space="preserve">A. C. DeRieux, W. Saad, W. Zuo, R. Budiarto, M. D. </w:t>
+            </w:r>
+            <w:proofErr w:type="spellStart"/>
+            <w:r>
+              <w:rPr>
+                <w:b w:val="0"/>
+                <w:bCs w:val="0"/>
+              </w:rPr>
+              <w:t>Koerniawan</w:t>
+            </w:r>
+            <w:proofErr w:type="spellEnd"/>
+            <w:r>
+              <w:rPr>
+                <w:b w:val="0"/>
+                <w:bCs w:val="0"/>
+              </w:rPr>
+              <w:t>, and D. Novitasari, “A Transformer Framework for Data Fusion and Multi-Task Learning in Smart Cities</w:t>
+            </w:r>
+            <w:r>
+              <w:rPr>
+                <w:b w:val="0"/>
+                <w:bCs w:val="0"/>
+              </w:rPr>
+              <w:t>,</w:t>
+            </w:r>
+            <w:r>
+              <w:rPr>
+                <w:b w:val="0"/>
+                <w:bCs w:val="0"/>
+              </w:rPr>
+              <w:t xml:space="preserve">” </w:t>
             </w:r>
             <w:r>
               <w:rPr>
@@ -2874,12 +3088,21 @@
               </w:rPr>
               <w:t xml:space="preserve"> </w:t>
             </w:r>
-            <w:r>
-              <w:rPr>
-                <w:b w:val="0"/>
-                <w:bCs w:val="0"/>
-              </w:rPr>
-              <w:t>arXiv: arXiv:2211.10506</w:t>
+            <w:proofErr w:type="spellStart"/>
+            <w:r>
+              <w:rPr>
+                <w:b w:val="0"/>
+                <w:bCs w:val="0"/>
+              </w:rPr>
+              <w:t>arXiv</w:t>
+            </w:r>
+            <w:proofErr w:type="spellEnd"/>
+            <w:r>
+              <w:rPr>
+                <w:b w:val="0"/>
+                <w:bCs w:val="0"/>
+              </w:rPr>
+              <w:t>: arXiv:2211.10506</w:t>
             </w:r>
             <w:r>
               <w:rPr>
@@ -2888,12 +3111,21 @@
               </w:rPr>
               <w:t xml:space="preserve">. </w:t>
             </w:r>
-            <w:r>
-              <w:rPr>
-                <w:b w:val="0"/>
-                <w:bCs w:val="0"/>
-              </w:rPr>
-              <w:t xml:space="preserve">doi: </w:t>
+            <w:proofErr w:type="spellStart"/>
+            <w:r>
+              <w:rPr>
+                <w:b w:val="0"/>
+                <w:bCs w:val="0"/>
+              </w:rPr>
+              <w:t>doi</w:t>
+            </w:r>
+            <w:proofErr w:type="spellEnd"/>
+            <w:r>
+              <w:rPr>
+                <w:b w:val="0"/>
+                <w:bCs w:val="0"/>
+              </w:rPr>
+              <w:t xml:space="preserve">: </w:t>
             </w:r>
             <w:hyperlink r:id="rId23" w:history="1">
               <w:r>
@@ -2942,7 +3174,7 @@
                 <w:b w:val="0"/>
                 <w:bCs w:val="0"/>
               </w:rPr>
-              <w:t>“Transformer Networks for Smart Cities: Framework and Application to Makassar Smart Garden Alleys”</w:t>
+              <w:t>“Transformer Networks for Smart Cities: Framework and Application to Makassar Smart Garden Alleys</w:t>
             </w:r>
             <w:r>
               <w:rPr>
@@ -2956,7 +3188,7 @@
                 <w:b w:val="0"/>
                 <w:bCs w:val="0"/>
               </w:rPr>
-              <w:t xml:space="preserve"> M.S. Thesis, Virginia Tech, Aug. 2022</w:t>
+              <w:t>” M.S. Thesis, Virginia Tech, Aug. 2022</w:t>
             </w:r>
             <w:r>
               <w:rPr>
@@ -3061,6 +3293,169 @@
               </w:rPr>
             </w:pPr>
             <w:r>
+              <w:t>Patents</w:t>
+            </w:r>
+          </w:p>
+        </w:tc>
+        <w:tc>
+          <w:tcPr>
+            <w:tcW w:w="77" w:type="pct"/>
+          </w:tcPr>
+          <w:p>
+            <w:pPr>
+              <w:rPr>
+                <w:sz w:val="10"/>
+                <w:szCs w:val="10"/>
+              </w:rPr>
+            </w:pPr>
+          </w:p>
+        </w:tc>
+        <w:tc>
+          <w:tcPr>
+            <w:tcW w:w="4454" w:type="pct"/>
+            <w:gridSpan w:val="3"/>
+          </w:tcPr>
+          <w:p>
+            <w:pPr>
+              <w:pStyle w:val="Heading2"/>
+              <w:numPr>
+                <w:ilvl w:val="0"/>
+                <w:numId w:val="21"/>
+              </w:numPr>
+              <w:ind w:left="245" w:hanging="245"/>
+              <w:rPr>
+                <w:b w:val="0"/>
+                <w:bCs w:val="0"/>
+              </w:rPr>
+            </w:pPr>
+            <w:r>
+              <w:rPr>
+                <w:b w:val="0"/>
+                <w:bCs w:val="0"/>
+              </w:rPr>
+              <w:t>A. DeRieux and W. Saad, “Quantum-Native Reinforcement Learning</w:t>
+            </w:r>
+            <w:r>
+              <w:rPr>
+                <w:b w:val="0"/>
+                <w:bCs w:val="0"/>
+              </w:rPr>
+              <w:t>,</w:t>
+            </w:r>
+            <w:r>
+              <w:rPr>
+                <w:b w:val="0"/>
+                <w:bCs w:val="0"/>
+              </w:rPr>
+              <w:t xml:space="preserve">” U.S. </w:t>
+            </w:r>
+            <w:r>
+              <w:rPr>
+                <w:b w:val="0"/>
+                <w:bCs w:val="0"/>
+              </w:rPr>
+              <w:t xml:space="preserve">Provisional </w:t>
+            </w:r>
+            <w:r>
+              <w:rPr>
+                <w:b w:val="0"/>
+                <w:bCs w:val="0"/>
+              </w:rPr>
+              <w:t xml:space="preserve">Patent Application No. 63/996,320, </w:t>
+            </w:r>
+            <w:r>
+              <w:rPr>
+                <w:b w:val="0"/>
+                <w:bCs w:val="0"/>
+              </w:rPr>
+              <w:t xml:space="preserve">filed </w:t>
+            </w:r>
+            <w:r>
+              <w:rPr>
+                <w:b w:val="0"/>
+                <w:bCs w:val="0"/>
+              </w:rPr>
+              <w:t>March 4, 2026.</w:t>
+            </w:r>
+            <w:r>
+              <w:rPr>
+                <w:b w:val="0"/>
+                <w:bCs w:val="0"/>
+              </w:rPr>
+              <w:t xml:space="preserve"> Patent pending.</w:t>
+            </w:r>
+          </w:p>
+        </w:tc>
+      </w:tr>
+      <w:tr>
+        <w:trPr>
+          <w:trHeight w:val="98"/>
+        </w:trPr>
+        <w:tc>
+          <w:tcPr>
+            <w:tcW w:w="469" w:type="pct"/>
+          </w:tcPr>
+          <w:p>
+            <w:pPr>
+              <w:pStyle w:val="Heading1"/>
+              <w:keepNext w:val="0"/>
+              <w:rPr>
+                <w:sz w:val="10"/>
+                <w:szCs w:val="10"/>
+              </w:rPr>
+            </w:pPr>
+          </w:p>
+        </w:tc>
+        <w:tc>
+          <w:tcPr>
+            <w:tcW w:w="77" w:type="pct"/>
+          </w:tcPr>
+          <w:p>
+            <w:pPr>
+              <w:rPr>
+                <w:sz w:val="10"/>
+                <w:szCs w:val="10"/>
+              </w:rPr>
+            </w:pPr>
+          </w:p>
+        </w:tc>
+        <w:tc>
+          <w:tcPr>
+            <w:tcW w:w="4454" w:type="pct"/>
+            <w:gridSpan w:val="3"/>
+          </w:tcPr>
+          <w:p>
+            <w:pPr>
+              <w:pStyle w:val="Heading2"/>
+              <w:keepNext w:val="0"/>
+              <w:rPr>
+                <w:b w:val="0"/>
+                <w:bCs w:val="0"/>
+                <w:sz w:val="10"/>
+                <w:szCs w:val="10"/>
+              </w:rPr>
+            </w:pPr>
+          </w:p>
+        </w:tc>
+      </w:tr>
+      <w:tr>
+        <w:trPr>
+          <w:trHeight w:val="98"/>
+        </w:trPr>
+        <w:tc>
+          <w:tcPr>
+            <w:tcW w:w="469" w:type="pct"/>
+          </w:tcPr>
+          <w:p>
+            <w:pPr>
+              <w:pStyle w:val="Heading1"/>
+              <w:keepNext w:val="0"/>
+              <w:rPr>
+                <w:sz w:val="10"/>
+                <w:szCs w:val="10"/>
+              </w:rPr>
+            </w:pPr>
+            <w:r>
               <w:t>Selected Featured Articles</w:t>
             </w:r>
           </w:p>
@@ -3160,68 +3555,9 @@
                 <w:b w:val="0"/>
                 <w:bCs w:val="0"/>
               </w:rPr>
-              <w:t xml:space="preserve">S. Andrea, “Virginia Tech announces new Institute for Advanced Computing in the Washington, D.C., area.” </w:t>
-            </w:r>
-            <w:r>
-              <w:rPr>
-                <w:b w:val="0"/>
-                <w:bCs w:val="0"/>
-              </w:rPr>
-              <w:t>May</w:t>
-            </w:r>
-            <w:r>
-              <w:rPr>
-                <w:b w:val="0"/>
-                <w:bCs w:val="0"/>
-              </w:rPr>
-              <w:t xml:space="preserve"> 202</w:t>
-            </w:r>
-            <w:r>
-              <w:rPr>
-                <w:b w:val="0"/>
-                <w:bCs w:val="0"/>
-              </w:rPr>
-              <w:t>5</w:t>
-            </w:r>
-            <w:r>
-              <w:rPr>
-                <w:b w:val="0"/>
-                <w:bCs w:val="0"/>
-              </w:rPr>
-              <w:t xml:space="preserve">. Available: </w:t>
+              <w:t xml:space="preserve">K. Roeder, “Virginia Tech opens $1B innovation campus in Alexandria,” Technical.ly. March 2025. Available: </w:t>
             </w:r>
             <w:hyperlink r:id="rId26" w:history="1">
-              <w:r>
-                <w:rPr>
-                  <w:rStyle w:val="Hyperlink"/>
-                  <w:b w:val="0"/>
-                  <w:bCs w:val="0"/>
-                </w:rPr>
-                <w:t>https://news.vt.edu/content/news_vt_edu/en/articles/2025/05/provost-dc-institute-for-advanced-computing.html</w:t>
-              </w:r>
-            </w:hyperlink>
-          </w:p>
-          <w:p>
-            <w:pPr>
-              <w:pStyle w:val="Heading2"/>
-              <w:numPr>
-                <w:ilvl w:val="0"/>
-                <w:numId w:val="21"/>
-              </w:numPr>
-              <w:ind w:left="245" w:hanging="245"/>
-              <w:rPr>
-                <w:b w:val="0"/>
-                <w:bCs w:val="0"/>
-              </w:rPr>
-            </w:pPr>
-            <w:r>
-              <w:rPr>
-                <w:b w:val="0"/>
-                <w:bCs w:val="0"/>
-              </w:rPr>
-              <w:t xml:space="preserve">K. Roeder, “Virginia Tech opens $1B innovation campus in Alexandria,” Technical.ly. March 2025. Available: </w:t>
-            </w:r>
-            <w:hyperlink r:id="rId27" w:history="1">
               <w:r>
                 <w:rPr>
                   <w:rStyle w:val="Hyperlink"/>
@@ -3322,7 +3658,11 @@
               </w:rPr>
             </w:pPr>
             <w:r>
-              <w:t xml:space="preserve">Peer Mentorship  </w:t>
+              <w:t xml:space="preserve">Peer </w:t>
+            </w:r>
+            <w:proofErr w:type="gramStart"/>
+            <w:r>
+              <w:t xml:space="preserve">Mentorship  </w:t>
             </w:r>
             <w:r>
               <w:rPr>
@@ -3330,14 +3670,24 @@
                 <w:sz w:val="16"/>
                 <w:szCs w:val="16"/>
               </w:rPr>
-              <w:t xml:space="preserve">[ </w:t>
-            </w:r>
+              <w:t>[</w:t>
+            </w:r>
+            <w:proofErr w:type="gramEnd"/>
             <w:r>
               <w:rPr>
                 <w:color w:val="4F81BD" w:themeColor="accent1"/>
                 <w:sz w:val="16"/>
                 <w:szCs w:val="16"/>
               </w:rPr>
+              <w:t xml:space="preserve"> </w:t>
+            </w:r>
+            <w:proofErr w:type="gramStart"/>
+            <w:r>
+              <w:rPr>
+                <w:color w:val="4F81BD" w:themeColor="accent1"/>
+                <w:sz w:val="16"/>
+                <w:szCs w:val="16"/>
+              </w:rPr>
               <w:t>2021</w:t>
             </w:r>
             <w:r>
@@ -3346,14 +3696,24 @@
                 <w:sz w:val="16"/>
                 <w:szCs w:val="16"/>
               </w:rPr>
-              <w:t xml:space="preserve">  – </w:t>
-            </w:r>
+              <w:t xml:space="preserve">  –</w:t>
+            </w:r>
+            <w:proofErr w:type="gramEnd"/>
             <w:r>
               <w:rPr>
                 <w:color w:val="4F81BD" w:themeColor="accent1"/>
                 <w:sz w:val="16"/>
                 <w:szCs w:val="16"/>
               </w:rPr>
+              <w:t xml:space="preserve"> </w:t>
+            </w:r>
+            <w:proofErr w:type="gramStart"/>
+            <w:r>
+              <w:rPr>
+                <w:color w:val="4F81BD" w:themeColor="accent1"/>
+                <w:sz w:val="16"/>
+                <w:szCs w:val="16"/>
+              </w:rPr>
               <w:t xml:space="preserve">Present </w:t>
             </w:r>
             <w:r>
@@ -3364,6 +3724,7 @@
               </w:rPr>
               <w:t>]</w:t>
             </w:r>
+            <w:proofErr w:type="gramEnd"/>
             <w:r>
               <w:rPr>
                 <w:color w:val="4F81BD" w:themeColor="accent1"/>
@@ -3390,7 +3751,11 @@
               <w:keepNext w:val="0"/>
             </w:pPr>
             <w:r>
-              <w:t>University and Department Tours</w:t>
+              <w:t xml:space="preserve">University and Department </w:t>
+            </w:r>
+            <w:proofErr w:type="gramStart"/>
+            <w:r>
+              <w:t>Tours</w:t>
             </w:r>
             <w:r>
               <w:rPr>
@@ -3405,14 +3770,24 @@
                 <w:sz w:val="16"/>
                 <w:szCs w:val="16"/>
               </w:rPr>
-              <w:t xml:space="preserve">[ </w:t>
-            </w:r>
+              <w:t>[</w:t>
+            </w:r>
+            <w:proofErr w:type="gramEnd"/>
             <w:r>
               <w:rPr>
                 <w:color w:val="4F81BD" w:themeColor="accent1"/>
                 <w:sz w:val="16"/>
                 <w:szCs w:val="16"/>
               </w:rPr>
+              <w:t xml:space="preserve"> </w:t>
+            </w:r>
+            <w:proofErr w:type="gramStart"/>
+            <w:r>
+              <w:rPr>
+                <w:color w:val="4F81BD" w:themeColor="accent1"/>
+                <w:sz w:val="16"/>
+                <w:szCs w:val="16"/>
+              </w:rPr>
               <w:t>2021</w:t>
             </w:r>
             <w:r>
@@ -3421,14 +3796,24 @@
                 <w:sz w:val="16"/>
                 <w:szCs w:val="16"/>
               </w:rPr>
-              <w:t xml:space="preserve">  – </w:t>
-            </w:r>
+              <w:t xml:space="preserve">  –</w:t>
+            </w:r>
+            <w:proofErr w:type="gramEnd"/>
             <w:r>
               <w:rPr>
                 <w:color w:val="4F81BD" w:themeColor="accent1"/>
                 <w:sz w:val="16"/>
                 <w:szCs w:val="16"/>
               </w:rPr>
+              <w:t xml:space="preserve"> </w:t>
+            </w:r>
+            <w:proofErr w:type="gramStart"/>
+            <w:r>
+              <w:rPr>
+                <w:color w:val="4F81BD" w:themeColor="accent1"/>
+                <w:sz w:val="16"/>
+                <w:szCs w:val="16"/>
+              </w:rPr>
               <w:t xml:space="preserve">Present </w:t>
             </w:r>
             <w:r>
@@ -3439,6 +3824,7 @@
               </w:rPr>
               <w:t>]</w:t>
             </w:r>
+            <w:proofErr w:type="gramEnd"/>
             <w:r>
               <w:rPr>
                 <w:color w:val="4F81BD" w:themeColor="accent1"/>
@@ -3571,7 +3957,15 @@
                 <w:b w:val="0"/>
                 <w:bCs w:val="0"/>
               </w:rPr>
-              <w:t xml:space="preserve">Rising Star Seminar  </w:t>
+              <w:t xml:space="preserve">Rising Star </w:t>
+            </w:r>
+            <w:proofErr w:type="gramStart"/>
+            <w:r>
+              <w:rPr>
+                <w:b w:val="0"/>
+                <w:bCs w:val="0"/>
+              </w:rPr>
+              <w:t xml:space="preserve">Seminar  </w:t>
             </w:r>
             <w:r>
               <w:rPr>
@@ -3579,14 +3973,24 @@
                 <w:sz w:val="16"/>
                 <w:szCs w:val="16"/>
               </w:rPr>
-              <w:t xml:space="preserve">[ </w:t>
-            </w:r>
+              <w:t>[</w:t>
+            </w:r>
+            <w:proofErr w:type="gramEnd"/>
             <w:r>
               <w:rPr>
                 <w:color w:val="4F81BD" w:themeColor="accent1"/>
                 <w:sz w:val="16"/>
                 <w:szCs w:val="16"/>
               </w:rPr>
+              <w:t xml:space="preserve"> </w:t>
+            </w:r>
+            <w:proofErr w:type="gramStart"/>
+            <w:r>
+              <w:rPr>
+                <w:color w:val="4F81BD" w:themeColor="accent1"/>
+                <w:sz w:val="16"/>
+                <w:szCs w:val="16"/>
+              </w:rPr>
               <w:t>2026</w:t>
             </w:r>
             <w:r>
@@ -3597,6 +4001,7 @@
               </w:rPr>
               <w:t xml:space="preserve"> ]</w:t>
             </w:r>
+            <w:proofErr w:type="gramEnd"/>
             <w:r>
               <w:rPr>
                 <w:color w:val="4F81BD" w:themeColor="accent1"/>
@@ -3658,7 +4063,15 @@
                 <w:b w:val="0"/>
                 <w:bCs w:val="0"/>
               </w:rPr>
-              <w:t xml:space="preserve">ICEX Digital Innovator Accelerator  </w:t>
+              <w:t xml:space="preserve">ICEX Digital Innovator </w:t>
+            </w:r>
+            <w:proofErr w:type="gramStart"/>
+            <w:r>
+              <w:rPr>
+                <w:b w:val="0"/>
+                <w:bCs w:val="0"/>
+              </w:rPr>
+              <w:t xml:space="preserve">Accelerator  </w:t>
             </w:r>
             <w:r>
               <w:rPr>
@@ -3666,14 +4079,24 @@
                 <w:sz w:val="16"/>
                 <w:szCs w:val="16"/>
               </w:rPr>
-              <w:t xml:space="preserve">[ </w:t>
-            </w:r>
+              <w:t>[</w:t>
+            </w:r>
+            <w:proofErr w:type="gramEnd"/>
             <w:r>
               <w:rPr>
                 <w:color w:val="4F81BD" w:themeColor="accent1"/>
                 <w:sz w:val="16"/>
                 <w:szCs w:val="16"/>
               </w:rPr>
+              <w:t xml:space="preserve"> </w:t>
+            </w:r>
+            <w:proofErr w:type="gramStart"/>
+            <w:r>
+              <w:rPr>
+                <w:color w:val="4F81BD" w:themeColor="accent1"/>
+                <w:sz w:val="16"/>
+                <w:szCs w:val="16"/>
+              </w:rPr>
               <w:t>2026</w:t>
             </w:r>
             <w:r>
@@ -3684,6 +4107,7 @@
               </w:rPr>
               <w:t xml:space="preserve"> ]</w:t>
             </w:r>
+            <w:proofErr w:type="gramEnd"/>
             <w:r>
               <w:rPr>
                 <w:color w:val="4F81BD" w:themeColor="accent1"/>
@@ -3739,6 +4163,7 @@
               </w:rPr>
               <w:t xml:space="preserve">Fellowship </w:t>
             </w:r>
+            <w:proofErr w:type="gramStart"/>
             <w:r>
               <w:rPr>
                 <w:b w:val="0"/>
@@ -3759,14 +4184,24 @@
                 <w:sz w:val="16"/>
                 <w:szCs w:val="16"/>
               </w:rPr>
-              <w:t xml:space="preserve">[ </w:t>
-            </w:r>
+              <w:t>[</w:t>
+            </w:r>
+            <w:proofErr w:type="gramEnd"/>
             <w:r>
               <w:rPr>
                 <w:color w:val="4F81BD" w:themeColor="accent1"/>
                 <w:sz w:val="16"/>
                 <w:szCs w:val="16"/>
               </w:rPr>
+              <w:t xml:space="preserve"> </w:t>
+            </w:r>
+            <w:proofErr w:type="gramStart"/>
+            <w:r>
+              <w:rPr>
+                <w:color w:val="4F81BD" w:themeColor="accent1"/>
+                <w:sz w:val="16"/>
+                <w:szCs w:val="16"/>
+              </w:rPr>
               <w:t>2026</w:t>
             </w:r>
             <w:r>
@@ -3777,6 +4212,7 @@
               </w:rPr>
               <w:t xml:space="preserve"> ]</w:t>
             </w:r>
+            <w:proofErr w:type="gramEnd"/>
             <w:r>
               <w:rPr>
                 <w:color w:val="4F81BD" w:themeColor="accent1"/>
@@ -3816,7 +4252,15 @@
                 <w:b w:val="0"/>
                 <w:bCs w:val="0"/>
               </w:rPr>
-              <w:t xml:space="preserve">International Delegations  </w:t>
+              <w:t xml:space="preserve">International </w:t>
+            </w:r>
+            <w:proofErr w:type="gramStart"/>
+            <w:r>
+              <w:rPr>
+                <w:b w:val="0"/>
+                <w:bCs w:val="0"/>
+              </w:rPr>
+              <w:t xml:space="preserve">Delegations  </w:t>
             </w:r>
             <w:r>
               <w:rPr>
@@ -3824,15 +4268,16 @@
                 <w:sz w:val="16"/>
                 <w:szCs w:val="16"/>
               </w:rPr>
-              <w:t xml:space="preserve">[ </w:t>
-            </w:r>
+              <w:t>[</w:t>
+            </w:r>
+            <w:proofErr w:type="gramEnd"/>
             <w:r>
               <w:rPr>
                 <w:color w:val="4F81BD" w:themeColor="accent1"/>
                 <w:sz w:val="16"/>
                 <w:szCs w:val="16"/>
               </w:rPr>
-              <w:t>2025 – 2026</w:t>
+              <w:t xml:space="preserve"> </w:t>
             </w:r>
             <w:r>
               <w:rPr>
@@ -3840,8 +4285,26 @@
                 <w:sz w:val="16"/>
                 <w:szCs w:val="16"/>
               </w:rPr>
+              <w:t xml:space="preserve">2025 – </w:t>
+            </w:r>
+            <w:proofErr w:type="gramStart"/>
+            <w:r>
+              <w:rPr>
+                <w:color w:val="4F81BD" w:themeColor="accent1"/>
+                <w:sz w:val="16"/>
+                <w:szCs w:val="16"/>
+              </w:rPr>
+              <w:t>2026</w:t>
+            </w:r>
+            <w:r>
+              <w:rPr>
+                <w:color w:val="4F81BD" w:themeColor="accent1"/>
+                <w:sz w:val="16"/>
+                <w:szCs w:val="16"/>
+              </w:rPr>
               <w:t xml:space="preserve"> ]</w:t>
             </w:r>
+            <w:proofErr w:type="gramEnd"/>
             <w:r>
               <w:rPr>
                 <w:color w:val="4F81BD" w:themeColor="accent1"/>
@@ -3909,7 +4372,15 @@
                 <w:b w:val="0"/>
                 <w:bCs w:val="0"/>
               </w:rPr>
-              <w:t xml:space="preserve"> Events</w:t>
+              <w:t xml:space="preserve"> </w:t>
+            </w:r>
+            <w:proofErr w:type="gramStart"/>
+            <w:r>
+              <w:rPr>
+                <w:b w:val="0"/>
+                <w:bCs w:val="0"/>
+              </w:rPr>
+              <w:t>Events</w:t>
             </w:r>
             <w:r>
               <w:rPr>
@@ -3924,14 +4395,23 @@
                 <w:sz w:val="16"/>
                 <w:szCs w:val="16"/>
               </w:rPr>
-              <w:t xml:space="preserve">[ </w:t>
-            </w:r>
+              <w:t>[</w:t>
+            </w:r>
+            <w:proofErr w:type="gramEnd"/>
             <w:r>
               <w:rPr>
                 <w:color w:val="4F81BD" w:themeColor="accent1"/>
                 <w:sz w:val="16"/>
                 <w:szCs w:val="16"/>
               </w:rPr>
+              <w:t xml:space="preserve"> </w:t>
+            </w:r>
+            <w:r>
+              <w:rPr>
+                <w:color w:val="4F81BD" w:themeColor="accent1"/>
+                <w:sz w:val="16"/>
+                <w:szCs w:val="16"/>
+              </w:rPr>
               <w:t>2025</w:t>
             </w:r>
             <w:r>
@@ -3942,6 +4422,7 @@
               </w:rPr>
               <w:t xml:space="preserve"> – </w:t>
             </w:r>
+            <w:proofErr w:type="gramStart"/>
             <w:r>
               <w:rPr>
                 <w:color w:val="4F81BD" w:themeColor="accent1"/>
@@ -3958,6 +4439,7 @@
               </w:rPr>
               <w:t>]</w:t>
             </w:r>
+            <w:proofErr w:type="gramEnd"/>
             <w:r>
               <w:rPr>
                 <w:color w:val="4F81BD" w:themeColor="accent1"/>
@@ -3993,7 +4475,15 @@
                 <w:b w:val="0"/>
                 <w:bCs w:val="0"/>
               </w:rPr>
-              <w:t>Fellowship Panels</w:t>
+              <w:t xml:space="preserve">Fellowship </w:t>
+            </w:r>
+            <w:proofErr w:type="gramStart"/>
+            <w:r>
+              <w:rPr>
+                <w:b w:val="0"/>
+                <w:bCs w:val="0"/>
+              </w:rPr>
+              <w:t>Panels</w:t>
             </w:r>
             <w:r>
               <w:rPr>
@@ -4008,14 +4498,23 @@
                 <w:sz w:val="16"/>
                 <w:szCs w:val="16"/>
               </w:rPr>
-              <w:t xml:space="preserve">[ </w:t>
-            </w:r>
+              <w:t>[</w:t>
+            </w:r>
+            <w:proofErr w:type="gramEnd"/>
             <w:r>
               <w:rPr>
                 <w:color w:val="4F81BD" w:themeColor="accent1"/>
                 <w:sz w:val="16"/>
                 <w:szCs w:val="16"/>
               </w:rPr>
+              <w:t xml:space="preserve"> </w:t>
+            </w:r>
+            <w:r>
+              <w:rPr>
+                <w:color w:val="4F81BD" w:themeColor="accent1"/>
+                <w:sz w:val="16"/>
+                <w:szCs w:val="16"/>
+              </w:rPr>
               <w:t>2022</w:t>
             </w:r>
             <w:r>
@@ -4026,6 +4525,7 @@
               </w:rPr>
               <w:t xml:space="preserve"> – </w:t>
             </w:r>
+            <w:proofErr w:type="gramStart"/>
             <w:r>
               <w:rPr>
                 <w:color w:val="4F81BD" w:themeColor="accent1"/>
@@ -4042,6 +4542,7 @@
               </w:rPr>
               <w:t>]</w:t>
             </w:r>
+            <w:proofErr w:type="gramEnd"/>
             <w:r>
               <w:rPr>
                 <w:color w:val="4F81BD" w:themeColor="accent1"/>
@@ -4093,6 +4594,7 @@
               </w:rPr>
               <w:t xml:space="preserve">Research </w:t>
             </w:r>
+            <w:proofErr w:type="gramStart"/>
             <w:r>
               <w:rPr>
                 <w:b w:val="0"/>
@@ -4106,14 +4608,24 @@
                 <w:sz w:val="16"/>
                 <w:szCs w:val="16"/>
               </w:rPr>
-              <w:t xml:space="preserve">[ </w:t>
-            </w:r>
+              <w:t>[</w:t>
+            </w:r>
+            <w:proofErr w:type="gramEnd"/>
             <w:r>
               <w:rPr>
                 <w:color w:val="4F81BD" w:themeColor="accent1"/>
                 <w:sz w:val="16"/>
                 <w:szCs w:val="16"/>
               </w:rPr>
+              <w:t xml:space="preserve"> </w:t>
+            </w:r>
+            <w:proofErr w:type="gramStart"/>
+            <w:r>
+              <w:rPr>
+                <w:color w:val="4F81BD" w:themeColor="accent1"/>
+                <w:sz w:val="16"/>
+                <w:szCs w:val="16"/>
+              </w:rPr>
               <w:t>202</w:t>
             </w:r>
             <w:r>
@@ -4130,14 +4642,24 @@
                 <w:sz w:val="16"/>
                 <w:szCs w:val="16"/>
               </w:rPr>
-              <w:t xml:space="preserve">  – </w:t>
-            </w:r>
+              <w:t xml:space="preserve">  –</w:t>
+            </w:r>
+            <w:proofErr w:type="gramEnd"/>
             <w:r>
               <w:rPr>
                 <w:color w:val="4F81BD" w:themeColor="accent1"/>
                 <w:sz w:val="16"/>
                 <w:szCs w:val="16"/>
               </w:rPr>
+              <w:t xml:space="preserve"> </w:t>
+            </w:r>
+            <w:proofErr w:type="gramStart"/>
+            <w:r>
+              <w:rPr>
+                <w:color w:val="4F81BD" w:themeColor="accent1"/>
+                <w:sz w:val="16"/>
+                <w:szCs w:val="16"/>
+              </w:rPr>
               <w:t xml:space="preserve">Present </w:t>
             </w:r>
             <w:r>
@@ -4148,6 +4670,7 @@
               </w:rPr>
               <w:t>]</w:t>
             </w:r>
+            <w:proofErr w:type="gramEnd"/>
             <w:r>
               <w:rPr>
                 <w:color w:val="4F81BD" w:themeColor="accent1"/>
@@ -4187,7 +4710,15 @@
                 <w:b w:val="0"/>
                 <w:bCs w:val="0"/>
               </w:rPr>
-              <w:t xml:space="preserve">Guest Lecture, Quantum Machine Learning  </w:t>
+              <w:t xml:space="preserve">Guest Lecture, Quantum Machine </w:t>
+            </w:r>
+            <w:proofErr w:type="gramStart"/>
+            <w:r>
+              <w:rPr>
+                <w:b w:val="0"/>
+                <w:bCs w:val="0"/>
+              </w:rPr>
+              <w:t xml:space="preserve">Learning  </w:t>
             </w:r>
             <w:r>
               <w:rPr>
@@ -4195,14 +4726,24 @@
                 <w:sz w:val="16"/>
                 <w:szCs w:val="16"/>
               </w:rPr>
-              <w:t xml:space="preserve">[ </w:t>
-            </w:r>
+              <w:t>[</w:t>
+            </w:r>
+            <w:proofErr w:type="gramEnd"/>
             <w:r>
               <w:rPr>
                 <w:color w:val="4F81BD" w:themeColor="accent1"/>
                 <w:sz w:val="16"/>
                 <w:szCs w:val="16"/>
               </w:rPr>
+              <w:t xml:space="preserve"> </w:t>
+            </w:r>
+            <w:proofErr w:type="gramStart"/>
+            <w:r>
+              <w:rPr>
+                <w:color w:val="4F81BD" w:themeColor="accent1"/>
+                <w:sz w:val="16"/>
+                <w:szCs w:val="16"/>
+              </w:rPr>
               <w:t>2025</w:t>
             </w:r>
             <w:r>
@@ -4213,6 +4754,7 @@
               </w:rPr>
               <w:t xml:space="preserve"> ]</w:t>
             </w:r>
+            <w:proofErr w:type="gramEnd"/>
             <w:r>
               <w:rPr>
                 <w:color w:val="4F81BD" w:themeColor="accent1"/>
@@ -4252,7 +4794,15 @@
                 <w:b w:val="0"/>
                 <w:bCs w:val="0"/>
               </w:rPr>
-              <w:t xml:space="preserve">International Conference on Learning Representations (ICLR)  </w:t>
+              <w:t>International Conference on Learning Representations (</w:t>
+            </w:r>
+            <w:proofErr w:type="gramStart"/>
+            <w:r>
+              <w:rPr>
+                <w:b w:val="0"/>
+                <w:bCs w:val="0"/>
+              </w:rPr>
+              <w:t xml:space="preserve">ICLR)  </w:t>
             </w:r>
             <w:r>
               <w:rPr>
@@ -4260,14 +4810,24 @@
                 <w:sz w:val="16"/>
                 <w:szCs w:val="16"/>
               </w:rPr>
-              <w:t xml:space="preserve">[ </w:t>
-            </w:r>
+              <w:t>[</w:t>
+            </w:r>
+            <w:proofErr w:type="gramEnd"/>
             <w:r>
               <w:rPr>
                 <w:color w:val="4F81BD" w:themeColor="accent1"/>
                 <w:sz w:val="16"/>
                 <w:szCs w:val="16"/>
               </w:rPr>
+              <w:t xml:space="preserve"> </w:t>
+            </w:r>
+            <w:proofErr w:type="gramStart"/>
+            <w:r>
+              <w:rPr>
+                <w:color w:val="4F81BD" w:themeColor="accent1"/>
+                <w:sz w:val="16"/>
+                <w:szCs w:val="16"/>
+              </w:rPr>
               <w:t>2025</w:t>
             </w:r>
             <w:r>
@@ -4278,6 +4838,7 @@
               </w:rPr>
               <w:t xml:space="preserve"> ]</w:t>
             </w:r>
+            <w:proofErr w:type="gramEnd"/>
             <w:r>
               <w:rPr>
                 <w:color w:val="4F81BD" w:themeColor="accent1"/>
@@ -4317,7 +4878,15 @@
                 <w:b w:val="0"/>
                 <w:bCs w:val="0"/>
               </w:rPr>
-              <w:t xml:space="preserve">AWS Quantum Networks Workshop (QNW)  </w:t>
+              <w:t>AWS Quantum Networks Workshop (</w:t>
+            </w:r>
+            <w:proofErr w:type="gramStart"/>
+            <w:r>
+              <w:rPr>
+                <w:b w:val="0"/>
+                <w:bCs w:val="0"/>
+              </w:rPr>
+              <w:t xml:space="preserve">QNW)  </w:t>
             </w:r>
             <w:r>
               <w:rPr>
@@ -4325,14 +4894,24 @@
                 <w:sz w:val="16"/>
                 <w:szCs w:val="16"/>
               </w:rPr>
-              <w:t xml:space="preserve">[ </w:t>
-            </w:r>
+              <w:t>[</w:t>
+            </w:r>
+            <w:proofErr w:type="gramEnd"/>
             <w:r>
               <w:rPr>
                 <w:color w:val="4F81BD" w:themeColor="accent1"/>
                 <w:sz w:val="16"/>
                 <w:szCs w:val="16"/>
               </w:rPr>
+              <w:t xml:space="preserve"> </w:t>
+            </w:r>
+            <w:proofErr w:type="gramStart"/>
+            <w:r>
+              <w:rPr>
+                <w:color w:val="4F81BD" w:themeColor="accent1"/>
+                <w:sz w:val="16"/>
+                <w:szCs w:val="16"/>
+              </w:rPr>
               <w:t>2023</w:t>
             </w:r>
             <w:r>
@@ -4343,6 +4922,7 @@
               </w:rPr>
               <w:t xml:space="preserve"> ]</w:t>
             </w:r>
+            <w:proofErr w:type="gramEnd"/>
             <w:r>
               <w:rPr>
                 <w:color w:val="4F81BD" w:themeColor="accent1"/>
@@ -4382,7 +4962,15 @@
                 <w:b w:val="0"/>
                 <w:bCs w:val="0"/>
               </w:rPr>
-              <w:t xml:space="preserve">International Laser Ranging Service (ILRS) Technical Workshop  </w:t>
+              <w:t xml:space="preserve">International Laser Ranging Service (ILRS) Technical </w:t>
+            </w:r>
+            <w:proofErr w:type="gramStart"/>
+            <w:r>
+              <w:rPr>
+                <w:b w:val="0"/>
+                <w:bCs w:val="0"/>
+              </w:rPr>
+              <w:t xml:space="preserve">Workshop  </w:t>
             </w:r>
             <w:r>
               <w:rPr>
@@ -4390,14 +4978,24 @@
                 <w:sz w:val="16"/>
                 <w:szCs w:val="16"/>
               </w:rPr>
-              <w:t xml:space="preserve">[ </w:t>
-            </w:r>
+              <w:t>[</w:t>
+            </w:r>
+            <w:proofErr w:type="gramEnd"/>
             <w:r>
               <w:rPr>
                 <w:color w:val="4F81BD" w:themeColor="accent1"/>
                 <w:sz w:val="16"/>
                 <w:szCs w:val="16"/>
               </w:rPr>
+              <w:t xml:space="preserve"> </w:t>
+            </w:r>
+            <w:proofErr w:type="gramStart"/>
+            <w:r>
+              <w:rPr>
+                <w:color w:val="4F81BD" w:themeColor="accent1"/>
+                <w:sz w:val="16"/>
+                <w:szCs w:val="16"/>
+              </w:rPr>
               <w:t>2019</w:t>
             </w:r>
             <w:r>
@@ -4408,6 +5006,7 @@
               </w:rPr>
               <w:t xml:space="preserve"> ]</w:t>
             </w:r>
+            <w:proofErr w:type="gramEnd"/>
             <w:r>
               <w:rPr>
                 <w:color w:val="4F81BD" w:themeColor="accent1"/>
@@ -4447,7 +5046,15 @@
                 <w:b w:val="0"/>
                 <w:bCs w:val="0"/>
               </w:rPr>
-              <w:t xml:space="preserve">NRL Research Presentations and Performance Reviews  </w:t>
+              <w:t xml:space="preserve">NRL Research Presentations and Performance </w:t>
+            </w:r>
+            <w:proofErr w:type="gramStart"/>
+            <w:r>
+              <w:rPr>
+                <w:b w:val="0"/>
+                <w:bCs w:val="0"/>
+              </w:rPr>
+              <w:t xml:space="preserve">Reviews  </w:t>
             </w:r>
             <w:r>
               <w:rPr>
@@ -4455,14 +5062,23 @@
                 <w:sz w:val="16"/>
                 <w:szCs w:val="16"/>
               </w:rPr>
-              <w:t>[ 201</w:t>
-            </w:r>
+              <w:t>[</w:t>
+            </w:r>
+            <w:proofErr w:type="gramEnd"/>
             <w:r>
               <w:rPr>
                 <w:color w:val="4F81BD" w:themeColor="accent1"/>
                 <w:sz w:val="16"/>
                 <w:szCs w:val="16"/>
               </w:rPr>
+              <w:t xml:space="preserve"> 201</w:t>
+            </w:r>
+            <w:r>
+              <w:rPr>
+                <w:color w:val="4F81BD" w:themeColor="accent1"/>
+                <w:sz w:val="16"/>
+                <w:szCs w:val="16"/>
+              </w:rPr>
               <w:t>0</w:t>
             </w:r>
             <w:r>
@@ -4473,13 +5089,23 @@
               </w:rPr>
               <w:t xml:space="preserve"> – </w:t>
             </w:r>
+            <w:proofErr w:type="gramStart"/>
             <w:r>
               <w:rPr>
                 <w:color w:val="4F81BD" w:themeColor="accent1"/>
                 <w:sz w:val="16"/>
                 <w:szCs w:val="16"/>
               </w:rPr>
-              <w:t xml:space="preserve">2024 ]  </w:t>
+              <w:t>2024 ]</w:t>
+            </w:r>
+            <w:proofErr w:type="gramEnd"/>
+            <w:r>
+              <w:rPr>
+                <w:color w:val="4F81BD" w:themeColor="accent1"/>
+                <w:sz w:val="16"/>
+                <w:szCs w:val="16"/>
+              </w:rPr>
+              <w:t xml:space="preserve">  </w:t>
             </w:r>
             <w:r>
               <w:rPr>
@@ -4628,8 +5254,13 @@
                     <w:pStyle w:val="Heading2"/>
                     <w:keepNext w:val="0"/>
                   </w:pPr>
-                  <w:r>
-                    <w:t>QnRL: Quantum-Native Reinforcement Learning</w:t>
+                  <w:proofErr w:type="spellStart"/>
+                  <w:r>
+                    <w:t>QnRL</w:t>
+                  </w:r>
+                  <w:proofErr w:type="spellEnd"/>
+                  <w:r>
+                    <w:t>: Quantum-Native Reinforcement Learning</w:t>
                   </w:r>
                 </w:p>
               </w:tc>
@@ -4643,8 +5274,13 @@
                     <w:keepNext w:val="0"/>
                   </w:pPr>
                   <w:r>
-                    <w:t>[ 6/2026 ]</w:t>
-                  </w:r>
+                    <w:t>[ 6/</w:t>
+                  </w:r>
+                  <w:proofErr w:type="gramStart"/>
+                  <w:r>
+                    <w:t>2026 ]</w:t>
+                  </w:r>
+                  <w:proofErr w:type="gramEnd"/>
                 </w:p>
               </w:tc>
             </w:tr>
@@ -4683,7 +5319,27 @@
                       <w:bCs w:val="0"/>
                       <w:color w:val="7F7F7F" w:themeColor="text1" w:themeTint="80"/>
                     </w:rPr>
-                    <w:t>a novel framework dubbed quantum-native reinforcement learning (QnRL) that natively learn</w:t>
+                    <w:t>a novel framework dubbed quantum-native reinforcement learning (</w:t>
+                  </w:r>
+                  <w:proofErr w:type="spellStart"/>
+                  <w:r>
+                    <w:rPr>
+                      <w:rFonts w:ascii="Helvetica Neue" w:hAnsi="Helvetica Neue"/>
+                      <w:b w:val="0"/>
+                      <w:bCs w:val="0"/>
+                      <w:color w:val="7F7F7F" w:themeColor="text1" w:themeTint="80"/>
+                    </w:rPr>
+                    <w:t>QnRL</w:t>
+                  </w:r>
+                  <w:proofErr w:type="spellEnd"/>
+                  <w:r>
+                    <w:rPr>
+                      <w:rFonts w:ascii="Helvetica Neue" w:hAnsi="Helvetica Neue"/>
+                      <w:b w:val="0"/>
+                      <w:bCs w:val="0"/>
+                      <w:color w:val="7F7F7F" w:themeColor="text1" w:themeTint="80"/>
+                    </w:rPr>
+                    <w:t>) that natively learn</w:t>
                   </w:r>
                   <w:r>
                     <w:rPr>
@@ -4737,7 +5393,67 @@
                       <w:bCs w:val="0"/>
                       <w:color w:val="7F7F7F" w:themeColor="text1" w:themeTint="80"/>
                     </w:rPr>
-                    <w:t>quantum amplitude kickback (QuAK) algorithm that enables comparing the n-th power of the m-th moment of multiple superimposed distributions.</w:t>
+                    <w:t>quantum amplitude kickback (</w:t>
+                  </w:r>
+                  <w:proofErr w:type="spellStart"/>
+                  <w:r>
+                    <w:rPr>
+                      <w:rFonts w:ascii="Helvetica Neue" w:hAnsi="Helvetica Neue"/>
+                      <w:b w:val="0"/>
+                      <w:bCs w:val="0"/>
+                      <w:color w:val="7F7F7F" w:themeColor="text1" w:themeTint="80"/>
+                    </w:rPr>
+                    <w:t>QuAK</w:t>
+                  </w:r>
+                  <w:proofErr w:type="spellEnd"/>
+                  <w:r>
+                    <w:rPr>
+                      <w:rFonts w:ascii="Helvetica Neue" w:hAnsi="Helvetica Neue"/>
+                      <w:b w:val="0"/>
+                      <w:bCs w:val="0"/>
+                      <w:color w:val="7F7F7F" w:themeColor="text1" w:themeTint="80"/>
+                    </w:rPr>
+                    <w:t>) algorithm that enables comparing the n-</w:t>
+                  </w:r>
+                  <w:proofErr w:type="spellStart"/>
+                  <w:r>
+                    <w:rPr>
+                      <w:rFonts w:ascii="Helvetica Neue" w:hAnsi="Helvetica Neue"/>
+                      <w:b w:val="0"/>
+                      <w:bCs w:val="0"/>
+                      <w:color w:val="7F7F7F" w:themeColor="text1" w:themeTint="80"/>
+                    </w:rPr>
+                    <w:t>th</w:t>
+                  </w:r>
+                  <w:proofErr w:type="spellEnd"/>
+                  <w:r>
+                    <w:rPr>
+                      <w:rFonts w:ascii="Helvetica Neue" w:hAnsi="Helvetica Neue"/>
+                      <w:b w:val="0"/>
+                      <w:bCs w:val="0"/>
+                      <w:color w:val="7F7F7F" w:themeColor="text1" w:themeTint="80"/>
+                    </w:rPr>
+                    <w:t xml:space="preserve"> power of the m-</w:t>
+                  </w:r>
+                  <w:proofErr w:type="spellStart"/>
+                  <w:r>
+                    <w:rPr>
+                      <w:rFonts w:ascii="Helvetica Neue" w:hAnsi="Helvetica Neue"/>
+                      <w:b w:val="0"/>
+                      <w:bCs w:val="0"/>
+                      <w:color w:val="7F7F7F" w:themeColor="text1" w:themeTint="80"/>
+                    </w:rPr>
+                    <w:t>th</w:t>
+                  </w:r>
+                  <w:proofErr w:type="spellEnd"/>
+                  <w:r>
+                    <w:rPr>
+                      <w:rFonts w:ascii="Helvetica Neue" w:hAnsi="Helvetica Neue"/>
+                      <w:b w:val="0"/>
+                      <w:bCs w:val="0"/>
+                      <w:color w:val="7F7F7F" w:themeColor="text1" w:themeTint="80"/>
+                    </w:rPr>
+                    <w:t xml:space="preserve"> moment of multiple superimposed distributions.</w:t>
                   </w:r>
                 </w:p>
               </w:tc>
@@ -4822,8 +5538,13 @@
                     <w:pStyle w:val="Heading2"/>
                     <w:keepNext w:val="0"/>
                   </w:pPr>
-                  <w:r>
-                    <w:t>eQMARL: Entangled Quantum Multi-Agent Reinforcement Learning for Distributed Cooperation over Quantum Channels</w:t>
+                  <w:proofErr w:type="spellStart"/>
+                  <w:r>
+                    <w:t>eQMARL</w:t>
+                  </w:r>
+                  <w:proofErr w:type="spellEnd"/>
+                  <w:r>
+                    <w:t>: Entangled Quantum Multi-Agent Reinforcement Learning for Distributed Cooperation over Quantum Channels</w:t>
                   </w:r>
                 </w:p>
               </w:tc>
@@ -4990,8 +5711,13 @@
                     <w:keepNext w:val="0"/>
                   </w:pPr>
                   <w:r>
-                    <w:t>[ 3/2023 ]</w:t>
-                  </w:r>
+                    <w:t>[ 3/</w:t>
+                  </w:r>
+                  <w:proofErr w:type="gramStart"/>
+                  <w:r>
+                    <w:t>2023 ]</w:t>
+                  </w:r>
+                  <w:proofErr w:type="gramEnd"/>
                 </w:p>
               </w:tc>
             </w:tr>
@@ -5125,8 +5851,13 @@
                     <w:keepNext w:val="0"/>
                   </w:pPr>
                   <w:r>
-                    <w:t>[ 1/2021 – 8/2022 ]</w:t>
-                  </w:r>
+                    <w:t>[ 1/2021 – 8/</w:t>
+                  </w:r>
+                  <w:proofErr w:type="gramStart"/>
+                  <w:r>
+                    <w:t>2022 ]</w:t>
+                  </w:r>
+                  <w:proofErr w:type="gramEnd"/>
                 </w:p>
               </w:tc>
             </w:tr>
@@ -5249,8 +5980,13 @@
                     <w:pStyle w:val="Heading2"/>
                     <w:keepNext w:val="0"/>
                   </w:pPr>
-                  <w:r>
-                    <w:t>SmartStockRL: Intelligent Stock Trading using Traditional and Deep Q-Learning</w:t>
+                  <w:proofErr w:type="spellStart"/>
+                  <w:r>
+                    <w:t>SmartStockRL</w:t>
+                  </w:r>
+                  <w:proofErr w:type="spellEnd"/>
+                  <w:r>
+                    <w:t>: Intelligent Stock Trading using Traditional and Deep Q-Learning</w:t>
                   </w:r>
                 </w:p>
               </w:tc>
@@ -5264,8 +6000,13 @@
                     <w:keepNext w:val="0"/>
                   </w:pPr>
                   <w:r>
-                    <w:t>[ 10/2021 – 12/2021 ]</w:t>
-                  </w:r>
+                    <w:t>[ 10/2021 – 12/</w:t>
+                  </w:r>
+                  <w:proofErr w:type="gramStart"/>
+                  <w:r>
+                    <w:t>2021 ]</w:t>
+                  </w:r>
+                  <w:proofErr w:type="gramEnd"/>
                 </w:p>
               </w:tc>
             </w:tr>
@@ -5361,8 +6102,13 @@
                     <w:pStyle w:val="Heading2"/>
                     <w:keepNext w:val="0"/>
                   </w:pPr>
-                  <w:r>
-                    <w:t>LyricAI: Using LSTMs to Write Religious Music</w:t>
+                  <w:proofErr w:type="spellStart"/>
+                  <w:r>
+                    <w:t>LyricAI</w:t>
+                  </w:r>
+                  <w:proofErr w:type="spellEnd"/>
+                  <w:r>
+                    <w:t>: Using LSTMs to Write Religious Music</w:t>
                   </w:r>
                 </w:p>
               </w:tc>
@@ -5376,8 +6122,13 @@
                     <w:keepNext w:val="0"/>
                   </w:pPr>
                   <w:r>
-                    <w:t>[ 4/2021 – 5/2021 ]</w:t>
-                  </w:r>
+                    <w:t>[ 4/2021 – 5/</w:t>
+                  </w:r>
+                  <w:proofErr w:type="gramStart"/>
+                  <w:r>
+                    <w:t>2021 ]</w:t>
+                  </w:r>
+                  <w:proofErr w:type="gramEnd"/>
                 </w:p>
               </w:tc>
             </w:tr>
@@ -6032,23 +6783,95 @@
               <w:t xml:space="preserve"> </w:t>
             </w:r>
             <w:r>
-              <w:t xml:space="preserve">JAX / FLAX / TensorFlow / PyTorch / Gymnasium </w:t>
+              <w:t xml:space="preserve">JAX / FLAX / TensorFlow / </w:t>
+            </w:r>
+            <w:proofErr w:type="spellStart"/>
+            <w:r>
+              <w:t>PyTorch</w:t>
+            </w:r>
+            <w:proofErr w:type="spellEnd"/>
+            <w:r>
+              <w:t xml:space="preserve"> / Gymnasium </w:t>
             </w:r>
             <w:r>
               <w:br/>
-              <w:t>/ PennyLane / Qiskit / Cirq / TensorFlow Quantum / Torch Quantum</w:t>
+              <w:t xml:space="preserve">/ PennyLane / </w:t>
+            </w:r>
+            <w:proofErr w:type="spellStart"/>
+            <w:r>
+              <w:t>Qiskit</w:t>
+            </w:r>
+            <w:proofErr w:type="spellEnd"/>
+            <w:r>
+              <w:t xml:space="preserve"> / Cirq / TensorFlow Quantum / Torch Quantum</w:t>
             </w:r>
             <w:r>
               <w:br/>
-              <w:t xml:space="preserve">/ NumPy / Pandas / SciPy / Scikit-Learn / Matplotlib / Seaborn / Flask / NetworkX </w:t>
+              <w:t xml:space="preserve">/ NumPy / Pandas / SciPy / Scikit-Learn / Matplotlib / Seaborn / Flask / </w:t>
+            </w:r>
+            <w:proofErr w:type="spellStart"/>
+            <w:r>
+              <w:t>NetworkX</w:t>
+            </w:r>
+            <w:proofErr w:type="spellEnd"/>
+            <w:r>
+              <w:t xml:space="preserve"> </w:t>
             </w:r>
             <w:r>
               <w:br/>
-              <w:t xml:space="preserve">/ BeautifulSoup / OpenCV / Pillow / PyQt / Pytest / UV / Pipenv / Pyenv / Requests </w:t>
+              <w:t xml:space="preserve">/ </w:t>
+            </w:r>
+            <w:proofErr w:type="spellStart"/>
+            <w:r>
+              <w:t>BeautifulSoup</w:t>
+            </w:r>
+            <w:proofErr w:type="spellEnd"/>
+            <w:r>
+              <w:t xml:space="preserve"> / OpenCV / Pillow / </w:t>
+            </w:r>
+            <w:proofErr w:type="spellStart"/>
+            <w:r>
+              <w:t>PyQt</w:t>
+            </w:r>
+            <w:proofErr w:type="spellEnd"/>
+            <w:r>
+              <w:t xml:space="preserve"> / </w:t>
+            </w:r>
+            <w:proofErr w:type="spellStart"/>
+            <w:r>
+              <w:t>Pytest</w:t>
+            </w:r>
+            <w:proofErr w:type="spellEnd"/>
+            <w:r>
+              <w:t xml:space="preserve"> / UV / </w:t>
+            </w:r>
+            <w:proofErr w:type="spellStart"/>
+            <w:r>
+              <w:t>Pipenv</w:t>
+            </w:r>
+            <w:proofErr w:type="spellEnd"/>
+            <w:r>
+              <w:t xml:space="preserve"> / </w:t>
+            </w:r>
+            <w:proofErr w:type="spellStart"/>
+            <w:r>
+              <w:t>Pyenv</w:t>
+            </w:r>
+            <w:proofErr w:type="spellEnd"/>
+            <w:r>
+              <w:t xml:space="preserve"> / Requests </w:t>
             </w:r>
             <w:r>
               <w:br/>
-              <w:t>/ WandB / etc.</w:t>
+              <w:t xml:space="preserve">/ </w:t>
+            </w:r>
+            <w:proofErr w:type="spellStart"/>
+            <w:r>
+              <w:t>WandB</w:t>
+            </w:r>
+            <w:proofErr w:type="spellEnd"/>
+            <w:r>
+              <w:t xml:space="preserve"> / etc.</w:t>
             </w:r>
           </w:p>
           <w:p>
@@ -6256,7 +7079,15 @@
                     <w:t>Microservices</w:t>
                   </w:r>
                   <w:r>
-                    <w:t>:  Docker / Singularity / Podman / Kubernetes</w:t>
+                    <w:t xml:space="preserve">:  Docker / Singularity / </w:t>
+                  </w:r>
+                  <w:proofErr w:type="spellStart"/>
+                  <w:r>
+                    <w:t>Podman</w:t>
+                  </w:r>
+                  <w:proofErr w:type="spellEnd"/>
+                  <w:r>
+                    <w:t xml:space="preserve"> / Kubernetes</w:t>
                   </w:r>
                 </w:p>
                 <w:p>
@@ -6315,7 +7146,23 @@
                     <w:t xml:space="preserve"> </w:t>
                   </w:r>
                   <w:r>
-                    <w:t xml:space="preserve"> InfluxDB / MongoDB / MySQL / SQLite / GraphQL / Redis</w:t>
+                    <w:t xml:space="preserve"> </w:t>
+                  </w:r>
+                  <w:proofErr w:type="spellStart"/>
+                  <w:r>
+                    <w:t>InfluxDB</w:t>
+                  </w:r>
+                  <w:proofErr w:type="spellEnd"/>
+                  <w:r>
+                    <w:t xml:space="preserve"> / MongoDB / MySQL / SQLite / </w:t>
+                  </w:r>
+                  <w:proofErr w:type="spellStart"/>
+                  <w:r>
+                    <w:t>GraphQL</w:t>
+                  </w:r>
+                  <w:proofErr w:type="spellEnd"/>
+                  <w:r>
+                    <w:t xml:space="preserve"> / Redis</w:t>
                   </w:r>
                 </w:p>
                 <w:p>
@@ -6568,8 +7415,13 @@
               <w:pStyle w:val="Heading2"/>
               <w:ind w:left="-13"/>
             </w:pPr>
-            <w:r>
-              <w:t>Eta Kappa Nu</w:t>
+            <w:proofErr w:type="spellStart"/>
+            <w:r>
+              <w:t>Eta</w:t>
+            </w:r>
+            <w:proofErr w:type="spellEnd"/>
+            <w:r>
+              <w:t xml:space="preserve"> Kappa Nu</w:t>
             </w:r>
             <w:r>
               <w:t xml:space="preserve"> (HKN)</w:t>
@@ -6586,7 +7438,15 @@
                 <w:b w:val="0"/>
                 <w:bCs w:val="0"/>
               </w:rPr>
-              <w:t>IEEE Honor Society</w:t>
+              <w:t xml:space="preserve">IEEE Honor </w:t>
+            </w:r>
+            <w:proofErr w:type="gramStart"/>
+            <w:r>
+              <w:rPr>
+                <w:b w:val="0"/>
+                <w:bCs w:val="0"/>
+              </w:rPr>
+              <w:t>Society</w:t>
             </w:r>
             <w:r>
               <w:t xml:space="preserve">  </w:t>
@@ -6597,8 +7457,27 @@
                 <w:sz w:val="16"/>
                 <w:szCs w:val="24"/>
               </w:rPr>
-              <w:t>[ 2021 – Present ]</w:t>
-            </w:r>
+              <w:t>[</w:t>
+            </w:r>
+            <w:proofErr w:type="gramEnd"/>
+            <w:r>
+              <w:rPr>
+                <w:color w:val="4F81BD" w:themeColor="accent1"/>
+                <w:sz w:val="16"/>
+                <w:szCs w:val="24"/>
+              </w:rPr>
+              <w:t xml:space="preserve"> 2021 – </w:t>
+            </w:r>
+            <w:proofErr w:type="gramStart"/>
+            <w:r>
+              <w:rPr>
+                <w:color w:val="4F81BD" w:themeColor="accent1"/>
+                <w:sz w:val="16"/>
+                <w:szCs w:val="24"/>
+              </w:rPr>
+              <w:t>Present ]</w:t>
+            </w:r>
+            <w:proofErr w:type="gramEnd"/>
           </w:p>
           <w:p>
             <w:pPr>
@@ -6609,6 +7488,7 @@
                 <w:szCs w:val="10"/>
               </w:rPr>
             </w:pPr>
+            <w:proofErr w:type="gramStart"/>
             <w:r>
               <w:t xml:space="preserve">IEEE  </w:t>
             </w:r>
@@ -6618,8 +7498,27 @@
                 <w:sz w:val="16"/>
                 <w:szCs w:val="24"/>
               </w:rPr>
-              <w:t>[ 2021 – Present ]</w:t>
-            </w:r>
+              <w:t>[</w:t>
+            </w:r>
+            <w:proofErr w:type="gramEnd"/>
+            <w:r>
+              <w:rPr>
+                <w:color w:val="4F81BD" w:themeColor="accent1"/>
+                <w:sz w:val="16"/>
+                <w:szCs w:val="24"/>
+              </w:rPr>
+              <w:t xml:space="preserve"> 2021 – </w:t>
+            </w:r>
+            <w:proofErr w:type="gramStart"/>
+            <w:r>
+              <w:rPr>
+                <w:color w:val="4F81BD" w:themeColor="accent1"/>
+                <w:sz w:val="16"/>
+                <w:szCs w:val="24"/>
+              </w:rPr>
+              <w:t>Present ]</w:t>
+            </w:r>
+            <w:proofErr w:type="gramEnd"/>
           </w:p>
         </w:tc>
       </w:tr>
@@ -6682,8 +7581,8 @@
       </w:pPr>
     </w:p>
     <w:sectPr>
-      <w:headerReference w:type="even" r:id="rId28"/>
-      <w:footerReference w:type="default" r:id="rId29"/>
+      <w:headerReference w:type="even" r:id="rId27"/>
+      <w:footerReference w:type="default" r:id="rId28"/>
       <w:pgSz w:w="12240" w:h="15840"/>
       <w:pgMar w:top="720" w:right="720" w:bottom="720" w:left="720" w:header="720" w:footer="720" w:gutter="0"/>
       <w:cols w:space="720"/>
@@ -9524,10 +10423,12 @@
     <w:rsid w:val="008341C2"/>
     <w:rsid w:val="008951BE"/>
     <w:rsid w:val="008B0C3B"/>
+    <w:rsid w:val="0091448F"/>
     <w:rsid w:val="00920774"/>
     <w:rsid w:val="00963654"/>
     <w:rsid w:val="009B4380"/>
     <w:rsid w:val="00AA5263"/>
+    <w:rsid w:val="00AC5F8F"/>
     <w:rsid w:val="00B16D3B"/>
     <w:rsid w:val="00B3182F"/>
     <w:rsid w:val="00B67F5F"/>
@@ -9548,6 +10449,7 @@
     <w:rsid w:val="00EC60A9"/>
     <w:rsid w:val="00EE20C5"/>
     <w:rsid w:val="00EE3FE8"/>
+    <w:rsid w:val="00F8389D"/>
     <w:rsid w:val="00FC2B46"/>
     <w:rsid w:val="00FC7234"/>
     <w:rsid w:val="00FE52AF"/>

--- a/derieux-resume.docx
+++ b/derieux-resume.docx
@@ -580,7 +580,6 @@
                     </w:rPr>
                     <w:t xml:space="preserve">Quantum AI </w:t>
                   </w:r>
-                  <w:proofErr w:type="gramStart"/>
                   <w:r>
                     <w:rPr>
                       <w:color w:val="1F497D" w:themeColor="text2"/>
@@ -602,7 +601,6 @@
                     </w:rPr>
                     <w:t>Scientist</w:t>
                   </w:r>
-                  <w:proofErr w:type="gramEnd"/>
                   <w:r>
                     <w:rPr>
                       <w:color w:val="1F497D" w:themeColor="text2"/>
@@ -636,15 +634,7 @@
                       <w:color w:val="1F497D" w:themeColor="text2"/>
                       <w:sz w:val="24"/>
                     </w:rPr>
-                    <w:t xml:space="preserve"> </w:t>
-                  </w:r>
-                  <w:proofErr w:type="gramStart"/>
-                  <w:r>
-                    <w:rPr>
-                      <w:color w:val="1F497D" w:themeColor="text2"/>
-                      <w:sz w:val="24"/>
-                    </w:rPr>
-                    <w:t>Developer</w:t>
+                    <w:t xml:space="preserve"> Developer</w:t>
                   </w:r>
                   <w:r>
                     <w:rPr>
@@ -660,7 +650,6 @@
                     </w:rPr>
                     <w:t>}</w:t>
                   </w:r>
-                  <w:proofErr w:type="gramEnd"/>
                 </w:p>
               </w:tc>
               <w:tc>
@@ -1294,16 +1283,11 @@
                     <w:t xml:space="preserve">[ 8/2022 – </w:t>
                   </w:r>
                   <w:r>
-                    <w:t>Expected 12/</w:t>
-                  </w:r>
-                  <w:proofErr w:type="gramStart"/>
-                  <w:r>
-                    <w:t>2026</w:t>
+                    <w:t>Expected 12/2026</w:t>
                   </w:r>
                   <w:r>
                     <w:t xml:space="preserve"> ]</w:t>
                   </w:r>
-                  <w:proofErr w:type="gramEnd"/>
                 </w:p>
               </w:tc>
             </w:tr>
@@ -1467,13 +1451,8 @@
                     <w:keepNext w:val="0"/>
                   </w:pPr>
                   <w:r>
-                    <w:t>[ 1/2021 – 8/</w:t>
-                  </w:r>
-                  <w:proofErr w:type="gramStart"/>
-                  <w:r>
-                    <w:t>2022 ]</w:t>
-                  </w:r>
-                  <w:proofErr w:type="gramEnd"/>
+                    <w:t>[ 1/2021 – 8/2022 ]</w:t>
+                  </w:r>
                 </w:p>
               </w:tc>
             </w:tr>
@@ -1675,13 +1654,8 @@
                     <w:keepNext w:val="0"/>
                   </w:pPr>
                   <w:r>
-                    <w:t>[ 8/2012 – 5/</w:t>
-                  </w:r>
-                  <w:proofErr w:type="gramStart"/>
-                  <w:r>
-                    <w:t>2016 ]</w:t>
-                  </w:r>
-                  <w:proofErr w:type="gramEnd"/>
+                    <w:t>[ 8/2012 – 5/2016 ]</w:t>
+                  </w:r>
                 </w:p>
               </w:tc>
             </w:tr>
@@ -1845,13 +1819,8 @@
                     <w:keepNext w:val="0"/>
                   </w:pPr>
                   <w:r>
-                    <w:t>[ 8/2012 – 12/</w:t>
-                  </w:r>
-                  <w:proofErr w:type="gramStart"/>
-                  <w:r>
-                    <w:t>2016 ]</w:t>
-                  </w:r>
-                  <w:proofErr w:type="gramEnd"/>
+                    <w:t>[ 8/2012 – 12/2016 ]</w:t>
+                  </w:r>
                 </w:p>
               </w:tc>
             </w:tr>
@@ -2036,13 +2005,8 @@
                     <w:keepNext w:val="0"/>
                   </w:pPr>
                   <w:r>
-                    <w:t xml:space="preserve">[ 8/2021 – </w:t>
-                  </w:r>
-                  <w:proofErr w:type="gramStart"/>
-                  <w:r>
-                    <w:t>Present ]</w:t>
-                  </w:r>
-                  <w:proofErr w:type="gramEnd"/>
+                    <w:t>[ 8/2021 – Present ]</w:t>
+                  </w:r>
                 </w:p>
               </w:tc>
             </w:tr>
@@ -2254,16 +2218,11 @@
                     <w:t xml:space="preserve"> </w:t>
                   </w:r>
                   <w:r>
-                    <w:t>05/</w:t>
-                  </w:r>
-                  <w:proofErr w:type="gramStart"/>
-                  <w:r>
-                    <w:t>2023</w:t>
+                    <w:t>05/2023</w:t>
                   </w:r>
                   <w:r>
                     <w:t xml:space="preserve"> ]</w:t>
                   </w:r>
-                  <w:proofErr w:type="gramEnd"/>
                 </w:p>
               </w:tc>
             </w:tr>
@@ -2407,16 +2366,11 @@
                     <w:t xml:space="preserve">[ 2/2017 – </w:t>
                   </w:r>
                   <w:r>
-                    <w:t>9/</w:t>
-                  </w:r>
-                  <w:proofErr w:type="gramStart"/>
-                  <w:r>
-                    <w:t>2024</w:t>
+                    <w:t>9/2024</w:t>
                   </w:r>
                   <w:r>
                     <w:t xml:space="preserve"> ]</w:t>
                   </w:r>
-                  <w:proofErr w:type="gramEnd"/>
                 </w:p>
               </w:tc>
             </w:tr>
@@ -2539,15 +2493,7 @@
                     <w:keepNext w:val="0"/>
                   </w:pPr>
                   <w:r>
-                    <w:t>[ 7/2012 – 2/</w:t>
-                  </w:r>
-                  <w:proofErr w:type="gramStart"/>
-                  <w:r>
-                    <w:t>2017 ]</w:t>
-                  </w:r>
-                  <w:proofErr w:type="gramEnd"/>
-                  <w:r>
-                    <w:t xml:space="preserve"> </w:t>
+                    <w:t xml:space="preserve">[ 7/2012 – 2/2017 ] </w:t>
                   </w:r>
                 </w:p>
               </w:tc>
@@ -3658,11 +3604,7 @@
               </w:rPr>
             </w:pPr>
             <w:r>
-              <w:t xml:space="preserve">Peer </w:t>
-            </w:r>
-            <w:proofErr w:type="gramStart"/>
-            <w:r>
-              <w:t xml:space="preserve">Mentorship  </w:t>
+              <w:t xml:space="preserve">Peer Mentorship  </w:t>
             </w:r>
             <w:r>
               <w:rPr>
@@ -3670,25 +3612,23 @@
                 <w:sz w:val="16"/>
                 <w:szCs w:val="16"/>
               </w:rPr>
-              <w:t>[</w:t>
-            </w:r>
-            <w:proofErr w:type="gramEnd"/>
+              <w:t xml:space="preserve">[ </w:t>
+            </w:r>
             <w:r>
               <w:rPr>
                 <w:color w:val="4F81BD" w:themeColor="accent1"/>
                 <w:sz w:val="16"/>
                 <w:szCs w:val="16"/>
               </w:rPr>
-              <w:t xml:space="preserve"> </w:t>
-            </w:r>
-            <w:proofErr w:type="gramStart"/>
+              <w:t>2021</w:t>
+            </w:r>
             <w:r>
               <w:rPr>
                 <w:color w:val="4F81BD" w:themeColor="accent1"/>
                 <w:sz w:val="16"/>
                 <w:szCs w:val="16"/>
               </w:rPr>
-              <w:t>2021</w:t>
+              <w:t xml:space="preserve">  – </w:t>
             </w:r>
             <w:r>
               <w:rPr>
@@ -3696,25 +3636,50 @@
                 <w:sz w:val="16"/>
                 <w:szCs w:val="16"/>
               </w:rPr>
-              <w:t xml:space="preserve">  –</w:t>
-            </w:r>
-            <w:proofErr w:type="gramEnd"/>
+              <w:t xml:space="preserve">Present </w:t>
+            </w:r>
             <w:r>
               <w:rPr>
                 <w:color w:val="4F81BD" w:themeColor="accent1"/>
                 <w:sz w:val="16"/>
                 <w:szCs w:val="16"/>
               </w:rPr>
-              <w:t xml:space="preserve"> </w:t>
-            </w:r>
-            <w:proofErr w:type="gramStart"/>
+              <w:t>]</w:t>
+            </w:r>
             <w:r>
               <w:rPr>
                 <w:color w:val="4F81BD" w:themeColor="accent1"/>
                 <w:sz w:val="16"/>
                 <w:szCs w:val="16"/>
               </w:rPr>
-              <w:t xml:space="preserve">Present </w:t>
+              <w:t xml:space="preserve">  </w:t>
+            </w:r>
+            <w:r>
+              <w:rPr>
+                <w:rFonts w:ascii="Helvetica Neue" w:hAnsi="Helvetica Neue"/>
+                <w:b w:val="0"/>
+                <w:bCs w:val="0"/>
+                <w:color w:val="7F7F7F" w:themeColor="text1" w:themeTint="80"/>
+                <w:sz w:val="16"/>
+                <w:szCs w:val="16"/>
+              </w:rPr>
+              <w:t>Research direction, academic planning, software development and deployment, dataset management, high-performance computing and Linux system tutorials, presentation and paper reviews, etc.</w:t>
+            </w:r>
+          </w:p>
+          <w:p>
+            <w:pPr>
+              <w:pStyle w:val="Heading2"/>
+              <w:keepNext w:val="0"/>
+            </w:pPr>
+            <w:r>
+              <w:t>University and Department Tours</w:t>
+            </w:r>
+            <w:r>
+              <w:rPr>
+                <w:b w:val="0"/>
+                <w:bCs w:val="0"/>
+              </w:rPr>
+              <w:t xml:space="preserve">  </w:t>
             </w:r>
             <w:r>
               <w:rPr>
@@ -3722,47 +3687,15 @@
                 <w:sz w:val="16"/>
                 <w:szCs w:val="16"/>
               </w:rPr>
-              <w:t>]</w:t>
-            </w:r>
-            <w:proofErr w:type="gramEnd"/>
+              <w:t xml:space="preserve">[ </w:t>
+            </w:r>
             <w:r>
               <w:rPr>
                 <w:color w:val="4F81BD" w:themeColor="accent1"/>
                 <w:sz w:val="16"/>
                 <w:szCs w:val="16"/>
               </w:rPr>
-              <w:t xml:space="preserve">  </w:t>
-            </w:r>
-            <w:r>
-              <w:rPr>
-                <w:rFonts w:ascii="Helvetica Neue" w:hAnsi="Helvetica Neue"/>
-                <w:b w:val="0"/>
-                <w:bCs w:val="0"/>
-                <w:color w:val="7F7F7F" w:themeColor="text1" w:themeTint="80"/>
-                <w:sz w:val="16"/>
-                <w:szCs w:val="16"/>
-              </w:rPr>
-              <w:t>Research direction, academic planning, software development and deployment, dataset management, high-performance computing and Linux system tutorials, presentation and paper reviews, etc.</w:t>
-            </w:r>
-          </w:p>
-          <w:p>
-            <w:pPr>
-              <w:pStyle w:val="Heading2"/>
-              <w:keepNext w:val="0"/>
-            </w:pPr>
-            <w:r>
-              <w:t xml:space="preserve">University and Department </w:t>
-            </w:r>
-            <w:proofErr w:type="gramStart"/>
-            <w:r>
-              <w:t>Tours</w:t>
-            </w:r>
-            <w:r>
-              <w:rPr>
-                <w:b w:val="0"/>
-                <w:bCs w:val="0"/>
-              </w:rPr>
-              <w:t xml:space="preserve">  </w:t>
+              <w:t>2021</w:t>
             </w:r>
             <w:r>
               <w:rPr>
@@ -3770,61 +3703,24 @@
                 <w:sz w:val="16"/>
                 <w:szCs w:val="16"/>
               </w:rPr>
-              <w:t>[</w:t>
-            </w:r>
-            <w:proofErr w:type="gramEnd"/>
+              <w:t xml:space="preserve">  – </w:t>
+            </w:r>
             <w:r>
               <w:rPr>
                 <w:color w:val="4F81BD" w:themeColor="accent1"/>
                 <w:sz w:val="16"/>
                 <w:szCs w:val="16"/>
               </w:rPr>
-              <w:t xml:space="preserve"> </w:t>
-            </w:r>
-            <w:proofErr w:type="gramStart"/>
+              <w:t xml:space="preserve">Present </w:t>
+            </w:r>
             <w:r>
               <w:rPr>
                 <w:color w:val="4F81BD" w:themeColor="accent1"/>
                 <w:sz w:val="16"/>
                 <w:szCs w:val="16"/>
               </w:rPr>
-              <w:t>2021</w:t>
-            </w:r>
-            <w:r>
-              <w:rPr>
-                <w:color w:val="4F81BD" w:themeColor="accent1"/>
-                <w:sz w:val="16"/>
-                <w:szCs w:val="16"/>
-              </w:rPr>
-              <w:t xml:space="preserve">  –</w:t>
-            </w:r>
-            <w:proofErr w:type="gramEnd"/>
-            <w:r>
-              <w:rPr>
-                <w:color w:val="4F81BD" w:themeColor="accent1"/>
-                <w:sz w:val="16"/>
-                <w:szCs w:val="16"/>
-              </w:rPr>
-              <w:t xml:space="preserve"> </w:t>
-            </w:r>
-            <w:proofErr w:type="gramStart"/>
-            <w:r>
-              <w:rPr>
-                <w:color w:val="4F81BD" w:themeColor="accent1"/>
-                <w:sz w:val="16"/>
-                <w:szCs w:val="16"/>
-              </w:rPr>
-              <w:t xml:space="preserve">Present </w:t>
-            </w:r>
-            <w:r>
-              <w:rPr>
-                <w:color w:val="4F81BD" w:themeColor="accent1"/>
-                <w:sz w:val="16"/>
-                <w:szCs w:val="16"/>
-              </w:rPr>
               <w:t>]</w:t>
             </w:r>
-            <w:proofErr w:type="gramEnd"/>
             <w:r>
               <w:rPr>
                 <w:color w:val="4F81BD" w:themeColor="accent1"/>
@@ -3957,15 +3853,7 @@
                 <w:b w:val="0"/>
                 <w:bCs w:val="0"/>
               </w:rPr>
-              <w:t xml:space="preserve">Rising Star </w:t>
-            </w:r>
-            <w:proofErr w:type="gramStart"/>
-            <w:r>
-              <w:rPr>
-                <w:b w:val="0"/>
-                <w:bCs w:val="0"/>
-              </w:rPr>
-              <w:t xml:space="preserve">Seminar  </w:t>
+              <w:t xml:space="preserve">Rising Star Seminar  </w:t>
             </w:r>
             <w:r>
               <w:rPr>
@@ -3973,35 +3861,24 @@
                 <w:sz w:val="16"/>
                 <w:szCs w:val="16"/>
               </w:rPr>
-              <w:t>[</w:t>
-            </w:r>
-            <w:proofErr w:type="gramEnd"/>
+              <w:t xml:space="preserve">[ </w:t>
+            </w:r>
             <w:r>
               <w:rPr>
                 <w:color w:val="4F81BD" w:themeColor="accent1"/>
                 <w:sz w:val="16"/>
                 <w:szCs w:val="16"/>
               </w:rPr>
-              <w:t xml:space="preserve"> </w:t>
-            </w:r>
-            <w:proofErr w:type="gramStart"/>
+              <w:t>2026</w:t>
+            </w:r>
             <w:r>
               <w:rPr>
                 <w:color w:val="4F81BD" w:themeColor="accent1"/>
                 <w:sz w:val="16"/>
                 <w:szCs w:val="16"/>
               </w:rPr>
-              <w:t>2026</w:t>
-            </w:r>
-            <w:r>
-              <w:rPr>
-                <w:color w:val="4F81BD" w:themeColor="accent1"/>
-                <w:sz w:val="16"/>
-                <w:szCs w:val="16"/>
-              </w:rPr>
               <w:t xml:space="preserve"> ]</w:t>
             </w:r>
-            <w:proofErr w:type="gramEnd"/>
             <w:r>
               <w:rPr>
                 <w:color w:val="4F81BD" w:themeColor="accent1"/>
@@ -4063,15 +3940,7 @@
                 <w:b w:val="0"/>
                 <w:bCs w:val="0"/>
               </w:rPr>
-              <w:t xml:space="preserve">ICEX Digital Innovator </w:t>
-            </w:r>
-            <w:proofErr w:type="gramStart"/>
-            <w:r>
-              <w:rPr>
-                <w:b w:val="0"/>
-                <w:bCs w:val="0"/>
-              </w:rPr>
-              <w:t xml:space="preserve">Accelerator  </w:t>
+              <w:t xml:space="preserve">ICEX Digital Innovator Accelerator  </w:t>
             </w:r>
             <w:r>
               <w:rPr>
@@ -4079,35 +3948,24 @@
                 <w:sz w:val="16"/>
                 <w:szCs w:val="16"/>
               </w:rPr>
-              <w:t>[</w:t>
-            </w:r>
-            <w:proofErr w:type="gramEnd"/>
+              <w:t xml:space="preserve">[ </w:t>
+            </w:r>
             <w:r>
               <w:rPr>
                 <w:color w:val="4F81BD" w:themeColor="accent1"/>
                 <w:sz w:val="16"/>
                 <w:szCs w:val="16"/>
               </w:rPr>
-              <w:t xml:space="preserve"> </w:t>
-            </w:r>
-            <w:proofErr w:type="gramStart"/>
+              <w:t>2026</w:t>
+            </w:r>
             <w:r>
               <w:rPr>
                 <w:color w:val="4F81BD" w:themeColor="accent1"/>
                 <w:sz w:val="16"/>
                 <w:szCs w:val="16"/>
               </w:rPr>
-              <w:t>2026</w:t>
-            </w:r>
-            <w:r>
-              <w:rPr>
-                <w:color w:val="4F81BD" w:themeColor="accent1"/>
-                <w:sz w:val="16"/>
-                <w:szCs w:val="16"/>
-              </w:rPr>
               <w:t xml:space="preserve"> ]</w:t>
             </w:r>
-            <w:proofErr w:type="gramEnd"/>
             <w:r>
               <w:rPr>
                 <w:color w:val="4F81BD" w:themeColor="accent1"/>
@@ -4163,7 +4021,6 @@
               </w:rPr>
               <w:t xml:space="preserve">Fellowship </w:t>
             </w:r>
-            <w:proofErr w:type="gramStart"/>
             <w:r>
               <w:rPr>
                 <w:b w:val="0"/>
@@ -4184,35 +4041,24 @@
                 <w:sz w:val="16"/>
                 <w:szCs w:val="16"/>
               </w:rPr>
-              <w:t>[</w:t>
-            </w:r>
-            <w:proofErr w:type="gramEnd"/>
+              <w:t xml:space="preserve">[ </w:t>
+            </w:r>
             <w:r>
               <w:rPr>
                 <w:color w:val="4F81BD" w:themeColor="accent1"/>
                 <w:sz w:val="16"/>
                 <w:szCs w:val="16"/>
               </w:rPr>
-              <w:t xml:space="preserve"> </w:t>
-            </w:r>
-            <w:proofErr w:type="gramStart"/>
+              <w:t>2026</w:t>
+            </w:r>
             <w:r>
               <w:rPr>
                 <w:color w:val="4F81BD" w:themeColor="accent1"/>
                 <w:sz w:val="16"/>
                 <w:szCs w:val="16"/>
               </w:rPr>
-              <w:t>2026</w:t>
-            </w:r>
-            <w:r>
-              <w:rPr>
-                <w:color w:val="4F81BD" w:themeColor="accent1"/>
-                <w:sz w:val="16"/>
-                <w:szCs w:val="16"/>
-              </w:rPr>
               <w:t xml:space="preserve"> ]</w:t>
             </w:r>
-            <w:proofErr w:type="gramEnd"/>
             <w:r>
               <w:rPr>
                 <w:color w:val="4F81BD" w:themeColor="accent1"/>
@@ -4252,15 +4098,7 @@
                 <w:b w:val="0"/>
                 <w:bCs w:val="0"/>
               </w:rPr>
-              <w:t xml:space="preserve">International </w:t>
-            </w:r>
-            <w:proofErr w:type="gramStart"/>
-            <w:r>
-              <w:rPr>
-                <w:b w:val="0"/>
-                <w:bCs w:val="0"/>
-              </w:rPr>
-              <w:t xml:space="preserve">Delegations  </w:t>
+              <w:t xml:space="preserve">International Delegations  </w:t>
             </w:r>
             <w:r>
               <w:rPr>
@@ -4268,16 +4106,15 @@
                 <w:sz w:val="16"/>
                 <w:szCs w:val="16"/>
               </w:rPr>
-              <w:t>[</w:t>
-            </w:r>
-            <w:proofErr w:type="gramEnd"/>
+              <w:t xml:space="preserve">[ </w:t>
+            </w:r>
             <w:r>
               <w:rPr>
                 <w:color w:val="4F81BD" w:themeColor="accent1"/>
                 <w:sz w:val="16"/>
                 <w:szCs w:val="16"/>
               </w:rPr>
-              <w:t xml:space="preserve"> </w:t>
+              <w:t>2025 – 2026</w:t>
             </w:r>
             <w:r>
               <w:rPr>
@@ -4285,26 +4122,8 @@
                 <w:sz w:val="16"/>
                 <w:szCs w:val="16"/>
               </w:rPr>
-              <w:t xml:space="preserve">2025 – </w:t>
-            </w:r>
-            <w:proofErr w:type="gramStart"/>
-            <w:r>
-              <w:rPr>
-                <w:color w:val="4F81BD" w:themeColor="accent1"/>
-                <w:sz w:val="16"/>
-                <w:szCs w:val="16"/>
-              </w:rPr>
-              <w:t>2026</w:t>
-            </w:r>
-            <w:r>
-              <w:rPr>
-                <w:color w:val="4F81BD" w:themeColor="accent1"/>
-                <w:sz w:val="16"/>
-                <w:szCs w:val="16"/>
-              </w:rPr>
               <w:t xml:space="preserve"> ]</w:t>
             </w:r>
-            <w:proofErr w:type="gramEnd"/>
             <w:r>
               <w:rPr>
                 <w:color w:val="4F81BD" w:themeColor="accent1"/>
@@ -4372,15 +4191,7 @@
                 <w:b w:val="0"/>
                 <w:bCs w:val="0"/>
               </w:rPr>
-              <w:t xml:space="preserve"> </w:t>
-            </w:r>
-            <w:proofErr w:type="gramStart"/>
-            <w:r>
-              <w:rPr>
-                <w:b w:val="0"/>
-                <w:bCs w:val="0"/>
-              </w:rPr>
-              <w:t>Events</w:t>
+              <w:t xml:space="preserve"> Events</w:t>
             </w:r>
             <w:r>
               <w:rPr>
@@ -4395,16 +4206,15 @@
                 <w:sz w:val="16"/>
                 <w:szCs w:val="16"/>
               </w:rPr>
-              <w:t>[</w:t>
-            </w:r>
-            <w:proofErr w:type="gramEnd"/>
+              <w:t xml:space="preserve">[ </w:t>
+            </w:r>
             <w:r>
               <w:rPr>
                 <w:color w:val="4F81BD" w:themeColor="accent1"/>
                 <w:sz w:val="16"/>
                 <w:szCs w:val="16"/>
               </w:rPr>
-              <w:t xml:space="preserve"> </w:t>
+              <w:t>2025</w:t>
             </w:r>
             <w:r>
               <w:rPr>
@@ -4412,7 +4222,7 @@
                 <w:sz w:val="16"/>
                 <w:szCs w:val="16"/>
               </w:rPr>
-              <w:t>2025</w:t>
+              <w:t xml:space="preserve"> – </w:t>
             </w:r>
             <w:r>
               <w:rPr>
@@ -4420,26 +4230,16 @@
                 <w:sz w:val="16"/>
                 <w:szCs w:val="16"/>
               </w:rPr>
-              <w:t xml:space="preserve"> – </w:t>
-            </w:r>
-            <w:proofErr w:type="gramStart"/>
+              <w:t xml:space="preserve">Present </w:t>
+            </w:r>
             <w:r>
               <w:rPr>
                 <w:color w:val="4F81BD" w:themeColor="accent1"/>
                 <w:sz w:val="16"/>
                 <w:szCs w:val="16"/>
               </w:rPr>
-              <w:t xml:space="preserve">Present </w:t>
-            </w:r>
-            <w:r>
-              <w:rPr>
-                <w:color w:val="4F81BD" w:themeColor="accent1"/>
-                <w:sz w:val="16"/>
-                <w:szCs w:val="16"/>
-              </w:rPr>
               <w:t>]</w:t>
             </w:r>
-            <w:proofErr w:type="gramEnd"/>
             <w:r>
               <w:rPr>
                 <w:color w:val="4F81BD" w:themeColor="accent1"/>
@@ -4475,15 +4275,7 @@
                 <w:b w:val="0"/>
                 <w:bCs w:val="0"/>
               </w:rPr>
-              <w:t xml:space="preserve">Fellowship </w:t>
-            </w:r>
-            <w:proofErr w:type="gramStart"/>
-            <w:r>
-              <w:rPr>
-                <w:b w:val="0"/>
-                <w:bCs w:val="0"/>
-              </w:rPr>
-              <w:t>Panels</w:t>
+              <w:t>Fellowship Panels</w:t>
             </w:r>
             <w:r>
               <w:rPr>
@@ -4498,16 +4290,15 @@
                 <w:sz w:val="16"/>
                 <w:szCs w:val="16"/>
               </w:rPr>
-              <w:t>[</w:t>
-            </w:r>
-            <w:proofErr w:type="gramEnd"/>
+              <w:t xml:space="preserve">[ </w:t>
+            </w:r>
             <w:r>
               <w:rPr>
                 <w:color w:val="4F81BD" w:themeColor="accent1"/>
                 <w:sz w:val="16"/>
                 <w:szCs w:val="16"/>
               </w:rPr>
-              <w:t xml:space="preserve"> </w:t>
+              <w:t>2022</w:t>
             </w:r>
             <w:r>
               <w:rPr>
@@ -4515,7 +4306,7 @@
                 <w:sz w:val="16"/>
                 <w:szCs w:val="16"/>
               </w:rPr>
-              <w:t>2022</w:t>
+              <w:t xml:space="preserve"> – </w:t>
             </w:r>
             <w:r>
               <w:rPr>
@@ -4523,26 +4314,16 @@
                 <w:sz w:val="16"/>
                 <w:szCs w:val="16"/>
               </w:rPr>
-              <w:t xml:space="preserve"> – </w:t>
-            </w:r>
-            <w:proofErr w:type="gramStart"/>
+              <w:t xml:space="preserve">Present </w:t>
+            </w:r>
             <w:r>
               <w:rPr>
                 <w:color w:val="4F81BD" w:themeColor="accent1"/>
                 <w:sz w:val="16"/>
                 <w:szCs w:val="16"/>
               </w:rPr>
-              <w:t xml:space="preserve">Present </w:t>
-            </w:r>
-            <w:r>
-              <w:rPr>
-                <w:color w:val="4F81BD" w:themeColor="accent1"/>
-                <w:sz w:val="16"/>
-                <w:szCs w:val="16"/>
-              </w:rPr>
               <w:t>]</w:t>
             </w:r>
-            <w:proofErr w:type="gramEnd"/>
             <w:r>
               <w:rPr>
                 <w:color w:val="4F81BD" w:themeColor="accent1"/>
@@ -4594,7 +4375,6 @@
               </w:rPr>
               <w:t xml:space="preserve">Research </w:t>
             </w:r>
-            <w:proofErr w:type="gramStart"/>
             <w:r>
               <w:rPr>
                 <w:b w:val="0"/>
@@ -4608,25 +4388,23 @@
                 <w:sz w:val="16"/>
                 <w:szCs w:val="16"/>
               </w:rPr>
-              <w:t>[</w:t>
-            </w:r>
-            <w:proofErr w:type="gramEnd"/>
+              <w:t xml:space="preserve">[ </w:t>
+            </w:r>
             <w:r>
               <w:rPr>
                 <w:color w:val="4F81BD" w:themeColor="accent1"/>
                 <w:sz w:val="16"/>
                 <w:szCs w:val="16"/>
               </w:rPr>
-              <w:t xml:space="preserve"> </w:t>
-            </w:r>
-            <w:proofErr w:type="gramStart"/>
+              <w:t>202</w:t>
+            </w:r>
             <w:r>
               <w:rPr>
                 <w:color w:val="4F81BD" w:themeColor="accent1"/>
                 <w:sz w:val="16"/>
                 <w:szCs w:val="16"/>
               </w:rPr>
-              <w:t>202</w:t>
+              <w:t>1</w:t>
             </w:r>
             <w:r>
               <w:rPr>
@@ -4634,7 +4412,7 @@
                 <w:sz w:val="16"/>
                 <w:szCs w:val="16"/>
               </w:rPr>
-              <w:t>1</w:t>
+              <w:t xml:space="preserve">  – </w:t>
             </w:r>
             <w:r>
               <w:rPr>
@@ -4642,35 +4420,16 @@
                 <w:sz w:val="16"/>
                 <w:szCs w:val="16"/>
               </w:rPr>
-              <w:t xml:space="preserve">  –</w:t>
-            </w:r>
-            <w:proofErr w:type="gramEnd"/>
+              <w:t xml:space="preserve">Present </w:t>
+            </w:r>
             <w:r>
               <w:rPr>
                 <w:color w:val="4F81BD" w:themeColor="accent1"/>
                 <w:sz w:val="16"/>
                 <w:szCs w:val="16"/>
               </w:rPr>
-              <w:t xml:space="preserve"> </w:t>
-            </w:r>
-            <w:proofErr w:type="gramStart"/>
-            <w:r>
-              <w:rPr>
-                <w:color w:val="4F81BD" w:themeColor="accent1"/>
-                <w:sz w:val="16"/>
-                <w:szCs w:val="16"/>
-              </w:rPr>
-              <w:t xml:space="preserve">Present </w:t>
-            </w:r>
-            <w:r>
-              <w:rPr>
-                <w:color w:val="4F81BD" w:themeColor="accent1"/>
-                <w:sz w:val="16"/>
-                <w:szCs w:val="16"/>
-              </w:rPr>
               <w:t>]</w:t>
             </w:r>
-            <w:proofErr w:type="gramEnd"/>
             <w:r>
               <w:rPr>
                 <w:color w:val="4F81BD" w:themeColor="accent1"/>
@@ -4710,15 +4469,7 @@
                 <w:b w:val="0"/>
                 <w:bCs w:val="0"/>
               </w:rPr>
-              <w:t xml:space="preserve">Guest Lecture, Quantum Machine </w:t>
-            </w:r>
-            <w:proofErr w:type="gramStart"/>
-            <w:r>
-              <w:rPr>
-                <w:b w:val="0"/>
-                <w:bCs w:val="0"/>
-              </w:rPr>
-              <w:t xml:space="preserve">Learning  </w:t>
+              <w:t xml:space="preserve">Guest Lecture, Quantum Machine Learning  </w:t>
             </w:r>
             <w:r>
               <w:rPr>
@@ -4726,35 +4477,24 @@
                 <w:sz w:val="16"/>
                 <w:szCs w:val="16"/>
               </w:rPr>
-              <w:t>[</w:t>
-            </w:r>
-            <w:proofErr w:type="gramEnd"/>
+              <w:t xml:space="preserve">[ </w:t>
+            </w:r>
             <w:r>
               <w:rPr>
                 <w:color w:val="4F81BD" w:themeColor="accent1"/>
                 <w:sz w:val="16"/>
                 <w:szCs w:val="16"/>
               </w:rPr>
-              <w:t xml:space="preserve"> </w:t>
-            </w:r>
-            <w:proofErr w:type="gramStart"/>
+              <w:t>2025</w:t>
+            </w:r>
             <w:r>
               <w:rPr>
                 <w:color w:val="4F81BD" w:themeColor="accent1"/>
                 <w:sz w:val="16"/>
                 <w:szCs w:val="16"/>
               </w:rPr>
-              <w:t>2025</w:t>
-            </w:r>
-            <w:r>
-              <w:rPr>
-                <w:color w:val="4F81BD" w:themeColor="accent1"/>
-                <w:sz w:val="16"/>
-                <w:szCs w:val="16"/>
-              </w:rPr>
               <w:t xml:space="preserve"> ]</w:t>
             </w:r>
-            <w:proofErr w:type="gramEnd"/>
             <w:r>
               <w:rPr>
                 <w:color w:val="4F81BD" w:themeColor="accent1"/>
@@ -4794,15 +4534,7 @@
                 <w:b w:val="0"/>
                 <w:bCs w:val="0"/>
               </w:rPr>
-              <w:t>International Conference on Learning Representations (</w:t>
-            </w:r>
-            <w:proofErr w:type="gramStart"/>
-            <w:r>
-              <w:rPr>
-                <w:b w:val="0"/>
-                <w:bCs w:val="0"/>
-              </w:rPr>
-              <w:t xml:space="preserve">ICLR)  </w:t>
+              <w:t xml:space="preserve">International Conference on Learning Representations (ICLR)  </w:t>
             </w:r>
             <w:r>
               <w:rPr>
@@ -4810,35 +4542,24 @@
                 <w:sz w:val="16"/>
                 <w:szCs w:val="16"/>
               </w:rPr>
-              <w:t>[</w:t>
-            </w:r>
-            <w:proofErr w:type="gramEnd"/>
+              <w:t xml:space="preserve">[ </w:t>
+            </w:r>
             <w:r>
               <w:rPr>
                 <w:color w:val="4F81BD" w:themeColor="accent1"/>
                 <w:sz w:val="16"/>
                 <w:szCs w:val="16"/>
               </w:rPr>
-              <w:t xml:space="preserve"> </w:t>
-            </w:r>
-            <w:proofErr w:type="gramStart"/>
+              <w:t>2025</w:t>
+            </w:r>
             <w:r>
               <w:rPr>
                 <w:color w:val="4F81BD" w:themeColor="accent1"/>
                 <w:sz w:val="16"/>
                 <w:szCs w:val="16"/>
               </w:rPr>
-              <w:t>2025</w:t>
-            </w:r>
-            <w:r>
-              <w:rPr>
-                <w:color w:val="4F81BD" w:themeColor="accent1"/>
-                <w:sz w:val="16"/>
-                <w:szCs w:val="16"/>
-              </w:rPr>
               <w:t xml:space="preserve"> ]</w:t>
             </w:r>
-            <w:proofErr w:type="gramEnd"/>
             <w:r>
               <w:rPr>
                 <w:color w:val="4F81BD" w:themeColor="accent1"/>
@@ -4878,15 +4599,7 @@
                 <w:b w:val="0"/>
                 <w:bCs w:val="0"/>
               </w:rPr>
-              <w:t>AWS Quantum Networks Workshop (</w:t>
-            </w:r>
-            <w:proofErr w:type="gramStart"/>
-            <w:r>
-              <w:rPr>
-                <w:b w:val="0"/>
-                <w:bCs w:val="0"/>
-              </w:rPr>
-              <w:t xml:space="preserve">QNW)  </w:t>
+              <w:t xml:space="preserve">AWS Quantum Networks Workshop (QNW)  </w:t>
             </w:r>
             <w:r>
               <w:rPr>
@@ -4894,35 +4607,24 @@
                 <w:sz w:val="16"/>
                 <w:szCs w:val="16"/>
               </w:rPr>
-              <w:t>[</w:t>
-            </w:r>
-            <w:proofErr w:type="gramEnd"/>
+              <w:t xml:space="preserve">[ </w:t>
+            </w:r>
             <w:r>
               <w:rPr>
                 <w:color w:val="4F81BD" w:themeColor="accent1"/>
                 <w:sz w:val="16"/>
                 <w:szCs w:val="16"/>
               </w:rPr>
-              <w:t xml:space="preserve"> </w:t>
-            </w:r>
-            <w:proofErr w:type="gramStart"/>
+              <w:t>2023</w:t>
+            </w:r>
             <w:r>
               <w:rPr>
                 <w:color w:val="4F81BD" w:themeColor="accent1"/>
                 <w:sz w:val="16"/>
                 <w:szCs w:val="16"/>
               </w:rPr>
-              <w:t>2023</w:t>
-            </w:r>
-            <w:r>
-              <w:rPr>
-                <w:color w:val="4F81BD" w:themeColor="accent1"/>
-                <w:sz w:val="16"/>
-                <w:szCs w:val="16"/>
-              </w:rPr>
               <w:t xml:space="preserve"> ]</w:t>
             </w:r>
-            <w:proofErr w:type="gramEnd"/>
             <w:r>
               <w:rPr>
                 <w:color w:val="4F81BD" w:themeColor="accent1"/>
@@ -4962,15 +4664,7 @@
                 <w:b w:val="0"/>
                 <w:bCs w:val="0"/>
               </w:rPr>
-              <w:t xml:space="preserve">International Laser Ranging Service (ILRS) Technical </w:t>
-            </w:r>
-            <w:proofErr w:type="gramStart"/>
-            <w:r>
-              <w:rPr>
-                <w:b w:val="0"/>
-                <w:bCs w:val="0"/>
-              </w:rPr>
-              <w:t xml:space="preserve">Workshop  </w:t>
+              <w:t xml:space="preserve">International Laser Ranging Service (ILRS) Technical Workshop  </w:t>
             </w:r>
             <w:r>
               <w:rPr>
@@ -4978,35 +4672,24 @@
                 <w:sz w:val="16"/>
                 <w:szCs w:val="16"/>
               </w:rPr>
-              <w:t>[</w:t>
-            </w:r>
-            <w:proofErr w:type="gramEnd"/>
+              <w:t xml:space="preserve">[ </w:t>
+            </w:r>
             <w:r>
               <w:rPr>
                 <w:color w:val="4F81BD" w:themeColor="accent1"/>
                 <w:sz w:val="16"/>
                 <w:szCs w:val="16"/>
               </w:rPr>
-              <w:t xml:space="preserve"> </w:t>
-            </w:r>
-            <w:proofErr w:type="gramStart"/>
+              <w:t>2019</w:t>
+            </w:r>
             <w:r>
               <w:rPr>
                 <w:color w:val="4F81BD" w:themeColor="accent1"/>
                 <w:sz w:val="16"/>
                 <w:szCs w:val="16"/>
               </w:rPr>
-              <w:t>2019</w:t>
-            </w:r>
-            <w:r>
-              <w:rPr>
-                <w:color w:val="4F81BD" w:themeColor="accent1"/>
-                <w:sz w:val="16"/>
-                <w:szCs w:val="16"/>
-              </w:rPr>
               <w:t xml:space="preserve"> ]</w:t>
             </w:r>
-            <w:proofErr w:type="gramEnd"/>
             <w:r>
               <w:rPr>
                 <w:color w:val="4F81BD" w:themeColor="accent1"/>
@@ -5046,15 +4729,7 @@
                 <w:b w:val="0"/>
                 <w:bCs w:val="0"/>
               </w:rPr>
-              <w:t xml:space="preserve">NRL Research Presentations and Performance </w:t>
-            </w:r>
-            <w:proofErr w:type="gramStart"/>
-            <w:r>
-              <w:rPr>
-                <w:b w:val="0"/>
-                <w:bCs w:val="0"/>
-              </w:rPr>
-              <w:t xml:space="preserve">Reviews  </w:t>
+              <w:t xml:space="preserve">NRL Research Presentations and Performance Reviews  </w:t>
             </w:r>
             <w:r>
               <w:rPr>
@@ -5062,16 +4737,23 @@
                 <w:sz w:val="16"/>
                 <w:szCs w:val="16"/>
               </w:rPr>
-              <w:t>[</w:t>
-            </w:r>
-            <w:proofErr w:type="gramEnd"/>
+              <w:t>[ 201</w:t>
+            </w:r>
             <w:r>
               <w:rPr>
                 <w:color w:val="4F81BD" w:themeColor="accent1"/>
                 <w:sz w:val="16"/>
                 <w:szCs w:val="16"/>
               </w:rPr>
-              <w:t xml:space="preserve"> 201</w:t>
+              <w:t>0</w:t>
+            </w:r>
+            <w:r>
+              <w:rPr>
+                <w:color w:val="4F81BD" w:themeColor="accent1"/>
+                <w:sz w:val="16"/>
+                <w:szCs w:val="24"/>
+              </w:rPr>
+              <w:t xml:space="preserve"> – </w:t>
             </w:r>
             <w:r>
               <w:rPr>
@@ -5079,33 +4761,7 @@
                 <w:sz w:val="16"/>
                 <w:szCs w:val="16"/>
               </w:rPr>
-              <w:t>0</w:t>
-            </w:r>
-            <w:r>
-              <w:rPr>
-                <w:color w:val="4F81BD" w:themeColor="accent1"/>
-                <w:sz w:val="16"/>
-                <w:szCs w:val="24"/>
-              </w:rPr>
-              <w:t xml:space="preserve"> – </w:t>
-            </w:r>
-            <w:proofErr w:type="gramStart"/>
-            <w:r>
-              <w:rPr>
-                <w:color w:val="4F81BD" w:themeColor="accent1"/>
-                <w:sz w:val="16"/>
-                <w:szCs w:val="16"/>
-              </w:rPr>
-              <w:t>2024 ]</w:t>
-            </w:r>
-            <w:proofErr w:type="gramEnd"/>
-            <w:r>
-              <w:rPr>
-                <w:color w:val="4F81BD" w:themeColor="accent1"/>
-                <w:sz w:val="16"/>
-                <w:szCs w:val="16"/>
-              </w:rPr>
-              <w:t xml:space="preserve">  </w:t>
+              <w:t xml:space="preserve">2024 ]  </w:t>
             </w:r>
             <w:r>
               <w:rPr>
@@ -5274,13 +4930,8 @@
                     <w:keepNext w:val="0"/>
                   </w:pPr>
                   <w:r>
-                    <w:t>[ 6/</w:t>
-                  </w:r>
-                  <w:proofErr w:type="gramStart"/>
-                  <w:r>
-                    <w:t>2026 ]</w:t>
-                  </w:r>
-                  <w:proofErr w:type="gramEnd"/>
+                    <w:t>[ 6/2026 ]</w:t>
+                  </w:r>
                 </w:p>
               </w:tc>
             </w:tr>
@@ -5711,13 +5362,8 @@
                     <w:keepNext w:val="0"/>
                   </w:pPr>
                   <w:r>
-                    <w:t>[ 3/</w:t>
-                  </w:r>
-                  <w:proofErr w:type="gramStart"/>
-                  <w:r>
-                    <w:t>2023 ]</w:t>
-                  </w:r>
-                  <w:proofErr w:type="gramEnd"/>
+                    <w:t>[ 3/2023 ]</w:t>
+                  </w:r>
                 </w:p>
               </w:tc>
             </w:tr>
@@ -5851,13 +5497,8 @@
                     <w:keepNext w:val="0"/>
                   </w:pPr>
                   <w:r>
-                    <w:t>[ 1/2021 – 8/</w:t>
-                  </w:r>
-                  <w:proofErr w:type="gramStart"/>
-                  <w:r>
-                    <w:t>2022 ]</w:t>
-                  </w:r>
-                  <w:proofErr w:type="gramEnd"/>
+                    <w:t>[ 1/2021 – 8/2022 ]</w:t>
+                  </w:r>
                 </w:p>
               </w:tc>
             </w:tr>
@@ -5884,7 +5525,7 @@
                     <w:t>machine learning frameworks with data fusion to grow "smart" garden alleys in Makassar City, Indonesia</w:t>
                   </w:r>
                   <w:r>
-                    <w:t xml:space="preserve"> in to </w:t>
+                    <w:t xml:space="preserve"> to </w:t>
                   </w:r>
                   <w:r>
                     <w:t xml:space="preserve">bolster </w:t>
@@ -6000,13 +5641,8 @@
                     <w:keepNext w:val="0"/>
                   </w:pPr>
                   <w:r>
-                    <w:t>[ 10/2021 – 12/</w:t>
-                  </w:r>
-                  <w:proofErr w:type="gramStart"/>
-                  <w:r>
-                    <w:t>2021 ]</w:t>
-                  </w:r>
-                  <w:proofErr w:type="gramEnd"/>
+                    <w:t>[ 10/2021 – 12/2021 ]</w:t>
+                  </w:r>
                 </w:p>
               </w:tc>
             </w:tr>
@@ -6122,13 +5758,8 @@
                     <w:keepNext w:val="0"/>
                   </w:pPr>
                   <w:r>
-                    <w:t>[ 4/2021 – 5/</w:t>
-                  </w:r>
-                  <w:proofErr w:type="gramStart"/>
-                  <w:r>
-                    <w:t>2021 ]</w:t>
-                  </w:r>
-                  <w:proofErr w:type="gramEnd"/>
+                    <w:t>[ 4/2021 – 5/2021 ]</w:t>
+                  </w:r>
                 </w:p>
               </w:tc>
             </w:tr>
@@ -7438,15 +7069,7 @@
                 <w:b w:val="0"/>
                 <w:bCs w:val="0"/>
               </w:rPr>
-              <w:t xml:space="preserve">IEEE Honor </w:t>
-            </w:r>
-            <w:proofErr w:type="gramStart"/>
-            <w:r>
-              <w:rPr>
-                <w:b w:val="0"/>
-                <w:bCs w:val="0"/>
-              </w:rPr>
-              <w:t>Society</w:t>
+              <w:t>IEEE Honor Society</w:t>
             </w:r>
             <w:r>
               <w:t xml:space="preserve">  </w:t>
@@ -7457,68 +7080,29 @@
                 <w:sz w:val="16"/>
                 <w:szCs w:val="24"/>
               </w:rPr>
-              <w:t>[</w:t>
-            </w:r>
-            <w:proofErr w:type="gramEnd"/>
+              <w:t>[ 2021 – Present ]</w:t>
+            </w:r>
+          </w:p>
+          <w:p>
+            <w:pPr>
+              <w:pStyle w:val="Heading2"/>
+              <w:keepNext w:val="0"/>
+              <w:rPr>
+                <w:sz w:val="10"/>
+                <w:szCs w:val="10"/>
+              </w:rPr>
+            </w:pPr>
+            <w:r>
+              <w:t xml:space="preserve">IEEE  </w:t>
+            </w:r>
             <w:r>
               <w:rPr>
                 <w:color w:val="4F81BD" w:themeColor="accent1"/>
                 <w:sz w:val="16"/>
                 <w:szCs w:val="24"/>
               </w:rPr>
-              <w:t xml:space="preserve"> 2021 – </w:t>
-            </w:r>
-            <w:proofErr w:type="gramStart"/>
-            <w:r>
-              <w:rPr>
-                <w:color w:val="4F81BD" w:themeColor="accent1"/>
-                <w:sz w:val="16"/>
-                <w:szCs w:val="24"/>
-              </w:rPr>
-              <w:t>Present ]</w:t>
-            </w:r>
-            <w:proofErr w:type="gramEnd"/>
-          </w:p>
-          <w:p>
-            <w:pPr>
-              <w:pStyle w:val="Heading2"/>
-              <w:keepNext w:val="0"/>
-              <w:rPr>
-                <w:sz w:val="10"/>
-                <w:szCs w:val="10"/>
-              </w:rPr>
-            </w:pPr>
-            <w:proofErr w:type="gramStart"/>
-            <w:r>
-              <w:t xml:space="preserve">IEEE  </w:t>
-            </w:r>
-            <w:r>
-              <w:rPr>
-                <w:color w:val="4F81BD" w:themeColor="accent1"/>
-                <w:sz w:val="16"/>
-                <w:szCs w:val="24"/>
-              </w:rPr>
-              <w:t>[</w:t>
-            </w:r>
-            <w:proofErr w:type="gramEnd"/>
-            <w:r>
-              <w:rPr>
-                <w:color w:val="4F81BD" w:themeColor="accent1"/>
-                <w:sz w:val="16"/>
-                <w:szCs w:val="24"/>
-              </w:rPr>
-              <w:t xml:space="preserve"> 2021 – </w:t>
-            </w:r>
-            <w:proofErr w:type="gramStart"/>
-            <w:r>
-              <w:rPr>
-                <w:color w:val="4F81BD" w:themeColor="accent1"/>
-                <w:sz w:val="16"/>
-                <w:szCs w:val="24"/>
-              </w:rPr>
-              <w:t>Present ]</w:t>
-            </w:r>
-            <w:proofErr w:type="gramEnd"/>
+              <w:t>[ 2021 – Present ]</w:t>
+            </w:r>
           </w:p>
         </w:tc>
       </w:tr>
@@ -10422,6 +10006,7 @@
     <w:rsid w:val="00821DAE"/>
     <w:rsid w:val="008341C2"/>
     <w:rsid w:val="008951BE"/>
+    <w:rsid w:val="00896342"/>
     <w:rsid w:val="008B0C3B"/>
     <w:rsid w:val="0091448F"/>
     <w:rsid w:val="00920774"/>

--- a/derieux-resume.docx
+++ b/derieux-resume.docx
@@ -580,6 +580,7 @@
                     </w:rPr>
                     <w:t xml:space="preserve">Quantum AI </w:t>
                   </w:r>
+                  <w:proofErr w:type="gramStart"/>
                   <w:r>
                     <w:rPr>
                       <w:color w:val="1F497D" w:themeColor="text2"/>
@@ -601,6 +602,7 @@
                     </w:rPr>
                     <w:t>Scientist</w:t>
                   </w:r>
+                  <w:proofErr w:type="gramEnd"/>
                   <w:r>
                     <w:rPr>
                       <w:color w:val="1F497D" w:themeColor="text2"/>
@@ -634,7 +636,15 @@
                       <w:color w:val="1F497D" w:themeColor="text2"/>
                       <w:sz w:val="24"/>
                     </w:rPr>
-                    <w:t xml:space="preserve"> Developer</w:t>
+                    <w:t xml:space="preserve"> </w:t>
+                  </w:r>
+                  <w:proofErr w:type="gramStart"/>
+                  <w:r>
+                    <w:rPr>
+                      <w:color w:val="1F497D" w:themeColor="text2"/>
+                      <w:sz w:val="24"/>
+                    </w:rPr>
+                    <w:t>Developer</w:t>
                   </w:r>
                   <w:r>
                     <w:rPr>
@@ -650,6 +660,7 @@
                     </w:rPr>
                     <w:t>}</w:t>
                   </w:r>
+                  <w:proofErr w:type="gramEnd"/>
                 </w:p>
               </w:tc>
               <w:tc>
@@ -1283,11 +1294,16 @@
                     <w:t xml:space="preserve">[ 8/2022 – </w:t>
                   </w:r>
                   <w:r>
-                    <w:t>Expected 12/2026</w:t>
+                    <w:t>Expected 12/</w:t>
+                  </w:r>
+                  <w:proofErr w:type="gramStart"/>
+                  <w:r>
+                    <w:t>2026</w:t>
                   </w:r>
                   <w:r>
                     <w:t xml:space="preserve"> ]</w:t>
                   </w:r>
+                  <w:proofErr w:type="gramEnd"/>
                 </w:p>
               </w:tc>
             </w:tr>
@@ -1451,8 +1467,13 @@
                     <w:keepNext w:val="0"/>
                   </w:pPr>
                   <w:r>
-                    <w:t>[ 1/2021 – 8/2022 ]</w:t>
-                  </w:r>
+                    <w:t>[ 1/2021 – 8/</w:t>
+                  </w:r>
+                  <w:proofErr w:type="gramStart"/>
+                  <w:r>
+                    <w:t>2022 ]</w:t>
+                  </w:r>
+                  <w:proofErr w:type="gramEnd"/>
                 </w:p>
               </w:tc>
             </w:tr>
@@ -1654,8 +1675,13 @@
                     <w:keepNext w:val="0"/>
                   </w:pPr>
                   <w:r>
-                    <w:t>[ 8/2012 – 5/2016 ]</w:t>
-                  </w:r>
+                    <w:t>[ 8/2012 – 5/</w:t>
+                  </w:r>
+                  <w:proofErr w:type="gramStart"/>
+                  <w:r>
+                    <w:t>2016 ]</w:t>
+                  </w:r>
+                  <w:proofErr w:type="gramEnd"/>
                 </w:p>
               </w:tc>
             </w:tr>
@@ -1819,8 +1845,13 @@
                     <w:keepNext w:val="0"/>
                   </w:pPr>
                   <w:r>
-                    <w:t>[ 8/2012 – 12/2016 ]</w:t>
-                  </w:r>
+                    <w:t>[ 8/2012 – 12/</w:t>
+                  </w:r>
+                  <w:proofErr w:type="gramStart"/>
+                  <w:r>
+                    <w:t>2016 ]</w:t>
+                  </w:r>
+                  <w:proofErr w:type="gramEnd"/>
                 </w:p>
               </w:tc>
             </w:tr>
@@ -2005,8 +2036,13 @@
                     <w:keepNext w:val="0"/>
                   </w:pPr>
                   <w:r>
-                    <w:t>[ 8/2021 – Present ]</w:t>
-                  </w:r>
+                    <w:t xml:space="preserve">[ 8/2021 – </w:t>
+                  </w:r>
+                  <w:proofErr w:type="gramStart"/>
+                  <w:r>
+                    <w:t>Present ]</w:t>
+                  </w:r>
+                  <w:proofErr w:type="gramEnd"/>
                 </w:p>
               </w:tc>
             </w:tr>
@@ -2218,11 +2254,16 @@
                     <w:t xml:space="preserve"> </w:t>
                   </w:r>
                   <w:r>
-                    <w:t>05/2023</w:t>
+                    <w:t>05/</w:t>
+                  </w:r>
+                  <w:proofErr w:type="gramStart"/>
+                  <w:r>
+                    <w:t>2023</w:t>
                   </w:r>
                   <w:r>
                     <w:t xml:space="preserve"> ]</w:t>
                   </w:r>
+                  <w:proofErr w:type="gramEnd"/>
                 </w:p>
               </w:tc>
             </w:tr>
@@ -2351,6 +2392,13 @@
                   <w:r>
                     <w:t>Electronics Engineer</w:t>
                   </w:r>
+                  <w:r>
+                    <w:rPr>
+                      <w:b w:val="0"/>
+                      <w:bCs w:val="0"/>
+                    </w:rPr>
+                    <w:t>, TS/SCI clearance</w:t>
+                  </w:r>
                 </w:p>
               </w:tc>
               <w:tc>
@@ -2366,11 +2414,16 @@
                     <w:t xml:space="preserve">[ 2/2017 – </w:t>
                   </w:r>
                   <w:r>
-                    <w:t>9/2024</w:t>
+                    <w:t>9/</w:t>
+                  </w:r>
+                  <w:proofErr w:type="gramStart"/>
+                  <w:r>
+                    <w:t>2024</w:t>
                   </w:r>
                   <w:r>
                     <w:t xml:space="preserve"> ]</w:t>
                   </w:r>
+                  <w:proofErr w:type="gramEnd"/>
                 </w:p>
               </w:tc>
             </w:tr>
@@ -2385,7 +2438,7 @@
                     <w:pStyle w:val="Location"/>
                   </w:pPr>
                   <w:r>
-                    <w:t>U.S. Naval Research Laboratory (NRL), Washington DC, TS/SCI clearance</w:t>
+                    <w:t>U.S. Naval Research Laboratory (NRL), Washington DC</w:t>
                   </w:r>
                 </w:p>
                 <w:p>
@@ -2481,6 +2534,13 @@
                   <w:r>
                     <w:t>Electrical Engineering Co-op</w:t>
                   </w:r>
+                  <w:r>
+                    <w:rPr>
+                      <w:b w:val="0"/>
+                      <w:bCs w:val="0"/>
+                    </w:rPr>
+                    <w:t>, Secret clearance</w:t>
+                  </w:r>
                 </w:p>
               </w:tc>
               <w:tc>
@@ -2493,7 +2553,15 @@
                     <w:keepNext w:val="0"/>
                   </w:pPr>
                   <w:r>
-                    <w:t xml:space="preserve">[ 7/2012 – 2/2017 ] </w:t>
+                    <w:t>[ 7/2012 – 2/</w:t>
+                  </w:r>
+                  <w:proofErr w:type="gramStart"/>
+                  <w:r>
+                    <w:t>2017 ]</w:t>
+                  </w:r>
+                  <w:proofErr w:type="gramEnd"/>
+                  <w:r>
+                    <w:t xml:space="preserve"> </w:t>
                   </w:r>
                 </w:p>
               </w:tc>
@@ -2509,7 +2577,7 @@
                     <w:pStyle w:val="Location"/>
                   </w:pPr>
                   <w:r>
-                    <w:t>U.S. Naval Research Laboratory (NRL), Washington DC, Secret clearance</w:t>
+                    <w:t>U.S. Naval Research Laboratory (NRL), Washington DC</w:t>
                   </w:r>
                 </w:p>
                 <w:p>
@@ -3604,7 +3672,11 @@
               </w:rPr>
             </w:pPr>
             <w:r>
-              <w:t xml:space="preserve">Peer Mentorship  </w:t>
+              <w:t xml:space="preserve">Peer </w:t>
+            </w:r>
+            <w:proofErr w:type="gramStart"/>
+            <w:r>
+              <w:t xml:space="preserve">Mentorship  </w:t>
             </w:r>
             <w:r>
               <w:rPr>
@@ -3612,14 +3684,24 @@
                 <w:sz w:val="16"/>
                 <w:szCs w:val="16"/>
               </w:rPr>
-              <w:t xml:space="preserve">[ </w:t>
-            </w:r>
+              <w:t>[</w:t>
+            </w:r>
+            <w:proofErr w:type="gramEnd"/>
             <w:r>
               <w:rPr>
                 <w:color w:val="4F81BD" w:themeColor="accent1"/>
                 <w:sz w:val="16"/>
                 <w:szCs w:val="16"/>
               </w:rPr>
+              <w:t xml:space="preserve"> </w:t>
+            </w:r>
+            <w:proofErr w:type="gramStart"/>
+            <w:r>
+              <w:rPr>
+                <w:color w:val="4F81BD" w:themeColor="accent1"/>
+                <w:sz w:val="16"/>
+                <w:szCs w:val="16"/>
+              </w:rPr>
               <w:t>2021</w:t>
             </w:r>
             <w:r>
@@ -3628,14 +3710,24 @@
                 <w:sz w:val="16"/>
                 <w:szCs w:val="16"/>
               </w:rPr>
-              <w:t xml:space="preserve">  – </w:t>
-            </w:r>
+              <w:t xml:space="preserve">  –</w:t>
+            </w:r>
+            <w:proofErr w:type="gramEnd"/>
             <w:r>
               <w:rPr>
                 <w:color w:val="4F81BD" w:themeColor="accent1"/>
                 <w:sz w:val="16"/>
                 <w:szCs w:val="16"/>
               </w:rPr>
+              <w:t xml:space="preserve"> </w:t>
+            </w:r>
+            <w:proofErr w:type="gramStart"/>
+            <w:r>
+              <w:rPr>
+                <w:color w:val="4F81BD" w:themeColor="accent1"/>
+                <w:sz w:val="16"/>
+                <w:szCs w:val="16"/>
+              </w:rPr>
               <w:t xml:space="preserve">Present </w:t>
             </w:r>
             <w:r>
@@ -3646,6 +3738,7 @@
               </w:rPr>
               <w:t>]</w:t>
             </w:r>
+            <w:proofErr w:type="gramEnd"/>
             <w:r>
               <w:rPr>
                 <w:color w:val="4F81BD" w:themeColor="accent1"/>
@@ -3672,7 +3765,11 @@
               <w:keepNext w:val="0"/>
             </w:pPr>
             <w:r>
-              <w:t>University and Department Tours</w:t>
+              <w:t xml:space="preserve">University and Department </w:t>
+            </w:r>
+            <w:proofErr w:type="gramStart"/>
+            <w:r>
+              <w:t>Tours</w:t>
             </w:r>
             <w:r>
               <w:rPr>
@@ -3687,14 +3784,24 @@
                 <w:sz w:val="16"/>
                 <w:szCs w:val="16"/>
               </w:rPr>
-              <w:t xml:space="preserve">[ </w:t>
-            </w:r>
+              <w:t>[</w:t>
+            </w:r>
+            <w:proofErr w:type="gramEnd"/>
             <w:r>
               <w:rPr>
                 <w:color w:val="4F81BD" w:themeColor="accent1"/>
                 <w:sz w:val="16"/>
                 <w:szCs w:val="16"/>
               </w:rPr>
+              <w:t xml:space="preserve"> </w:t>
+            </w:r>
+            <w:proofErr w:type="gramStart"/>
+            <w:r>
+              <w:rPr>
+                <w:color w:val="4F81BD" w:themeColor="accent1"/>
+                <w:sz w:val="16"/>
+                <w:szCs w:val="16"/>
+              </w:rPr>
               <w:t>2021</w:t>
             </w:r>
             <w:r>
@@ -3703,14 +3810,24 @@
                 <w:sz w:val="16"/>
                 <w:szCs w:val="16"/>
               </w:rPr>
-              <w:t xml:space="preserve">  – </w:t>
-            </w:r>
+              <w:t xml:space="preserve">  –</w:t>
+            </w:r>
+            <w:proofErr w:type="gramEnd"/>
             <w:r>
               <w:rPr>
                 <w:color w:val="4F81BD" w:themeColor="accent1"/>
                 <w:sz w:val="16"/>
                 <w:szCs w:val="16"/>
               </w:rPr>
+              <w:t xml:space="preserve"> </w:t>
+            </w:r>
+            <w:proofErr w:type="gramStart"/>
+            <w:r>
+              <w:rPr>
+                <w:color w:val="4F81BD" w:themeColor="accent1"/>
+                <w:sz w:val="16"/>
+                <w:szCs w:val="16"/>
+              </w:rPr>
               <w:t xml:space="preserve">Present </w:t>
             </w:r>
             <w:r>
@@ -3721,6 +3838,7 @@
               </w:rPr>
               <w:t>]</w:t>
             </w:r>
+            <w:proofErr w:type="gramEnd"/>
             <w:r>
               <w:rPr>
                 <w:color w:val="4F81BD" w:themeColor="accent1"/>
@@ -3853,7 +3971,15 @@
                 <w:b w:val="0"/>
                 <w:bCs w:val="0"/>
               </w:rPr>
-              <w:t xml:space="preserve">Rising Star Seminar  </w:t>
+              <w:t xml:space="preserve">Rising Star </w:t>
+            </w:r>
+            <w:proofErr w:type="gramStart"/>
+            <w:r>
+              <w:rPr>
+                <w:b w:val="0"/>
+                <w:bCs w:val="0"/>
+              </w:rPr>
+              <w:t xml:space="preserve">Seminar  </w:t>
             </w:r>
             <w:r>
               <w:rPr>
@@ -3861,14 +3987,24 @@
                 <w:sz w:val="16"/>
                 <w:szCs w:val="16"/>
               </w:rPr>
-              <w:t xml:space="preserve">[ </w:t>
-            </w:r>
+              <w:t>[</w:t>
+            </w:r>
+            <w:proofErr w:type="gramEnd"/>
             <w:r>
               <w:rPr>
                 <w:color w:val="4F81BD" w:themeColor="accent1"/>
                 <w:sz w:val="16"/>
                 <w:szCs w:val="16"/>
               </w:rPr>
+              <w:t xml:space="preserve"> </w:t>
+            </w:r>
+            <w:proofErr w:type="gramStart"/>
+            <w:r>
+              <w:rPr>
+                <w:color w:val="4F81BD" w:themeColor="accent1"/>
+                <w:sz w:val="16"/>
+                <w:szCs w:val="16"/>
+              </w:rPr>
               <w:t>2026</w:t>
             </w:r>
             <w:r>
@@ -3879,6 +4015,7 @@
               </w:rPr>
               <w:t xml:space="preserve"> ]</w:t>
             </w:r>
+            <w:proofErr w:type="gramEnd"/>
             <w:r>
               <w:rPr>
                 <w:color w:val="4F81BD" w:themeColor="accent1"/>
@@ -3940,7 +4077,15 @@
                 <w:b w:val="0"/>
                 <w:bCs w:val="0"/>
               </w:rPr>
-              <w:t xml:space="preserve">ICEX Digital Innovator Accelerator  </w:t>
+              <w:t xml:space="preserve">ICEX Digital Innovator </w:t>
+            </w:r>
+            <w:proofErr w:type="gramStart"/>
+            <w:r>
+              <w:rPr>
+                <w:b w:val="0"/>
+                <w:bCs w:val="0"/>
+              </w:rPr>
+              <w:t xml:space="preserve">Accelerator  </w:t>
             </w:r>
             <w:r>
               <w:rPr>
@@ -3948,14 +4093,24 @@
                 <w:sz w:val="16"/>
                 <w:szCs w:val="16"/>
               </w:rPr>
-              <w:t xml:space="preserve">[ </w:t>
-            </w:r>
+              <w:t>[</w:t>
+            </w:r>
+            <w:proofErr w:type="gramEnd"/>
             <w:r>
               <w:rPr>
                 <w:color w:val="4F81BD" w:themeColor="accent1"/>
                 <w:sz w:val="16"/>
                 <w:szCs w:val="16"/>
               </w:rPr>
+              <w:t xml:space="preserve"> </w:t>
+            </w:r>
+            <w:proofErr w:type="gramStart"/>
+            <w:r>
+              <w:rPr>
+                <w:color w:val="4F81BD" w:themeColor="accent1"/>
+                <w:sz w:val="16"/>
+                <w:szCs w:val="16"/>
+              </w:rPr>
               <w:t>2026</w:t>
             </w:r>
             <w:r>
@@ -3966,6 +4121,7 @@
               </w:rPr>
               <w:t xml:space="preserve"> ]</w:t>
             </w:r>
+            <w:proofErr w:type="gramEnd"/>
             <w:r>
               <w:rPr>
                 <w:color w:val="4F81BD" w:themeColor="accent1"/>
@@ -4021,6 +4177,7 @@
               </w:rPr>
               <w:t xml:space="preserve">Fellowship </w:t>
             </w:r>
+            <w:proofErr w:type="gramStart"/>
             <w:r>
               <w:rPr>
                 <w:b w:val="0"/>
@@ -4041,14 +4198,24 @@
                 <w:sz w:val="16"/>
                 <w:szCs w:val="16"/>
               </w:rPr>
-              <w:t xml:space="preserve">[ </w:t>
-            </w:r>
+              <w:t>[</w:t>
+            </w:r>
+            <w:proofErr w:type="gramEnd"/>
             <w:r>
               <w:rPr>
                 <w:color w:val="4F81BD" w:themeColor="accent1"/>
                 <w:sz w:val="16"/>
                 <w:szCs w:val="16"/>
               </w:rPr>
+              <w:t xml:space="preserve"> </w:t>
+            </w:r>
+            <w:proofErr w:type="gramStart"/>
+            <w:r>
+              <w:rPr>
+                <w:color w:val="4F81BD" w:themeColor="accent1"/>
+                <w:sz w:val="16"/>
+                <w:szCs w:val="16"/>
+              </w:rPr>
               <w:t>2026</w:t>
             </w:r>
             <w:r>
@@ -4059,6 +4226,7 @@
               </w:rPr>
               <w:t xml:space="preserve"> ]</w:t>
             </w:r>
+            <w:proofErr w:type="gramEnd"/>
             <w:r>
               <w:rPr>
                 <w:color w:val="4F81BD" w:themeColor="accent1"/>
@@ -4098,7 +4266,15 @@
                 <w:b w:val="0"/>
                 <w:bCs w:val="0"/>
               </w:rPr>
-              <w:t xml:space="preserve">International Delegations  </w:t>
+              <w:t xml:space="preserve">International </w:t>
+            </w:r>
+            <w:proofErr w:type="gramStart"/>
+            <w:r>
+              <w:rPr>
+                <w:b w:val="0"/>
+                <w:bCs w:val="0"/>
+              </w:rPr>
+              <w:t xml:space="preserve">Delegations  </w:t>
             </w:r>
             <w:r>
               <w:rPr>
@@ -4106,15 +4282,16 @@
                 <w:sz w:val="16"/>
                 <w:szCs w:val="16"/>
               </w:rPr>
-              <w:t xml:space="preserve">[ </w:t>
-            </w:r>
+              <w:t>[</w:t>
+            </w:r>
+            <w:proofErr w:type="gramEnd"/>
             <w:r>
               <w:rPr>
                 <w:color w:val="4F81BD" w:themeColor="accent1"/>
                 <w:sz w:val="16"/>
                 <w:szCs w:val="16"/>
               </w:rPr>
-              <w:t>2025 – 2026</w:t>
+              <w:t xml:space="preserve"> </w:t>
             </w:r>
             <w:r>
               <w:rPr>
@@ -4122,8 +4299,26 @@
                 <w:sz w:val="16"/>
                 <w:szCs w:val="16"/>
               </w:rPr>
+              <w:t xml:space="preserve">2025 – </w:t>
+            </w:r>
+            <w:proofErr w:type="gramStart"/>
+            <w:r>
+              <w:rPr>
+                <w:color w:val="4F81BD" w:themeColor="accent1"/>
+                <w:sz w:val="16"/>
+                <w:szCs w:val="16"/>
+              </w:rPr>
+              <w:t>2026</w:t>
+            </w:r>
+            <w:r>
+              <w:rPr>
+                <w:color w:val="4F81BD" w:themeColor="accent1"/>
+                <w:sz w:val="16"/>
+                <w:szCs w:val="16"/>
+              </w:rPr>
               <w:t xml:space="preserve"> ]</w:t>
             </w:r>
+            <w:proofErr w:type="gramEnd"/>
             <w:r>
               <w:rPr>
                 <w:color w:val="4F81BD" w:themeColor="accent1"/>
@@ -4191,7 +4386,15 @@
                 <w:b w:val="0"/>
                 <w:bCs w:val="0"/>
               </w:rPr>
-              <w:t xml:space="preserve"> Events</w:t>
+              <w:t xml:space="preserve"> </w:t>
+            </w:r>
+            <w:proofErr w:type="gramStart"/>
+            <w:r>
+              <w:rPr>
+                <w:b w:val="0"/>
+                <w:bCs w:val="0"/>
+              </w:rPr>
+              <w:t>Events</w:t>
             </w:r>
             <w:r>
               <w:rPr>
@@ -4206,14 +4409,23 @@
                 <w:sz w:val="16"/>
                 <w:szCs w:val="16"/>
               </w:rPr>
-              <w:t xml:space="preserve">[ </w:t>
-            </w:r>
+              <w:t>[</w:t>
+            </w:r>
+            <w:proofErr w:type="gramEnd"/>
             <w:r>
               <w:rPr>
                 <w:color w:val="4F81BD" w:themeColor="accent1"/>
                 <w:sz w:val="16"/>
                 <w:szCs w:val="16"/>
               </w:rPr>
+              <w:t xml:space="preserve"> </w:t>
+            </w:r>
+            <w:r>
+              <w:rPr>
+                <w:color w:val="4F81BD" w:themeColor="accent1"/>
+                <w:sz w:val="16"/>
+                <w:szCs w:val="16"/>
+              </w:rPr>
               <w:t>2025</w:t>
             </w:r>
             <w:r>
@@ -4224,6 +4436,7 @@
               </w:rPr>
               <w:t xml:space="preserve"> – </w:t>
             </w:r>
+            <w:proofErr w:type="gramStart"/>
             <w:r>
               <w:rPr>
                 <w:color w:val="4F81BD" w:themeColor="accent1"/>
@@ -4240,6 +4453,7 @@
               </w:rPr>
               <w:t>]</w:t>
             </w:r>
+            <w:proofErr w:type="gramEnd"/>
             <w:r>
               <w:rPr>
                 <w:color w:val="4F81BD" w:themeColor="accent1"/>
@@ -4275,7 +4489,15 @@
                 <w:b w:val="0"/>
                 <w:bCs w:val="0"/>
               </w:rPr>
-              <w:t>Fellowship Panels</w:t>
+              <w:t xml:space="preserve">Fellowship </w:t>
+            </w:r>
+            <w:proofErr w:type="gramStart"/>
+            <w:r>
+              <w:rPr>
+                <w:b w:val="0"/>
+                <w:bCs w:val="0"/>
+              </w:rPr>
+              <w:t>Panels</w:t>
             </w:r>
             <w:r>
               <w:rPr>
@@ -4290,14 +4512,23 @@
                 <w:sz w:val="16"/>
                 <w:szCs w:val="16"/>
               </w:rPr>
-              <w:t xml:space="preserve">[ </w:t>
-            </w:r>
+              <w:t>[</w:t>
+            </w:r>
+            <w:proofErr w:type="gramEnd"/>
             <w:r>
               <w:rPr>
                 <w:color w:val="4F81BD" w:themeColor="accent1"/>
                 <w:sz w:val="16"/>
                 <w:szCs w:val="16"/>
               </w:rPr>
+              <w:t xml:space="preserve"> </w:t>
+            </w:r>
+            <w:r>
+              <w:rPr>
+                <w:color w:val="4F81BD" w:themeColor="accent1"/>
+                <w:sz w:val="16"/>
+                <w:szCs w:val="16"/>
+              </w:rPr>
               <w:t>2022</w:t>
             </w:r>
             <w:r>
@@ -4308,6 +4539,7 @@
               </w:rPr>
               <w:t xml:space="preserve"> – </w:t>
             </w:r>
+            <w:proofErr w:type="gramStart"/>
             <w:r>
               <w:rPr>
                 <w:color w:val="4F81BD" w:themeColor="accent1"/>
@@ -4324,6 +4556,7 @@
               </w:rPr>
               <w:t>]</w:t>
             </w:r>
+            <w:proofErr w:type="gramEnd"/>
             <w:r>
               <w:rPr>
                 <w:color w:val="4F81BD" w:themeColor="accent1"/>
@@ -4375,6 +4608,7 @@
               </w:rPr>
               <w:t xml:space="preserve">Research </w:t>
             </w:r>
+            <w:proofErr w:type="gramStart"/>
             <w:r>
               <w:rPr>
                 <w:b w:val="0"/>
@@ -4388,14 +4622,24 @@
                 <w:sz w:val="16"/>
                 <w:szCs w:val="16"/>
               </w:rPr>
-              <w:t xml:space="preserve">[ </w:t>
-            </w:r>
+              <w:t>[</w:t>
+            </w:r>
+            <w:proofErr w:type="gramEnd"/>
             <w:r>
               <w:rPr>
                 <w:color w:val="4F81BD" w:themeColor="accent1"/>
                 <w:sz w:val="16"/>
                 <w:szCs w:val="16"/>
               </w:rPr>
+              <w:t xml:space="preserve"> </w:t>
+            </w:r>
+            <w:proofErr w:type="gramStart"/>
+            <w:r>
+              <w:rPr>
+                <w:color w:val="4F81BD" w:themeColor="accent1"/>
+                <w:sz w:val="16"/>
+                <w:szCs w:val="16"/>
+              </w:rPr>
               <w:t>202</w:t>
             </w:r>
             <w:r>
@@ -4412,14 +4656,24 @@
                 <w:sz w:val="16"/>
                 <w:szCs w:val="16"/>
               </w:rPr>
-              <w:t xml:space="preserve">  – </w:t>
-            </w:r>
+              <w:t xml:space="preserve">  –</w:t>
+            </w:r>
+            <w:proofErr w:type="gramEnd"/>
             <w:r>
               <w:rPr>
                 <w:color w:val="4F81BD" w:themeColor="accent1"/>
                 <w:sz w:val="16"/>
                 <w:szCs w:val="16"/>
               </w:rPr>
+              <w:t xml:space="preserve"> </w:t>
+            </w:r>
+            <w:proofErr w:type="gramStart"/>
+            <w:r>
+              <w:rPr>
+                <w:color w:val="4F81BD" w:themeColor="accent1"/>
+                <w:sz w:val="16"/>
+                <w:szCs w:val="16"/>
+              </w:rPr>
               <w:t xml:space="preserve">Present </w:t>
             </w:r>
             <w:r>
@@ -4430,6 +4684,7 @@
               </w:rPr>
               <w:t>]</w:t>
             </w:r>
+            <w:proofErr w:type="gramEnd"/>
             <w:r>
               <w:rPr>
                 <w:color w:val="4F81BD" w:themeColor="accent1"/>
@@ -4469,7 +4724,15 @@
                 <w:b w:val="0"/>
                 <w:bCs w:val="0"/>
               </w:rPr>
-              <w:t xml:space="preserve">Guest Lecture, Quantum Machine Learning  </w:t>
+              <w:t xml:space="preserve">Guest Lecture, Quantum Machine </w:t>
+            </w:r>
+            <w:proofErr w:type="gramStart"/>
+            <w:r>
+              <w:rPr>
+                <w:b w:val="0"/>
+                <w:bCs w:val="0"/>
+              </w:rPr>
+              <w:t xml:space="preserve">Learning  </w:t>
             </w:r>
             <w:r>
               <w:rPr>
@@ -4477,14 +4740,24 @@
                 <w:sz w:val="16"/>
                 <w:szCs w:val="16"/>
               </w:rPr>
-              <w:t xml:space="preserve">[ </w:t>
-            </w:r>
+              <w:t>[</w:t>
+            </w:r>
+            <w:proofErr w:type="gramEnd"/>
             <w:r>
               <w:rPr>
                 <w:color w:val="4F81BD" w:themeColor="accent1"/>
                 <w:sz w:val="16"/>
                 <w:szCs w:val="16"/>
               </w:rPr>
+              <w:t xml:space="preserve"> </w:t>
+            </w:r>
+            <w:proofErr w:type="gramStart"/>
+            <w:r>
+              <w:rPr>
+                <w:color w:val="4F81BD" w:themeColor="accent1"/>
+                <w:sz w:val="16"/>
+                <w:szCs w:val="16"/>
+              </w:rPr>
               <w:t>2025</w:t>
             </w:r>
             <w:r>
@@ -4495,6 +4768,7 @@
               </w:rPr>
               <w:t xml:space="preserve"> ]</w:t>
             </w:r>
+            <w:proofErr w:type="gramEnd"/>
             <w:r>
               <w:rPr>
                 <w:color w:val="4F81BD" w:themeColor="accent1"/>
@@ -4534,7 +4808,15 @@
                 <w:b w:val="0"/>
                 <w:bCs w:val="0"/>
               </w:rPr>
-              <w:t xml:space="preserve">International Conference on Learning Representations (ICLR)  </w:t>
+              <w:t>International Conference on Learning Representations (</w:t>
+            </w:r>
+            <w:proofErr w:type="gramStart"/>
+            <w:r>
+              <w:rPr>
+                <w:b w:val="0"/>
+                <w:bCs w:val="0"/>
+              </w:rPr>
+              <w:t xml:space="preserve">ICLR)  </w:t>
             </w:r>
             <w:r>
               <w:rPr>
@@ -4542,14 +4824,24 @@
                 <w:sz w:val="16"/>
                 <w:szCs w:val="16"/>
               </w:rPr>
-              <w:t xml:space="preserve">[ </w:t>
-            </w:r>
+              <w:t>[</w:t>
+            </w:r>
+            <w:proofErr w:type="gramEnd"/>
             <w:r>
               <w:rPr>
                 <w:color w:val="4F81BD" w:themeColor="accent1"/>
                 <w:sz w:val="16"/>
                 <w:szCs w:val="16"/>
               </w:rPr>
+              <w:t xml:space="preserve"> </w:t>
+            </w:r>
+            <w:proofErr w:type="gramStart"/>
+            <w:r>
+              <w:rPr>
+                <w:color w:val="4F81BD" w:themeColor="accent1"/>
+                <w:sz w:val="16"/>
+                <w:szCs w:val="16"/>
+              </w:rPr>
               <w:t>2025</w:t>
             </w:r>
             <w:r>
@@ -4560,6 +4852,7 @@
               </w:rPr>
               <w:t xml:space="preserve"> ]</w:t>
             </w:r>
+            <w:proofErr w:type="gramEnd"/>
             <w:r>
               <w:rPr>
                 <w:color w:val="4F81BD" w:themeColor="accent1"/>
@@ -4599,7 +4892,15 @@
                 <w:b w:val="0"/>
                 <w:bCs w:val="0"/>
               </w:rPr>
-              <w:t xml:space="preserve">AWS Quantum Networks Workshop (QNW)  </w:t>
+              <w:t>AWS Quantum Networks Workshop (</w:t>
+            </w:r>
+            <w:proofErr w:type="gramStart"/>
+            <w:r>
+              <w:rPr>
+                <w:b w:val="0"/>
+                <w:bCs w:val="0"/>
+              </w:rPr>
+              <w:t xml:space="preserve">QNW)  </w:t>
             </w:r>
             <w:r>
               <w:rPr>
@@ -4607,14 +4908,24 @@
                 <w:sz w:val="16"/>
                 <w:szCs w:val="16"/>
               </w:rPr>
-              <w:t xml:space="preserve">[ </w:t>
-            </w:r>
+              <w:t>[</w:t>
+            </w:r>
+            <w:proofErr w:type="gramEnd"/>
             <w:r>
               <w:rPr>
                 <w:color w:val="4F81BD" w:themeColor="accent1"/>
                 <w:sz w:val="16"/>
                 <w:szCs w:val="16"/>
               </w:rPr>
+              <w:t xml:space="preserve"> </w:t>
+            </w:r>
+            <w:proofErr w:type="gramStart"/>
+            <w:r>
+              <w:rPr>
+                <w:color w:val="4F81BD" w:themeColor="accent1"/>
+                <w:sz w:val="16"/>
+                <w:szCs w:val="16"/>
+              </w:rPr>
               <w:t>2023</w:t>
             </w:r>
             <w:r>
@@ -4625,6 +4936,7 @@
               </w:rPr>
               <w:t xml:space="preserve"> ]</w:t>
             </w:r>
+            <w:proofErr w:type="gramEnd"/>
             <w:r>
               <w:rPr>
                 <w:color w:val="4F81BD" w:themeColor="accent1"/>
@@ -4664,7 +4976,15 @@
                 <w:b w:val="0"/>
                 <w:bCs w:val="0"/>
               </w:rPr>
-              <w:t xml:space="preserve">International Laser Ranging Service (ILRS) Technical Workshop  </w:t>
+              <w:t xml:space="preserve">International Laser Ranging Service (ILRS) Technical </w:t>
+            </w:r>
+            <w:proofErr w:type="gramStart"/>
+            <w:r>
+              <w:rPr>
+                <w:b w:val="0"/>
+                <w:bCs w:val="0"/>
+              </w:rPr>
+              <w:t xml:space="preserve">Workshop  </w:t>
             </w:r>
             <w:r>
               <w:rPr>
@@ -4672,14 +4992,24 @@
                 <w:sz w:val="16"/>
                 <w:szCs w:val="16"/>
               </w:rPr>
-              <w:t xml:space="preserve">[ </w:t>
-            </w:r>
+              <w:t>[</w:t>
+            </w:r>
+            <w:proofErr w:type="gramEnd"/>
             <w:r>
               <w:rPr>
                 <w:color w:val="4F81BD" w:themeColor="accent1"/>
                 <w:sz w:val="16"/>
                 <w:szCs w:val="16"/>
               </w:rPr>
+              <w:t xml:space="preserve"> </w:t>
+            </w:r>
+            <w:proofErr w:type="gramStart"/>
+            <w:r>
+              <w:rPr>
+                <w:color w:val="4F81BD" w:themeColor="accent1"/>
+                <w:sz w:val="16"/>
+                <w:szCs w:val="16"/>
+              </w:rPr>
               <w:t>2019</w:t>
             </w:r>
             <w:r>
@@ -4690,6 +5020,7 @@
               </w:rPr>
               <w:t xml:space="preserve"> ]</w:t>
             </w:r>
+            <w:proofErr w:type="gramEnd"/>
             <w:r>
               <w:rPr>
                 <w:color w:val="4F81BD" w:themeColor="accent1"/>
@@ -4729,7 +5060,15 @@
                 <w:b w:val="0"/>
                 <w:bCs w:val="0"/>
               </w:rPr>
-              <w:t xml:space="preserve">NRL Research Presentations and Performance Reviews  </w:t>
+              <w:t xml:space="preserve">NRL Research Presentations and Performance </w:t>
+            </w:r>
+            <w:proofErr w:type="gramStart"/>
+            <w:r>
+              <w:rPr>
+                <w:b w:val="0"/>
+                <w:bCs w:val="0"/>
+              </w:rPr>
+              <w:t xml:space="preserve">Reviews  </w:t>
             </w:r>
             <w:r>
               <w:rPr>
@@ -4737,14 +5076,23 @@
                 <w:sz w:val="16"/>
                 <w:szCs w:val="16"/>
               </w:rPr>
-              <w:t>[ 201</w:t>
-            </w:r>
+              <w:t>[</w:t>
+            </w:r>
+            <w:proofErr w:type="gramEnd"/>
             <w:r>
               <w:rPr>
                 <w:color w:val="4F81BD" w:themeColor="accent1"/>
                 <w:sz w:val="16"/>
                 <w:szCs w:val="16"/>
               </w:rPr>
+              <w:t xml:space="preserve"> 201</w:t>
+            </w:r>
+            <w:r>
+              <w:rPr>
+                <w:color w:val="4F81BD" w:themeColor="accent1"/>
+                <w:sz w:val="16"/>
+                <w:szCs w:val="16"/>
+              </w:rPr>
               <w:t>0</w:t>
             </w:r>
             <w:r>
@@ -4755,13 +5103,23 @@
               </w:rPr>
               <w:t xml:space="preserve"> – </w:t>
             </w:r>
+            <w:proofErr w:type="gramStart"/>
             <w:r>
               <w:rPr>
                 <w:color w:val="4F81BD" w:themeColor="accent1"/>
                 <w:sz w:val="16"/>
                 <w:szCs w:val="16"/>
               </w:rPr>
-              <w:t xml:space="preserve">2024 ]  </w:t>
+              <w:t>2024 ]</w:t>
+            </w:r>
+            <w:proofErr w:type="gramEnd"/>
+            <w:r>
+              <w:rPr>
+                <w:color w:val="4F81BD" w:themeColor="accent1"/>
+                <w:sz w:val="16"/>
+                <w:szCs w:val="16"/>
+              </w:rPr>
+              <w:t xml:space="preserve">  </w:t>
             </w:r>
             <w:r>
               <w:rPr>
@@ -4930,8 +5288,13 @@
                     <w:keepNext w:val="0"/>
                   </w:pPr>
                   <w:r>
-                    <w:t>[ 6/2026 ]</w:t>
-                  </w:r>
+                    <w:t>[ 6/</w:t>
+                  </w:r>
+                  <w:proofErr w:type="gramStart"/>
+                  <w:r>
+                    <w:t>2026 ]</w:t>
+                  </w:r>
+                  <w:proofErr w:type="gramEnd"/>
                 </w:p>
               </w:tc>
             </w:tr>
@@ -5362,8 +5725,13 @@
                     <w:keepNext w:val="0"/>
                   </w:pPr>
                   <w:r>
-                    <w:t>[ 3/2023 ]</w:t>
-                  </w:r>
+                    <w:t>[ 3/</w:t>
+                  </w:r>
+                  <w:proofErr w:type="gramStart"/>
+                  <w:r>
+                    <w:t>2023 ]</w:t>
+                  </w:r>
+                  <w:proofErr w:type="gramEnd"/>
                 </w:p>
               </w:tc>
             </w:tr>
@@ -5497,8 +5865,13 @@
                     <w:keepNext w:val="0"/>
                   </w:pPr>
                   <w:r>
-                    <w:t>[ 1/2021 – 8/2022 ]</w:t>
-                  </w:r>
+                    <w:t>[ 1/2021 – 8/</w:t>
+                  </w:r>
+                  <w:proofErr w:type="gramStart"/>
+                  <w:r>
+                    <w:t>2022 ]</w:t>
+                  </w:r>
+                  <w:proofErr w:type="gramEnd"/>
                 </w:p>
               </w:tc>
             </w:tr>
@@ -5641,8 +6014,13 @@
                     <w:keepNext w:val="0"/>
                   </w:pPr>
                   <w:r>
-                    <w:t>[ 10/2021 – 12/2021 ]</w:t>
-                  </w:r>
+                    <w:t>[ 10/2021 – 12/</w:t>
+                  </w:r>
+                  <w:proofErr w:type="gramStart"/>
+                  <w:r>
+                    <w:t>2021 ]</w:t>
+                  </w:r>
+                  <w:proofErr w:type="gramEnd"/>
                 </w:p>
               </w:tc>
             </w:tr>
@@ -5758,8 +6136,13 @@
                     <w:keepNext w:val="0"/>
                   </w:pPr>
                   <w:r>
-                    <w:t>[ 4/2021 – 5/2021 ]</w:t>
-                  </w:r>
+                    <w:t>[ 4/2021 – 5/</w:t>
+                  </w:r>
+                  <w:proofErr w:type="gramStart"/>
+                  <w:r>
+                    <w:t>2021 ]</w:t>
+                  </w:r>
+                  <w:proofErr w:type="gramEnd"/>
                 </w:p>
               </w:tc>
             </w:tr>
@@ -7069,7 +7452,15 @@
                 <w:b w:val="0"/>
                 <w:bCs w:val="0"/>
               </w:rPr>
-              <w:t>IEEE Honor Society</w:t>
+              <w:t xml:space="preserve">IEEE Honor </w:t>
+            </w:r>
+            <w:proofErr w:type="gramStart"/>
+            <w:r>
+              <w:rPr>
+                <w:b w:val="0"/>
+                <w:bCs w:val="0"/>
+              </w:rPr>
+              <w:t>Society</w:t>
             </w:r>
             <w:r>
               <w:t xml:space="preserve">  </w:t>
@@ -7080,8 +7471,27 @@
                 <w:sz w:val="16"/>
                 <w:szCs w:val="24"/>
               </w:rPr>
-              <w:t>[ 2021 – Present ]</w:t>
-            </w:r>
+              <w:t>[</w:t>
+            </w:r>
+            <w:proofErr w:type="gramEnd"/>
+            <w:r>
+              <w:rPr>
+                <w:color w:val="4F81BD" w:themeColor="accent1"/>
+                <w:sz w:val="16"/>
+                <w:szCs w:val="24"/>
+              </w:rPr>
+              <w:t xml:space="preserve"> 2021 – </w:t>
+            </w:r>
+            <w:proofErr w:type="gramStart"/>
+            <w:r>
+              <w:rPr>
+                <w:color w:val="4F81BD" w:themeColor="accent1"/>
+                <w:sz w:val="16"/>
+                <w:szCs w:val="24"/>
+              </w:rPr>
+              <w:t>Present ]</w:t>
+            </w:r>
+            <w:proofErr w:type="gramEnd"/>
           </w:p>
           <w:p>
             <w:pPr>
@@ -7092,6 +7502,7 @@
                 <w:szCs w:val="10"/>
               </w:rPr>
             </w:pPr>
+            <w:proofErr w:type="gramStart"/>
             <w:r>
               <w:t xml:space="preserve">IEEE  </w:t>
             </w:r>
@@ -7101,8 +7512,27 @@
                 <w:sz w:val="16"/>
                 <w:szCs w:val="24"/>
               </w:rPr>
-              <w:t>[ 2021 – Present ]</w:t>
-            </w:r>
+              <w:t>[</w:t>
+            </w:r>
+            <w:proofErr w:type="gramEnd"/>
+            <w:r>
+              <w:rPr>
+                <w:color w:val="4F81BD" w:themeColor="accent1"/>
+                <w:sz w:val="16"/>
+                <w:szCs w:val="24"/>
+              </w:rPr>
+              <w:t xml:space="preserve"> 2021 – </w:t>
+            </w:r>
+            <w:proofErr w:type="gramStart"/>
+            <w:r>
+              <w:rPr>
+                <w:color w:val="4F81BD" w:themeColor="accent1"/>
+                <w:sz w:val="16"/>
+                <w:szCs w:val="24"/>
+              </w:rPr>
+              <w:t>Present ]</w:t>
+            </w:r>
+            <w:proofErr w:type="gramEnd"/>
           </w:p>
         </w:tc>
       </w:tr>
@@ -10008,6 +10438,7 @@
     <w:rsid w:val="008951BE"/>
     <w:rsid w:val="00896342"/>
     <w:rsid w:val="008B0C3B"/>
+    <w:rsid w:val="008F6324"/>
     <w:rsid w:val="0091448F"/>
     <w:rsid w:val="00920774"/>
     <w:rsid w:val="00963654"/>
